--- a/por/docx/50.content.docx
+++ b/por/docx/50.content.docx
@@ -11,6 +11,15 @@
         <w:pStyle w:val="Heading2"/>
       </w:pPr>
       <w:r>
+        <w:t>Resource: Notas de Estudo (Tyndale)</w:t>
+      </w:r>
+      <w:r/>
+    </w:p>
+    <w:p>
+      <w:pPr>
+        <w:pStyle w:val="Heading2"/>
+      </w:pPr>
+      <w:r>
         <w:t>License Information</w:t>
       </w:r>
       <w:r/>
@@ -21,7 +30,7 @@
         <w:rPr>
           <w:b/>
         </w:rPr>
-        <w:t>Study Notes (Tyndale)</w:t>
+        <w:t>Notas de Estudo (Tyndale)</w:t>
       </w:r>
       <w:r>
         <w:t xml:space="preserve"> (Portuguese) is based on</w:t>
@@ -74,7 +83,7 @@
         <w:pStyle w:val="Heading1"/>
       </w:pPr>
       <w:r>
-        <w:t>Study Notes (Tyndale)</w:t>
+        <w:t>Notas de Estudo (Tyndale)</w:t>
       </w:r>
     </w:p>
     <w:p>
@@ -83,6 +92,51 @@
           <w:headerReference w:type="even" r:id="rId8"/>
           <w:headerReference w:type="default" r:id="rId9"/>
           <w:footerReference w:type="default" r:id="rId10"/>
+          <w:footnotePr>
+            <w:numRestart w:val="eachSect"/>
+          </w:footnotePr>
+          <w:type w:val="continuous"/>
+          <w:pgSz w:w="12240" w:h="15840" w:code="1"/>
+          <w:pgMar w:top="1440" w:right="1440" w:bottom="1440" w:left="1440" w:header="504" w:footer="504" w:gutter="0"/>
+          <w:cols w:space="708"/>
+          <w:titlePg/>
+          <w:docGrid w:linePitch="360"/>
+        </w:sectPr>
+      </w:pPr>
+    </w:p>
+    <w:p>
+      <w:r/>
+    </w:p>
+    <w:p>
+      <w:pPr>
+        <w:pStyle w:val="Heading2"/>
+      </w:pPr>
+      <w:r>
+        <w:t>PHP</w:t>
+      </w:r>
+      <w:r/>
+    </w:p>
+    <w:p>
+      <w:r/>
+      <w:r>
+        <w:rPr>
+          <w:i/>
+        </w:rPr>
+        <w:t>Filipenses 1.1, Filipenses 1.1–2, Filipenses 1.2, Filipenses 1.3–11, Filipenses 1.4–6, Filipenses 1.5, Filipenses 1.6, Filipenses 1.7, Filipenses 1.9–10, Filipenses 1.11, Filipenses 1.12, Filipenses 1.12–19, Filipenses 1.13, Filipenses 1.14, Filipenses 1.15–18, Filipenses 1.19, Filipenses 1.21, Filipenses 1.23, Filipenses 1.25, Filipenses 1.27, Filipenses 1.27–30, Filipenses 1.28, Filipenses 1.29, Filipenses 1.30, Filipenses 2.1–2, Filipenses 2.1–11, Filipenses 2.3–4, Filipenses 2.6, Filipenses 2.6–11, Filipenses 2.7, Filipenses 2.8, Filipenses 2.9, Filipenses 2.10–11, Filipenses 2.12, Filipenses 2.12–18, Filipenses 2.13, Filipenses 2.14, Filipenses 2.15, Filipenses 2.16, Filipenses 2.17–18, Filipenses 2.19–24, Filipenses 2.23, Filipenses 2.24, Filipenses 2.25–30, Filipenses 2.27, Filipenses 2.29–30, Filipenses 3.1, Filipenses 3.2, Filipenses 3.2–11, Filipenses 3.3, Filipenses 3.4, Filipenses 3.5, Filipenses 3.5–6, Filipenses 3.6, Filipenses 3.7–8, Filipenses 3.9, Filipenses 3.10, Filipenses 3.11, Filipenses 3.12–4.1, Filipenses 3.13–14, Filipenses 3.15, Filipenses 3.16, Filipenses 3.17, Filipenses 3.18, Filipenses 3.19, Filipenses 3.20, Filipenses 3.21, Filipenses 4.1, Filipenses 4.2, Filipenses 4.2–9, Filipenses 4.3, Filipenses 4.4, Filipenses 4.4–6, Filipenses 4.5, Filipenses 4.6, Filipenses 4.7, Filipenses 4.8, Filipenses 4.9, Filipenses 4.10, Filipenses 4.10–20, Filipenses 4.11–12, Filipenses 4.13, Filipenses 4.14, Filipenses 4.15, Filipenses 4.16, Filipenses 4.17, Filipenses 4.18, Filipenses 4.20, Filipenses 4.22, Filipenses 4.23</w:t>
+      </w:r>
+      <w:r/>
+    </w:p>
+    <w:p>
+      <w:r/>
+      <w:r>
+        <w:t xml:space="preserve"> </w:t>
+      </w:r>
+      <w:r/>
+      <w:r/>
+    </w:p>
+    <w:p>
+      <w:pPr>
+        <w:sectPr>
           <w:footnotePr>
             <w:numRestart w:val="eachSect"/>
           </w:footnotePr>

--- a/por/docx/50.content.docx
+++ b/por/docx/50.content.docx
@@ -163,13 +163,6 @@
         <w:rPr>
           <w:lang w:val="pt_PT" w:bidi="pt_PT"/>
         </w:rPr>
-      </w:r>
-      <w:r>
-        <w:rPr>
-          <w:i/>
-          <w:lang w:val="pt_PT" w:bidi="pt_PT"/>
-        </w:rPr>
-        <w:t>Filipenses 1.1, Filipenses 1.1–2, Filipenses 1.2, Filipenses 1.3–11, Filipenses 1.4–6, Filipenses 1.5, Filipenses 1.6, Filipenses 1.7, Filipenses 1.9–10, Filipenses 1.11, Filipenses 1.12, Filipenses 1.12–19, Filipenses 1.13, Filipenses 1.14, Filipenses 1.15–18, Filipenses 1.19, Filipenses 1.21, Filipenses 1.23, Filipenses 1.25, Filipenses 1.27, Filipenses 1.27–30, Filipenses 1.28, Filipenses 1.29, Filipenses 1.30, Filipenses 2.1–2, Filipenses 2.1–11, Filipenses 2.3–4, Filipenses 2.6, Filipenses 2.6–11, Filipenses 2.7, Filipenses 2.8, Filipenses 2.9, Filipenses 2.10–11, Filipenses 2.12, Filipenses 2.12–18, Filipenses 2.13, Filipenses 2.14, Filipenses 2.15, Filipenses 2.16, Filipenses 2.17–18, Filipenses 2.19–24, Filipenses 2.23, Filipenses 2.24, Filipenses 2.25–30, Filipenses 2.27, Filipenses 2.29–30, Filipenses 3.1, Filipenses 3.2, Filipenses 3.2–11, Filipenses 3.3, Filipenses 3.4, Filipenses 3.5, Filipenses 3.5–6, Filipenses 3.6, Filipenses 3.7–8, Filipenses 3.9, Filipenses 3.10, Filipenses 3.11, Filipenses 3.12–4.1, Filipenses 3.13–14, Filipenses 3.15, Filipenses 3.16, Filipenses 3.17, Filipenses 3.18, Filipenses 3.19, Filipenses 3.20, Filipenses 3.21, Filipenses 4.1, Filipenses 4.2, Filipenses 4.2–9, Filipenses 4.3, Filipenses 4.4, Filipenses 4.4–6, Filipenses 4.5, Filipenses 4.6, Filipenses 4.7, Filipenses 4.8, Filipenses 4.9, Filipenses 4.10, Filipenses 4.10–20, Filipenses 4.11–12, Filipenses 4.13, Filipenses 4.14, Filipenses 4.15, Filipenses 4.16, Filipenses 4.17, Filipenses 4.18, Filipenses 4.20, Filipenses 4.22, Filipenses 4.23</w:t>
       </w:r>
       <w:r>
         <w:rPr>

--- a/por/docx/50.content.docx
+++ b/por/docx/50.content.docx
@@ -150,19 +150,6 @@
           <w:lang w:val="pt_PT" w:bidi="pt_PT"/>
         </w:rPr>
         <w:t>PHP</w:t>
-      </w:r>
-      <w:r>
-        <w:rPr>
-          <w:lang w:val="pt_PT" w:bidi="pt_PT"/>
-        </w:rPr>
-      </w:r>
-    </w:p>
-    <w:p>
-      <w:pPr/>
-      <w:r>
-        <w:rPr>
-          <w:lang w:val="pt_PT" w:bidi="pt_PT"/>
-        </w:rPr>
       </w:r>
       <w:r>
         <w:rPr>

--- a/por/docx/50.content.docx
+++ b/por/docx/50.content.docx
@@ -19,7 +19,7 @@
         <w:rPr>
           <w:lang w:val="pt_PT" w:bidi="pt_PT"/>
         </w:rPr>
-        <w:t>Resource: Notas de Estudo (Tyndale)</w:t>
+        <w:t>Resource: Tyndale Open Study Notes</w:t>
       </w:r>
       <w:r>
         <w:rPr>
@@ -112,7 +112,7 @@
         <w:rPr>
           <w:lang w:val="pt_PT" w:bidi="pt_PT"/>
         </w:rPr>
-        <w:t>Notas de Estudo (Tyndale)</w:t>
+        <w:t>Tyndale Open Study Notes</w:t>
       </w:r>
     </w:p>
     <w:p>

--- a/por/docx/50.content.docx
+++ b/por/docx/50.content.docx
@@ -19,7 +19,7 @@
         <w:rPr>
           <w:lang w:val="pt_PT" w:bidi="pt_PT"/>
         </w:rPr>
-        <w:t>Resource: Tyndale Open Study Notes</w:t>
+        <w:t>Resource: Aquifer Open Study Notes</w:t>
       </w:r>
       <w:r>
         <w:rPr>
@@ -112,7 +112,7 @@
         <w:rPr>
           <w:lang w:val="pt_PT" w:bidi="pt_PT"/>
         </w:rPr>
-        <w:t>Tyndale Open Study Notes</w:t>
+        <w:t>Aquifer Open Study Notes</w:t>
       </w:r>
     </w:p>
     <w:p>

--- a/por/docx/50.content.docx
+++ b/por/docx/50.content.docx
@@ -233,162 +233,108 @@
         </w:rPr>
         <w:t xml:space="preserve">Timóteo foi um dos colaboradores e mensageiros mais confiáveis de Paulo. Ele é listado como coautor em outras cinco cartas (2Co, Cl, 1Ts, 2Ts, Fm). • escravos de Cristo Jesus: Como aqueles que pertencem inteiramente a Cristo, eles eram completamente dedicados ao seu serviço (veja </w:t>
       </w:r>
-      <w:hyperlink r:id="rId13">
-        <w:r>
-          <w:rPr>
-            <w:lang w:val="pt_PT" w:bidi="pt_PT"/>
-          </w:rPr>
-          <w:rPr>
-            <w:color w:val="0000EE"/>
-            <w:u w:val="single"/>
-          </w:rPr>
-          <w:t>Fp 2.20–21</w:t>
-        </w:r>
-      </w:hyperlink>
+      <w:r>
+        <w:rPr>
+          <w:lang w:val="pt_PT" w:bidi="pt_PT"/>
+        </w:rPr>
+        <w:t>Fp 2.20–21</w:t>
+      </w:r>
       <w:r>
         <w:rPr>
           <w:lang w:val="pt_PT" w:bidi="pt_PT"/>
         </w:rPr>
         <w:t xml:space="preserve">). • o povo santo de Deus foi santificado aos olhos de Deus pela obra redentora de Cristo (veja </w:t>
       </w:r>
-      <w:hyperlink r:id="rId14">
-        <w:r>
-          <w:rPr>
-            <w:lang w:val="pt_PT" w:bidi="pt_PT"/>
-          </w:rPr>
-          <w:rPr>
-            <w:color w:val="0000EE"/>
-            <w:u w:val="single"/>
-          </w:rPr>
-          <w:t>Ef 1.4</w:t>
-        </w:r>
-      </w:hyperlink>
+      <w:r>
+        <w:rPr>
+          <w:lang w:val="pt_PT" w:bidi="pt_PT"/>
+        </w:rPr>
+        <w:t>Ef 1.4</w:t>
+      </w:r>
       <w:r>
         <w:rPr>
           <w:lang w:val="pt_PT" w:bidi="pt_PT"/>
         </w:rPr>
         <w:t>,</w:t>
       </w:r>
-      <w:hyperlink r:id="rId15">
-        <w:r>
-          <w:rPr>
-            <w:lang w:val="pt_PT" w:bidi="pt_PT"/>
-          </w:rPr>
-          <w:rPr>
-            <w:color w:val="0000EE"/>
-            <w:u w:val="single"/>
-          </w:rPr>
-          <w:t>7</w:t>
-        </w:r>
-      </w:hyperlink>
-      <w:r>
-        <w:rPr>
-          <w:lang w:val="pt_PT" w:bidi="pt_PT"/>
-        </w:rPr>
-        <w:t xml:space="preserve">; </w:t>
-      </w:r>
-      <w:hyperlink r:id="rId16">
-        <w:r>
-          <w:rPr>
-            <w:lang w:val="pt_PT" w:bidi="pt_PT"/>
-          </w:rPr>
-          <w:rPr>
-            <w:color w:val="0000EE"/>
-            <w:u w:val="single"/>
-          </w:rPr>
-          <w:t>5.25–27</w:t>
-        </w:r>
-      </w:hyperlink>
-      <w:r>
-        <w:rPr>
-          <w:lang w:val="pt_PT" w:bidi="pt_PT"/>
-        </w:rPr>
-        <w:t xml:space="preserve">; </w:t>
-      </w:r>
-      <w:hyperlink r:id="rId17">
-        <w:r>
-          <w:rPr>
-            <w:lang w:val="pt_PT" w:bidi="pt_PT"/>
-          </w:rPr>
-          <w:rPr>
-            <w:color w:val="0000EE"/>
-            <w:u w:val="single"/>
-          </w:rPr>
-          <w:t>Cl 1.22</w:t>
-        </w:r>
-      </w:hyperlink>
+      <w:r>
+        <w:rPr>
+          <w:lang w:val="pt_PT" w:bidi="pt_PT"/>
+        </w:rPr>
+        <w:t>7</w:t>
+      </w:r>
+      <w:r>
+        <w:rPr>
+          <w:lang w:val="pt_PT" w:bidi="pt_PT"/>
+        </w:rPr>
+        <w:t xml:space="preserve">; </w:t>
+      </w:r>
+      <w:r>
+        <w:rPr>
+          <w:lang w:val="pt_PT" w:bidi="pt_PT"/>
+        </w:rPr>
+        <w:t>5.25–27</w:t>
+      </w:r>
+      <w:r>
+        <w:rPr>
+          <w:lang w:val="pt_PT" w:bidi="pt_PT"/>
+        </w:rPr>
+        <w:t xml:space="preserve">; </w:t>
+      </w:r>
+      <w:r>
+        <w:rPr>
+          <w:lang w:val="pt_PT" w:bidi="pt_PT"/>
+        </w:rPr>
+        <w:t>Cl 1.22</w:t>
+      </w:r>
       <w:r>
         <w:rPr>
           <w:lang w:val="pt_PT" w:bidi="pt_PT"/>
         </w:rPr>
         <w:t xml:space="preserve">), e eles estão sendo santificados pela obra transformadora do Espírito Santo em suas vidas (cp. </w:t>
       </w:r>
-      <w:hyperlink r:id="rId18">
-        <w:r>
-          <w:rPr>
-            <w:lang w:val="pt_PT" w:bidi="pt_PT"/>
-          </w:rPr>
-          <w:rPr>
-            <w:color w:val="0000EE"/>
-            <w:u w:val="single"/>
-          </w:rPr>
-          <w:t>Fp 4.21</w:t>
-        </w:r>
-      </w:hyperlink>
+      <w:r>
+        <w:rPr>
+          <w:lang w:val="pt_PT" w:bidi="pt_PT"/>
+        </w:rPr>
+        <w:t>Fp 4.21</w:t>
+      </w:r>
       <w:r>
         <w:rPr>
           <w:lang w:val="pt_PT" w:bidi="pt_PT"/>
         </w:rPr>
         <w:t xml:space="preserve">). • Filipos era uma colônia romana na província da Macedônia. A igreja em Filipos foi a primeira comunidade cristã na Grécia (veja </w:t>
       </w:r>
-      <w:hyperlink r:id="rId19">
-        <w:r>
-          <w:rPr>
-            <w:lang w:val="pt_PT" w:bidi="pt_PT"/>
-          </w:rPr>
-          <w:rPr>
-            <w:color w:val="0000EE"/>
-            <w:u w:val="single"/>
-          </w:rPr>
-          <w:t>At 16.11–40</w:t>
-        </w:r>
-      </w:hyperlink>
+      <w:r>
+        <w:rPr>
+          <w:lang w:val="pt_PT" w:bidi="pt_PT"/>
+        </w:rPr>
+        <w:t>At 16.11–40</w:t>
+      </w:r>
       <w:r>
         <w:rPr>
           <w:lang w:val="pt_PT" w:bidi="pt_PT"/>
         </w:rPr>
         <w:t xml:space="preserve">). • Na igreja primitiva, os líderes da igreja forneciam liderança espiritual, enquanto os diáconos cuidavam de questões práticas (veja </w:t>
       </w:r>
-      <w:hyperlink r:id="rId20">
-        <w:r>
-          <w:rPr>
-            <w:lang w:val="pt_PT" w:bidi="pt_PT"/>
-          </w:rPr>
-          <w:rPr>
-            <w:color w:val="0000EE"/>
-            <w:u w:val="single"/>
-          </w:rPr>
-          <w:t>1Tm 3.1–13</w:t>
-        </w:r>
-      </w:hyperlink>
+      <w:r>
+        <w:rPr>
+          <w:lang w:val="pt_PT" w:bidi="pt_PT"/>
+        </w:rPr>
+        <w:t>1Tm 3.1–13</w:t>
+      </w:r>
       <w:r>
         <w:rPr>
           <w:lang w:val="pt_PT" w:bidi="pt_PT"/>
         </w:rPr>
         <w:t xml:space="preserve">). Não havia pastores ou sacerdotes profissionais como existem hoje (cp. </w:t>
       </w:r>
-      <w:hyperlink r:id="rId21">
-        <w:r>
-          <w:rPr>
-            <w:lang w:val="pt_PT" w:bidi="pt_PT"/>
-          </w:rPr>
-          <w:rPr>
-            <w:color w:val="0000EE"/>
-            <w:u w:val="single"/>
-          </w:rPr>
-          <w:t>1Co 14.26–31</w:t>
-        </w:r>
-      </w:hyperlink>
+      <w:r>
+        <w:rPr>
+          <w:lang w:val="pt_PT" w:bidi="pt_PT"/>
+        </w:rPr>
+        <w:t>1Co 14.26–31</w:t>
+      </w:r>
       <w:r>
         <w:rPr>
           <w:lang w:val="pt_PT" w:bidi="pt_PT"/>
@@ -491,36 +437,24 @@
         </w:rPr>
         <w:t xml:space="preserve">Graça é uma bênção imerecida que vem de Deus; paz é bem-estar e contentamento enraizados nas boas-novas e trazidos pelo Espírito Santo (veja </w:t>
       </w:r>
-      <w:hyperlink r:id="rId22">
-        <w:r>
-          <w:rPr>
-            <w:lang w:val="pt_PT" w:bidi="pt_PT"/>
-          </w:rPr>
-          <w:rPr>
-            <w:color w:val="0000EE"/>
-            <w:u w:val="single"/>
-          </w:rPr>
-          <w:t>Gl 5.22</w:t>
-        </w:r>
-      </w:hyperlink>
+      <w:r>
+        <w:rPr>
+          <w:lang w:val="pt_PT" w:bidi="pt_PT"/>
+        </w:rPr>
+        <w:t>Gl 5.22</w:t>
+      </w:r>
       <w:r>
         <w:rPr>
           <w:lang w:val="pt_PT" w:bidi="pt_PT"/>
         </w:rPr>
         <w:t xml:space="preserve">). Essas qualidades são presentes de Deus, nosso Pai, e do Senhor Jesus Cristo (veja </w:t>
       </w:r>
-      <w:hyperlink r:id="rId23">
-        <w:r>
-          <w:rPr>
-            <w:lang w:val="pt_PT" w:bidi="pt_PT"/>
-          </w:rPr>
-          <w:rPr>
-            <w:color w:val="0000EE"/>
-            <w:u w:val="single"/>
-          </w:rPr>
-          <w:t>Rm 5.1–2</w:t>
-        </w:r>
-      </w:hyperlink>
+      <w:r>
+        <w:rPr>
+          <w:lang w:val="pt_PT" w:bidi="pt_PT"/>
+        </w:rPr>
+        <w:t>Rm 5.1–2</w:t>
+      </w:r>
       <w:r>
         <w:rPr>
           <w:lang w:val="pt_PT" w:bidi="pt_PT"/>
@@ -671,18 +605,12 @@
         </w:rPr>
         <w:t xml:space="preserve">A parceria deles incluía apoio financeiro (veja </w:t>
       </w:r>
-      <w:hyperlink r:id="rId24">
-        <w:r>
-          <w:rPr>
-            <w:lang w:val="pt_PT" w:bidi="pt_PT"/>
-          </w:rPr>
-          <w:rPr>
-            <w:color w:val="0000EE"/>
-            <w:u w:val="single"/>
-          </w:rPr>
-          <w:t>4.10–20</w:t>
-        </w:r>
-      </w:hyperlink>
+      <w:r>
+        <w:rPr>
+          <w:lang w:val="pt_PT" w:bidi="pt_PT"/>
+        </w:rPr>
+        <w:t>4.10–20</w:t>
+      </w:r>
       <w:r>
         <w:rPr>
           <w:lang w:val="pt_PT" w:bidi="pt_PT"/>
@@ -737,126 +665,84 @@
         </w:rPr>
         <w:t xml:space="preserve">Deus, que começou a boa obra em vocês: Deus toma a iniciativa de realizar a salvação nas pessoas (veja </w:t>
       </w:r>
-      <w:hyperlink r:id="rId25">
-        <w:r>
-          <w:rPr>
-            <w:lang w:val="pt_PT" w:bidi="pt_PT"/>
-          </w:rPr>
-          <w:rPr>
-            <w:color w:val="0000EE"/>
-            <w:u w:val="single"/>
-          </w:rPr>
-          <w:t>Rm 9.16</w:t>
-        </w:r>
-      </w:hyperlink>
-      <w:r>
-        <w:rPr>
-          <w:lang w:val="pt_PT" w:bidi="pt_PT"/>
-        </w:rPr>
-        <w:t xml:space="preserve">; </w:t>
-      </w:r>
-      <w:hyperlink r:id="rId26">
-        <w:r>
-          <w:rPr>
-            <w:lang w:val="pt_PT" w:bidi="pt_PT"/>
-          </w:rPr>
-          <w:rPr>
-            <w:color w:val="0000EE"/>
-            <w:u w:val="single"/>
-          </w:rPr>
-          <w:t>Ef 1.3–8</w:t>
-        </w:r>
-      </w:hyperlink>
+      <w:r>
+        <w:rPr>
+          <w:lang w:val="pt_PT" w:bidi="pt_PT"/>
+        </w:rPr>
+        <w:t>Rm 9.16</w:t>
+      </w:r>
+      <w:r>
+        <w:rPr>
+          <w:lang w:val="pt_PT" w:bidi="pt_PT"/>
+        </w:rPr>
+        <w:t xml:space="preserve">; </w:t>
+      </w:r>
+      <w:r>
+        <w:rPr>
+          <w:lang w:val="pt_PT" w:bidi="pt_PT"/>
+        </w:rPr>
+        <w:t>Ef 1.3–8</w:t>
+      </w:r>
       <w:r>
         <w:rPr>
           <w:lang w:val="pt_PT" w:bidi="pt_PT"/>
         </w:rPr>
         <w:t>,</w:t>
       </w:r>
-      <w:hyperlink r:id="rId27">
-        <w:r>
-          <w:rPr>
-            <w:lang w:val="pt_PT" w:bidi="pt_PT"/>
-          </w:rPr>
-          <w:rPr>
-            <w:color w:val="0000EE"/>
-            <w:u w:val="single"/>
-          </w:rPr>
-          <w:t>11</w:t>
-        </w:r>
-      </w:hyperlink>
-      <w:r>
-        <w:rPr>
-          <w:lang w:val="pt_PT" w:bidi="pt_PT"/>
-        </w:rPr>
-        <w:t xml:space="preserve">; </w:t>
-      </w:r>
-      <w:hyperlink r:id="rId28">
-        <w:r>
-          <w:rPr>
-            <w:lang w:val="pt_PT" w:bidi="pt_PT"/>
-          </w:rPr>
-          <w:rPr>
-            <w:color w:val="0000EE"/>
-            <w:u w:val="single"/>
-          </w:rPr>
-          <w:t>2.4–10</w:t>
-        </w:r>
-      </w:hyperlink>
+      <w:r>
+        <w:rPr>
+          <w:lang w:val="pt_PT" w:bidi="pt_PT"/>
+        </w:rPr>
+        <w:t>11</w:t>
+      </w:r>
+      <w:r>
+        <w:rPr>
+          <w:lang w:val="pt_PT" w:bidi="pt_PT"/>
+        </w:rPr>
+        <w:t xml:space="preserve">; </w:t>
+      </w:r>
+      <w:r>
+        <w:rPr>
+          <w:lang w:val="pt_PT" w:bidi="pt_PT"/>
+        </w:rPr>
+        <w:t>2.4–10</w:t>
+      </w:r>
       <w:r>
         <w:rPr>
           <w:lang w:val="pt_PT" w:bidi="pt_PT"/>
         </w:rPr>
         <w:t xml:space="preserve">), então Ele pode ser confiável para continuar seu trabalho de transformar as pessoas à semelhança de Seu Filho (veja </w:t>
       </w:r>
-      <w:hyperlink r:id="rId29">
-        <w:r>
-          <w:rPr>
-            <w:lang w:val="pt_PT" w:bidi="pt_PT"/>
-          </w:rPr>
-          <w:rPr>
-            <w:color w:val="0000EE"/>
-            <w:u w:val="single"/>
-          </w:rPr>
-          <w:t>Rm 8.29</w:t>
-        </w:r>
-      </w:hyperlink>
-      <w:r>
-        <w:rPr>
-          <w:lang w:val="pt_PT" w:bidi="pt_PT"/>
-        </w:rPr>
-        <w:t xml:space="preserve">; </w:t>
-      </w:r>
-      <w:hyperlink r:id="rId30">
-        <w:r>
-          <w:rPr>
-            <w:lang w:val="pt_PT" w:bidi="pt_PT"/>
-          </w:rPr>
-          <w:rPr>
-            <w:color w:val="0000EE"/>
-            <w:u w:val="single"/>
-          </w:rPr>
-          <w:t>Ef 4.13</w:t>
-        </w:r>
-      </w:hyperlink>
+      <w:r>
+        <w:rPr>
+          <w:lang w:val="pt_PT" w:bidi="pt_PT"/>
+        </w:rPr>
+        <w:t>Rm 8.29</w:t>
+      </w:r>
+      <w:r>
+        <w:rPr>
+          <w:lang w:val="pt_PT" w:bidi="pt_PT"/>
+        </w:rPr>
+        <w:t xml:space="preserve">; </w:t>
+      </w:r>
+      <w:r>
+        <w:rPr>
+          <w:lang w:val="pt_PT" w:bidi="pt_PT"/>
+        </w:rPr>
+        <w:t>Ef 4.13</w:t>
+      </w:r>
       <w:r>
         <w:rPr>
           <w:lang w:val="pt_PT" w:bidi="pt_PT"/>
         </w:rPr>
         <w:t>,</w:t>
       </w:r>
-      <w:hyperlink r:id="rId31">
-        <w:r>
-          <w:rPr>
-            <w:lang w:val="pt_PT" w:bidi="pt_PT"/>
-          </w:rPr>
-          <w:rPr>
-            <w:color w:val="0000EE"/>
-            <w:u w:val="single"/>
-          </w:rPr>
-          <w:t>15</w:t>
-        </w:r>
-      </w:hyperlink>
+      <w:r>
+        <w:rPr>
+          <w:lang w:val="pt_PT" w:bidi="pt_PT"/>
+        </w:rPr>
+        <w:t>15</w:t>
+      </w:r>
       <w:r>
         <w:rPr>
           <w:lang w:val="pt_PT" w:bidi="pt_PT"/>
@@ -911,18 +797,12 @@
         </w:rPr>
         <w:t xml:space="preserve">Você compartilha comigo o favor especial de Deus: Talvez suas vidas tenham sido abençoadas por causa do sofrimento e testemunho de Paulo; talvez tenham sofrido junto com ele (veja </w:t>
       </w:r>
-      <w:hyperlink r:id="rId32">
-        <w:r>
-          <w:rPr>
-            <w:lang w:val="pt_PT" w:bidi="pt_PT"/>
-          </w:rPr>
-          <w:rPr>
-            <w:color w:val="0000EE"/>
-            <w:u w:val="single"/>
-          </w:rPr>
-          <w:t>1.29</w:t>
-        </w:r>
-      </w:hyperlink>
+      <w:r>
+        <w:rPr>
+          <w:lang w:val="pt_PT" w:bidi="pt_PT"/>
+        </w:rPr>
+        <w:t>1.29</w:t>
+      </w:r>
       <w:r>
         <w:rPr>
           <w:lang w:val="pt_PT" w:bidi="pt_PT"/>
@@ -977,90 +857,60 @@
         </w:rPr>
         <w:t>O amor é um fruto do Espírito de Cristo dentro dos crentes (</w:t>
       </w:r>
-      <w:hyperlink r:id="rId33">
-        <w:r>
-          <w:rPr>
-            <w:lang w:val="pt_PT" w:bidi="pt_PT"/>
-          </w:rPr>
-          <w:rPr>
-            <w:color w:val="0000EE"/>
-            <w:u w:val="single"/>
-          </w:rPr>
-          <w:t>Rm 5.5</w:t>
-        </w:r>
-      </w:hyperlink>
-      <w:r>
-        <w:rPr>
-          <w:lang w:val="pt_PT" w:bidi="pt_PT"/>
-        </w:rPr>
-        <w:t xml:space="preserve">; </w:t>
-      </w:r>
-      <w:hyperlink r:id="rId22">
-        <w:r>
-          <w:rPr>
-            <w:lang w:val="pt_PT" w:bidi="pt_PT"/>
-          </w:rPr>
-          <w:rPr>
-            <w:color w:val="0000EE"/>
-            <w:u w:val="single"/>
-          </w:rPr>
-          <w:t>Gl 5.22</w:t>
-        </w:r>
-      </w:hyperlink>
+      <w:r>
+        <w:rPr>
+          <w:lang w:val="pt_PT" w:bidi="pt_PT"/>
+        </w:rPr>
+        <w:t>Rm 5.5</w:t>
+      </w:r>
+      <w:r>
+        <w:rPr>
+          <w:lang w:val="pt_PT" w:bidi="pt_PT"/>
+        </w:rPr>
+        <w:t xml:space="preserve">; </w:t>
+      </w:r>
+      <w:r>
+        <w:rPr>
+          <w:lang w:val="pt_PT" w:bidi="pt_PT"/>
+        </w:rPr>
+        <w:t>Gl 5.22</w:t>
+      </w:r>
       <w:r>
         <w:rPr>
           <w:lang w:val="pt_PT" w:bidi="pt_PT"/>
         </w:rPr>
         <w:t xml:space="preserve">). • Crescendo em conhecimento e entendimento: Desta forma, os crentes podem entender o que realmente importa (veja </w:t>
       </w:r>
-      <w:hyperlink r:id="rId34">
-        <w:r>
-          <w:rPr>
-            <w:lang w:val="pt_PT" w:bidi="pt_PT"/>
-          </w:rPr>
-          <w:rPr>
-            <w:color w:val="0000EE"/>
-            <w:u w:val="single"/>
-          </w:rPr>
-          <w:t>Rm 12.2</w:t>
-        </w:r>
-      </w:hyperlink>
+      <w:r>
+        <w:rPr>
+          <w:lang w:val="pt_PT" w:bidi="pt_PT"/>
+        </w:rPr>
+        <w:t>Rm 12.2</w:t>
+      </w:r>
       <w:r>
         <w:rPr>
           <w:lang w:val="pt_PT" w:bidi="pt_PT"/>
         </w:rPr>
         <w:t xml:space="preserve">) e viver vidas puras e irrepreensíveis até o dia do retorno de Cristo (cp. </w:t>
       </w:r>
-      <w:hyperlink r:id="rId35">
-        <w:r>
-          <w:rPr>
-            <w:lang w:val="pt_PT" w:bidi="pt_PT"/>
-          </w:rPr>
-          <w:rPr>
-            <w:color w:val="0000EE"/>
-            <w:u w:val="single"/>
-          </w:rPr>
-          <w:t>1Ts 3.12–13</w:t>
-        </w:r>
-      </w:hyperlink>
-      <w:r>
-        <w:rPr>
-          <w:lang w:val="pt_PT" w:bidi="pt_PT"/>
-        </w:rPr>
-        <w:t xml:space="preserve">; </w:t>
-      </w:r>
-      <w:hyperlink r:id="rId36">
-        <w:r>
-          <w:rPr>
-            <w:lang w:val="pt_PT" w:bidi="pt_PT"/>
-          </w:rPr>
-          <w:rPr>
-            <w:color w:val="0000EE"/>
-            <w:u w:val="single"/>
-          </w:rPr>
-          <w:t>5.23</w:t>
-        </w:r>
-      </w:hyperlink>
+      <w:r>
+        <w:rPr>
+          <w:lang w:val="pt_PT" w:bidi="pt_PT"/>
+        </w:rPr>
+        <w:t>1Ts 3.12–13</w:t>
+      </w:r>
+      <w:r>
+        <w:rPr>
+          <w:lang w:val="pt_PT" w:bidi="pt_PT"/>
+        </w:rPr>
+        <w:t xml:space="preserve">; </w:t>
+      </w:r>
+      <w:r>
+        <w:rPr>
+          <w:lang w:val="pt_PT" w:bidi="pt_PT"/>
+        </w:rPr>
+        <w:t>5.23</w:t>
+      </w:r>
       <w:r>
         <w:rPr>
           <w:lang w:val="pt_PT" w:bidi="pt_PT"/>
@@ -1115,54 +965,36 @@
         </w:rPr>
         <w:t xml:space="preserve">O caráter justo não pode ser produzido pelo esforço humano; ele vem apenas através do Espírito de Cristo trabalhando nos corações das pessoas. • Glória e louvor a Deus são o propósito final para o qual o povo de Deus vive (veja </w:t>
       </w:r>
-      <w:hyperlink r:id="rId37">
-        <w:r>
-          <w:rPr>
-            <w:lang w:val="pt_PT" w:bidi="pt_PT"/>
-          </w:rPr>
-          <w:rPr>
-            <w:color w:val="0000EE"/>
-            <w:u w:val="single"/>
-          </w:rPr>
-          <w:t>Ef 1.6</w:t>
-        </w:r>
-      </w:hyperlink>
+      <w:r>
+        <w:rPr>
+          <w:lang w:val="pt_PT" w:bidi="pt_PT"/>
+        </w:rPr>
+        <w:t>Ef 1.6</w:t>
+      </w:r>
       <w:r>
         <w:rPr>
           <w:lang w:val="pt_PT" w:bidi="pt_PT"/>
         </w:rPr>
         <w:t>,</w:t>
       </w:r>
-      <w:hyperlink r:id="rId38">
-        <w:r>
-          <w:rPr>
-            <w:lang w:val="pt_PT" w:bidi="pt_PT"/>
-          </w:rPr>
-          <w:rPr>
-            <w:color w:val="0000EE"/>
-            <w:u w:val="single"/>
-          </w:rPr>
-          <w:t>12</w:t>
-        </w:r>
-      </w:hyperlink>
+      <w:r>
+        <w:rPr>
+          <w:lang w:val="pt_PT" w:bidi="pt_PT"/>
+        </w:rPr>
+        <w:t>12</w:t>
+      </w:r>
       <w:r>
         <w:rPr>
           <w:lang w:val="pt_PT" w:bidi="pt_PT"/>
         </w:rPr>
         <w:t>,</w:t>
       </w:r>
-      <w:hyperlink r:id="rId39">
-        <w:r>
-          <w:rPr>
-            <w:lang w:val="pt_PT" w:bidi="pt_PT"/>
-          </w:rPr>
-          <w:rPr>
-            <w:color w:val="0000EE"/>
-            <w:u w:val="single"/>
-          </w:rPr>
-          <w:t>14</w:t>
-        </w:r>
-      </w:hyperlink>
+      <w:r>
+        <w:rPr>
+          <w:lang w:val="pt_PT" w:bidi="pt_PT"/>
+        </w:rPr>
+        <w:t>14</w:t>
+      </w:r>
       <w:r>
         <w:rPr>
           <w:lang w:val="pt_PT" w:bidi="pt_PT"/>
@@ -1217,18 +1049,12 @@
         </w:rPr>
         <w:t xml:space="preserve">Meus queridos irmãos e irmãs: Adelphoi em grego, um termo genérico comumente usado para se referir a membros da mesma família, tanto homens quanto mulheres. • Tudo o que me aconteceu aqui refere-se ao encarceramento de Paulo. • Ajudou a espalhar as boas-novas: Veja </w:t>
       </w:r>
-      <w:hyperlink r:id="rId40">
-        <w:r>
-          <w:rPr>
-            <w:lang w:val="pt_PT" w:bidi="pt_PT"/>
-          </w:rPr>
-          <w:rPr>
-            <w:color w:val="0000EE"/>
-            <w:u w:val="single"/>
-          </w:rPr>
-          <w:t>At 28.17–31</w:t>
-        </w:r>
-      </w:hyperlink>
+      <w:r>
+        <w:rPr>
+          <w:lang w:val="pt_PT" w:bidi="pt_PT"/>
+        </w:rPr>
+        <w:t>At 28.17–31</w:t>
+      </w:r>
       <w:r>
         <w:rPr>
           <w:lang w:val="pt_PT" w:bidi="pt_PT"/>
@@ -1331,36 +1157,24 @@
         </w:rPr>
         <w:t xml:space="preserve">Todos os guardas do palácio eram trabalhadores na residência oficial do Imperador ou do governador provincial (veja </w:t>
       </w:r>
-      <w:hyperlink r:id="rId41">
-        <w:r>
-          <w:rPr>
-            <w:lang w:val="pt_PT" w:bidi="pt_PT"/>
-          </w:rPr>
-          <w:rPr>
-            <w:color w:val="0000EE"/>
-            <w:u w:val="single"/>
-          </w:rPr>
-          <w:t>4.22</w:t>
-        </w:r>
-      </w:hyperlink>
+      <w:r>
+        <w:rPr>
+          <w:lang w:val="pt_PT" w:bidi="pt_PT"/>
+        </w:rPr>
+        <w:t>4.22</w:t>
+      </w:r>
       <w:r>
         <w:rPr>
           <w:lang w:val="pt_PT" w:bidi="pt_PT"/>
         </w:rPr>
         <w:t xml:space="preserve">). • Paulo estava na prisão por causa de Cristo — ou seja, por pregar as boas-novas de Cristo (cp. </w:t>
       </w:r>
-      <w:hyperlink r:id="rId42">
-        <w:r>
-          <w:rPr>
-            <w:lang w:val="pt_PT" w:bidi="pt_PT"/>
-          </w:rPr>
-          <w:rPr>
-            <w:color w:val="0000EE"/>
-            <w:u w:val="single"/>
-          </w:rPr>
-          <w:t>At 21.26–28.31</w:t>
-        </w:r>
-      </w:hyperlink>
+      <w:r>
+        <w:rPr>
+          <w:lang w:val="pt_PT" w:bidi="pt_PT"/>
+        </w:rPr>
+        <w:t>At 21.26–28.31</w:t>
+      </w:r>
       <w:r>
         <w:rPr>
           <w:lang w:val="pt_PT" w:bidi="pt_PT"/>
@@ -1488,54 +1302,36 @@
         </w:rPr>
         <w:t xml:space="preserve">Alguns estão pregando por inveja e rivalidade: Evidentemente, eram crentes que criticavam Paulo (cp. </w:t>
       </w:r>
-      <w:hyperlink r:id="rId43">
-        <w:r>
-          <w:rPr>
-            <w:lang w:val="pt_PT" w:bidi="pt_PT"/>
-          </w:rPr>
-          <w:rPr>
-            <w:color w:val="0000EE"/>
-            <w:u w:val="single"/>
-          </w:rPr>
-          <w:t>2Co 10–13</w:t>
-        </w:r>
-      </w:hyperlink>
-      <w:r>
-        <w:rPr>
-          <w:lang w:val="pt_PT" w:bidi="pt_PT"/>
-        </w:rPr>
-        <w:t xml:space="preserve">; </w:t>
-      </w:r>
-      <w:hyperlink r:id="rId44">
-        <w:r>
-          <w:rPr>
-            <w:lang w:val="pt_PT" w:bidi="pt_PT"/>
-          </w:rPr>
-          <w:rPr>
-            <w:color w:val="0000EE"/>
-            <w:u w:val="single"/>
-          </w:rPr>
-          <w:t>Gl 4.12–20</w:t>
-        </w:r>
-      </w:hyperlink>
-      <w:r>
-        <w:rPr>
-          <w:lang w:val="pt_PT" w:bidi="pt_PT"/>
-        </w:rPr>
-        <w:t xml:space="preserve">; </w:t>
-      </w:r>
-      <w:hyperlink r:id="rId45">
-        <w:r>
-          <w:rPr>
-            <w:lang w:val="pt_PT" w:bidi="pt_PT"/>
-          </w:rPr>
-          <w:rPr>
-            <w:color w:val="0000EE"/>
-            <w:u w:val="single"/>
-          </w:rPr>
-          <w:t>5.7–12</w:t>
-        </w:r>
-      </w:hyperlink>
+      <w:r>
+        <w:rPr>
+          <w:lang w:val="pt_PT" w:bidi="pt_PT"/>
+        </w:rPr>
+        <w:t>2Co 10–13</w:t>
+      </w:r>
+      <w:r>
+        <w:rPr>
+          <w:lang w:val="pt_PT" w:bidi="pt_PT"/>
+        </w:rPr>
+        <w:t xml:space="preserve">; </w:t>
+      </w:r>
+      <w:r>
+        <w:rPr>
+          <w:lang w:val="pt_PT" w:bidi="pt_PT"/>
+        </w:rPr>
+        <w:t>Gl 4.12–20</w:t>
+      </w:r>
+      <w:r>
+        <w:rPr>
+          <w:lang w:val="pt_PT" w:bidi="pt_PT"/>
+        </w:rPr>
+        <w:t xml:space="preserve">; </w:t>
+      </w:r>
+      <w:r>
+        <w:rPr>
+          <w:lang w:val="pt_PT" w:bidi="pt_PT"/>
+        </w:rPr>
+        <w:t>5.7–12</w:t>
+      </w:r>
       <w:r>
         <w:rPr>
           <w:lang w:val="pt_PT" w:bidi="pt_PT"/>
@@ -1590,54 +1386,36 @@
         </w:rPr>
         <w:t xml:space="preserve">isso levará à minha libertação: Paulo esperava ser libertado da prisão em breve (veja </w:t>
       </w:r>
-      <w:hyperlink r:id="rId46">
-        <w:r>
-          <w:rPr>
-            <w:lang w:val="pt_PT" w:bidi="pt_PT"/>
-          </w:rPr>
-          <w:rPr>
-            <w:color w:val="0000EE"/>
-            <w:u w:val="single"/>
-          </w:rPr>
-          <w:t>1.25–26</w:t>
-        </w:r>
-      </w:hyperlink>
-      <w:r>
-        <w:rPr>
-          <w:lang w:val="pt_PT" w:bidi="pt_PT"/>
-        </w:rPr>
-        <w:t xml:space="preserve">; </w:t>
-      </w:r>
-      <w:hyperlink r:id="rId47">
-        <w:r>
-          <w:rPr>
-            <w:lang w:val="pt_PT" w:bidi="pt_PT"/>
-          </w:rPr>
-          <w:rPr>
-            <w:color w:val="0000EE"/>
-            <w:u w:val="single"/>
-          </w:rPr>
-          <w:t>2.24</w:t>
-        </w:r>
-      </w:hyperlink>
+      <w:r>
+        <w:rPr>
+          <w:lang w:val="pt_PT" w:bidi="pt_PT"/>
+        </w:rPr>
+        <w:t>1.25–26</w:t>
+      </w:r>
+      <w:r>
+        <w:rPr>
+          <w:lang w:val="pt_PT" w:bidi="pt_PT"/>
+        </w:rPr>
+        <w:t xml:space="preserve">; </w:t>
+      </w:r>
+      <w:r>
+        <w:rPr>
+          <w:lang w:val="pt_PT" w:bidi="pt_PT"/>
+        </w:rPr>
+        <w:t>2.24</w:t>
+      </w:r>
       <w:r>
         <w:rPr>
           <w:lang w:val="pt_PT" w:bidi="pt_PT"/>
         </w:rPr>
         <w:t xml:space="preserve">; contraste com </w:t>
       </w:r>
-      <w:hyperlink r:id="rId48">
-        <w:r>
-          <w:rPr>
-            <w:lang w:val="pt_PT" w:bidi="pt_PT"/>
-          </w:rPr>
-          <w:rPr>
-            <w:color w:val="0000EE"/>
-            <w:u w:val="single"/>
-          </w:rPr>
-          <w:t>2Tm 4.6</w:t>
-        </w:r>
-      </w:hyperlink>
+      <w:r>
+        <w:rPr>
+          <w:lang w:val="pt_PT" w:bidi="pt_PT"/>
+        </w:rPr>
+        <w:t>2Tm 4.6</w:t>
+      </w:r>
       <w:r>
         <w:rPr>
           <w:lang w:val="pt_PT" w:bidi="pt_PT"/>
@@ -1692,72 +1470,48 @@
         </w:rPr>
         <w:t xml:space="preserve">Morrer é ainda melhor: Para os crentes, a morte não traz medo, pois leva diretamente à presença de Cristo (veja </w:t>
       </w:r>
-      <w:hyperlink r:id="rId49">
-        <w:r>
-          <w:rPr>
-            <w:lang w:val="pt_PT" w:bidi="pt_PT"/>
-          </w:rPr>
-          <w:rPr>
-            <w:color w:val="0000EE"/>
-            <w:u w:val="single"/>
-          </w:rPr>
-          <w:t>1.23</w:t>
-        </w:r>
-      </w:hyperlink>
+      <w:r>
+        <w:rPr>
+          <w:lang w:val="pt_PT" w:bidi="pt_PT"/>
+        </w:rPr>
+        <w:t>1.23</w:t>
+      </w:r>
       <w:r>
         <w:rPr>
           <w:lang w:val="pt_PT" w:bidi="pt_PT"/>
         </w:rPr>
         <w:t xml:space="preserve">; cp. </w:t>
       </w:r>
-      <w:hyperlink r:id="rId50">
-        <w:r>
-          <w:rPr>
-            <w:lang w:val="pt_PT" w:bidi="pt_PT"/>
-          </w:rPr>
-          <w:rPr>
-            <w:color w:val="0000EE"/>
-            <w:u w:val="single"/>
-          </w:rPr>
-          <w:t>Jo 5.24</w:t>
-        </w:r>
-      </w:hyperlink>
-      <w:r>
-        <w:rPr>
-          <w:lang w:val="pt_PT" w:bidi="pt_PT"/>
-        </w:rPr>
-        <w:t xml:space="preserve">; </w:t>
-      </w:r>
-      <w:hyperlink r:id="rId51">
-        <w:r>
-          <w:rPr>
-            <w:lang w:val="pt_PT" w:bidi="pt_PT"/>
-          </w:rPr>
-          <w:rPr>
-            <w:color w:val="0000EE"/>
-            <w:u w:val="single"/>
-          </w:rPr>
-          <w:t>11.25–26</w:t>
-        </w:r>
-      </w:hyperlink>
-      <w:r>
-        <w:rPr>
-          <w:lang w:val="pt_PT" w:bidi="pt_PT"/>
-        </w:rPr>
-        <w:t xml:space="preserve">; </w:t>
-      </w:r>
-      <w:hyperlink r:id="rId52">
-        <w:r>
-          <w:rPr>
-            <w:lang w:val="pt_PT" w:bidi="pt_PT"/>
-          </w:rPr>
-          <w:rPr>
-            <w:color w:val="0000EE"/>
-            <w:u w:val="single"/>
-          </w:rPr>
-          <w:t>Rm 8.38–39</w:t>
-        </w:r>
-      </w:hyperlink>
+      <w:r>
+        <w:rPr>
+          <w:lang w:val="pt_PT" w:bidi="pt_PT"/>
+        </w:rPr>
+        <w:t>Jo 5.24</w:t>
+      </w:r>
+      <w:r>
+        <w:rPr>
+          <w:lang w:val="pt_PT" w:bidi="pt_PT"/>
+        </w:rPr>
+        <w:t xml:space="preserve">; </w:t>
+      </w:r>
+      <w:r>
+        <w:rPr>
+          <w:lang w:val="pt_PT" w:bidi="pt_PT"/>
+        </w:rPr>
+        <w:t>11.25–26</w:t>
+      </w:r>
+      <w:r>
+        <w:rPr>
+          <w:lang w:val="pt_PT" w:bidi="pt_PT"/>
+        </w:rPr>
+        <w:t xml:space="preserve">; </w:t>
+      </w:r>
+      <w:r>
+        <w:rPr>
+          <w:lang w:val="pt_PT" w:bidi="pt_PT"/>
+        </w:rPr>
+        <w:t>Rm 8.38–39</w:t>
+      </w:r>
       <w:r>
         <w:rPr>
           <w:lang w:val="pt_PT" w:bidi="pt_PT"/>
@@ -1812,90 +1566,60 @@
         </w:rPr>
         <w:t xml:space="preserve">Eu anseio ir e estar com Cristo: A morte leva os crentes imediatamente à presença do Senhor (cp. </w:t>
       </w:r>
-      <w:hyperlink r:id="rId53">
-        <w:r>
-          <w:rPr>
-            <w:lang w:val="pt_PT" w:bidi="pt_PT"/>
-          </w:rPr>
-          <w:rPr>
-            <w:color w:val="0000EE"/>
-            <w:u w:val="single"/>
-          </w:rPr>
-          <w:t>3.20–21</w:t>
-        </w:r>
-      </w:hyperlink>
-      <w:r>
-        <w:rPr>
-          <w:lang w:val="pt_PT" w:bidi="pt_PT"/>
-        </w:rPr>
-        <w:t xml:space="preserve">; </w:t>
-      </w:r>
-      <w:hyperlink r:id="rId54">
-        <w:r>
-          <w:rPr>
-            <w:lang w:val="pt_PT" w:bidi="pt_PT"/>
-          </w:rPr>
-          <w:rPr>
-            <w:color w:val="0000EE"/>
-            <w:u w:val="single"/>
-          </w:rPr>
-          <w:t>1Co 15.20–23</w:t>
-        </w:r>
-      </w:hyperlink>
+      <w:r>
+        <w:rPr>
+          <w:lang w:val="pt_PT" w:bidi="pt_PT"/>
+        </w:rPr>
+        <w:t>3.20–21</w:t>
+      </w:r>
+      <w:r>
+        <w:rPr>
+          <w:lang w:val="pt_PT" w:bidi="pt_PT"/>
+        </w:rPr>
+        <w:t xml:space="preserve">; </w:t>
+      </w:r>
+      <w:r>
+        <w:rPr>
+          <w:lang w:val="pt_PT" w:bidi="pt_PT"/>
+        </w:rPr>
+        <w:t>1Co 15.20–23</w:t>
+      </w:r>
       <w:r>
         <w:rPr>
           <w:lang w:val="pt_PT" w:bidi="pt_PT"/>
         </w:rPr>
         <w:t xml:space="preserve">, </w:t>
       </w:r>
-      <w:hyperlink r:id="rId55">
-        <w:r>
-          <w:rPr>
-            <w:lang w:val="pt_PT" w:bidi="pt_PT"/>
-          </w:rPr>
-          <w:rPr>
-            <w:color w:val="0000EE"/>
-            <w:u w:val="single"/>
-          </w:rPr>
-          <w:t>51–52</w:t>
-        </w:r>
-      </w:hyperlink>
-      <w:r>
-        <w:rPr>
-          <w:lang w:val="pt_PT" w:bidi="pt_PT"/>
-        </w:rPr>
-        <w:t xml:space="preserve">; </w:t>
-      </w:r>
-      <w:hyperlink r:id="rId56">
-        <w:r>
-          <w:rPr>
-            <w:lang w:val="pt_PT" w:bidi="pt_PT"/>
-          </w:rPr>
-          <w:rPr>
-            <w:color w:val="0000EE"/>
-            <w:u w:val="single"/>
-          </w:rPr>
-          <w:t>2Co 5.1–8</w:t>
-        </w:r>
-      </w:hyperlink>
-      <w:r>
-        <w:rPr>
-          <w:lang w:val="pt_PT" w:bidi="pt_PT"/>
-        </w:rPr>
-        <w:t xml:space="preserve">; </w:t>
-      </w:r>
-      <w:hyperlink r:id="rId57">
-        <w:r>
-          <w:rPr>
-            <w:lang w:val="pt_PT" w:bidi="pt_PT"/>
-          </w:rPr>
-          <w:rPr>
-            <w:color w:val="0000EE"/>
-            <w:u w:val="single"/>
-          </w:rPr>
-          <w:t>1 Ts 4.13–17</w:t>
-        </w:r>
-      </w:hyperlink>
+      <w:r>
+        <w:rPr>
+          <w:lang w:val="pt_PT" w:bidi="pt_PT"/>
+        </w:rPr>
+        <w:t>51–52</w:t>
+      </w:r>
+      <w:r>
+        <w:rPr>
+          <w:lang w:val="pt_PT" w:bidi="pt_PT"/>
+        </w:rPr>
+        <w:t xml:space="preserve">; </w:t>
+      </w:r>
+      <w:r>
+        <w:rPr>
+          <w:lang w:val="pt_PT" w:bidi="pt_PT"/>
+        </w:rPr>
+        <w:t>2Co 5.1–8</w:t>
+      </w:r>
+      <w:r>
+        <w:rPr>
+          <w:lang w:val="pt_PT" w:bidi="pt_PT"/>
+        </w:rPr>
+        <w:t xml:space="preserve">; </w:t>
+      </w:r>
+      <w:r>
+        <w:rPr>
+          <w:lang w:val="pt_PT" w:bidi="pt_PT"/>
+        </w:rPr>
+        <w:t>1 Ts 4.13–17</w:t>
+      </w:r>
       <w:r>
         <w:rPr>
           <w:lang w:val="pt_PT" w:bidi="pt_PT"/>
@@ -1950,90 +1674,60 @@
         </w:rPr>
         <w:t xml:space="preserve">O bem-estar da igreja é mais importante para Paulo do que seu próprio desejo de estar com Cristo. • experimente a alegria da sua fé: Os crentes são encorajados a encontrar alegria mesmo em meio ao sofrimento (veja </w:t>
       </w:r>
-      <w:hyperlink r:id="rId58">
-        <w:r>
-          <w:rPr>
-            <w:lang w:val="pt_PT" w:bidi="pt_PT"/>
-          </w:rPr>
-          <w:rPr>
-            <w:color w:val="0000EE"/>
-            <w:u w:val="single"/>
-          </w:rPr>
-          <w:t>4.4</w:t>
-        </w:r>
-      </w:hyperlink>
-      <w:r>
-        <w:rPr>
-          <w:lang w:val="pt_PT" w:bidi="pt_PT"/>
-        </w:rPr>
-        <w:t xml:space="preserve">; </w:t>
-      </w:r>
-      <w:hyperlink r:id="rId59">
-        <w:r>
-          <w:rPr>
-            <w:lang w:val="pt_PT" w:bidi="pt_PT"/>
-          </w:rPr>
-          <w:rPr>
-            <w:color w:val="0000EE"/>
-            <w:u w:val="single"/>
-          </w:rPr>
-          <w:t>Jo 15.11</w:t>
-        </w:r>
-      </w:hyperlink>
+      <w:r>
+        <w:rPr>
+          <w:lang w:val="pt_PT" w:bidi="pt_PT"/>
+        </w:rPr>
+        <w:t>4.4</w:t>
+      </w:r>
+      <w:r>
+        <w:rPr>
+          <w:lang w:val="pt_PT" w:bidi="pt_PT"/>
+        </w:rPr>
+        <w:t xml:space="preserve">; </w:t>
+      </w:r>
+      <w:r>
+        <w:rPr>
+          <w:lang w:val="pt_PT" w:bidi="pt_PT"/>
+        </w:rPr>
+        <w:t>Jo 15.11</w:t>
+      </w:r>
       <w:r>
         <w:rPr>
           <w:lang w:val="pt_PT" w:bidi="pt_PT"/>
         </w:rPr>
         <w:t>,</w:t>
       </w:r>
-      <w:hyperlink r:id="rId60">
-        <w:r>
-          <w:rPr>
-            <w:lang w:val="pt_PT" w:bidi="pt_PT"/>
-          </w:rPr>
-          <w:rPr>
-            <w:color w:val="0000EE"/>
-            <w:u w:val="single"/>
-          </w:rPr>
-          <w:t>20</w:t>
-        </w:r>
-      </w:hyperlink>
-      <w:r>
-        <w:rPr>
-          <w:lang w:val="pt_PT" w:bidi="pt_PT"/>
-        </w:rPr>
-        <w:t xml:space="preserve">; </w:t>
-      </w:r>
-      <w:hyperlink r:id="rId61">
-        <w:r>
-          <w:rPr>
-            <w:lang w:val="pt_PT" w:bidi="pt_PT"/>
-          </w:rPr>
-          <w:rPr>
-            <w:color w:val="0000EE"/>
-            <w:u w:val="single"/>
-          </w:rPr>
-          <w:t>16.20–24</w:t>
-        </w:r>
-      </w:hyperlink>
-      <w:r>
-        <w:rPr>
-          <w:lang w:val="pt_PT" w:bidi="pt_PT"/>
-        </w:rPr>
-        <w:t xml:space="preserve">; </w:t>
-      </w:r>
-      <w:hyperlink r:id="rId62">
-        <w:r>
-          <w:rPr>
-            <w:lang w:val="pt_PT" w:bidi="pt_PT"/>
-          </w:rPr>
-          <w:rPr>
-            <w:color w:val="0000EE"/>
-            <w:u w:val="single"/>
-          </w:rPr>
-          <w:t>1 Ts 5.16</w:t>
-        </w:r>
-      </w:hyperlink>
+      <w:r>
+        <w:rPr>
+          <w:lang w:val="pt_PT" w:bidi="pt_PT"/>
+        </w:rPr>
+        <w:t>20</w:t>
+      </w:r>
+      <w:r>
+        <w:rPr>
+          <w:lang w:val="pt_PT" w:bidi="pt_PT"/>
+        </w:rPr>
+        <w:t xml:space="preserve">; </w:t>
+      </w:r>
+      <w:r>
+        <w:rPr>
+          <w:lang w:val="pt_PT" w:bidi="pt_PT"/>
+        </w:rPr>
+        <w:t>16.20–24</w:t>
+      </w:r>
+      <w:r>
+        <w:rPr>
+          <w:lang w:val="pt_PT" w:bidi="pt_PT"/>
+        </w:rPr>
+        <w:t xml:space="preserve">; </w:t>
+      </w:r>
+      <w:r>
+        <w:rPr>
+          <w:lang w:val="pt_PT" w:bidi="pt_PT"/>
+        </w:rPr>
+        <w:t>1 Ts 5.16</w:t>
+      </w:r>
       <w:r>
         <w:rPr>
           <w:lang w:val="pt_PT" w:bidi="pt_PT"/>
@@ -2088,36 +1782,24 @@
         </w:rPr>
         <w:t xml:space="preserve">Como estrangeiros neste mundo, os crentes filipenses devem viver como cidadãos do céu (cp. </w:t>
       </w:r>
-      <w:hyperlink r:id="rId63">
-        <w:r>
-          <w:rPr>
-            <w:lang w:val="pt_PT" w:bidi="pt_PT"/>
-          </w:rPr>
-          <w:rPr>
-            <w:color w:val="0000EE"/>
-            <w:u w:val="single"/>
-          </w:rPr>
-          <w:t>3.20</w:t>
-        </w:r>
-      </w:hyperlink>
-      <w:r>
-        <w:rPr>
-          <w:lang w:val="pt_PT" w:bidi="pt_PT"/>
-        </w:rPr>
-        <w:t xml:space="preserve">; </w:t>
-      </w:r>
-      <w:hyperlink r:id="rId64">
-        <w:r>
-          <w:rPr>
-            <w:lang w:val="pt_PT" w:bidi="pt_PT"/>
-          </w:rPr>
-          <w:rPr>
-            <w:color w:val="0000EE"/>
-            <w:u w:val="single"/>
-          </w:rPr>
-          <w:t>1Pe 2.9–11</w:t>
-        </w:r>
-      </w:hyperlink>
+      <w:r>
+        <w:rPr>
+          <w:lang w:val="pt_PT" w:bidi="pt_PT"/>
+        </w:rPr>
+        <w:t>3.20</w:t>
+      </w:r>
+      <w:r>
+        <w:rPr>
+          <w:lang w:val="pt_PT" w:bidi="pt_PT"/>
+        </w:rPr>
+        <w:t xml:space="preserve">; </w:t>
+      </w:r>
+      <w:r>
+        <w:rPr>
+          <w:lang w:val="pt_PT" w:bidi="pt_PT"/>
+        </w:rPr>
+        <w:t>1Pe 2.9–11</w:t>
+      </w:r>
       <w:r>
         <w:rPr>
           <w:lang w:val="pt_PT" w:bidi="pt_PT"/>
@@ -2172,54 +1854,36 @@
         </w:rPr>
         <w:t xml:space="preserve">Paulo encoraja os cristãos filipenses a viverem de maneira digna das boas-novas (cp. </w:t>
       </w:r>
-      <w:hyperlink r:id="rId65">
-        <w:r>
-          <w:rPr>
-            <w:lang w:val="pt_PT" w:bidi="pt_PT"/>
-          </w:rPr>
-          <w:rPr>
-            <w:color w:val="0000EE"/>
-            <w:u w:val="single"/>
-          </w:rPr>
-          <w:t>Ef 4.1</w:t>
-        </w:r>
-      </w:hyperlink>
-      <w:r>
-        <w:rPr>
-          <w:lang w:val="pt_PT" w:bidi="pt_PT"/>
-        </w:rPr>
-        <w:t xml:space="preserve">; </w:t>
-      </w:r>
-      <w:hyperlink r:id="rId66">
-        <w:r>
-          <w:rPr>
-            <w:lang w:val="pt_PT" w:bidi="pt_PT"/>
-          </w:rPr>
-          <w:rPr>
-            <w:color w:val="0000EE"/>
-            <w:u w:val="single"/>
-          </w:rPr>
-          <w:t>Cl 1.10</w:t>
-        </w:r>
-      </w:hyperlink>
-      <w:r>
-        <w:rPr>
-          <w:lang w:val="pt_PT" w:bidi="pt_PT"/>
-        </w:rPr>
-        <w:t xml:space="preserve">; </w:t>
-      </w:r>
-      <w:hyperlink r:id="rId67">
-        <w:r>
-          <w:rPr>
-            <w:lang w:val="pt_PT" w:bidi="pt_PT"/>
-          </w:rPr>
-          <w:rPr>
-            <w:color w:val="0000EE"/>
-            <w:u w:val="single"/>
-          </w:rPr>
-          <w:t>1Ts 2.12</w:t>
-        </w:r>
-      </w:hyperlink>
+      <w:r>
+        <w:rPr>
+          <w:lang w:val="pt_PT" w:bidi="pt_PT"/>
+        </w:rPr>
+        <w:t>Ef 4.1</w:t>
+      </w:r>
+      <w:r>
+        <w:rPr>
+          <w:lang w:val="pt_PT" w:bidi="pt_PT"/>
+        </w:rPr>
+        <w:t xml:space="preserve">; </w:t>
+      </w:r>
+      <w:r>
+        <w:rPr>
+          <w:lang w:val="pt_PT" w:bidi="pt_PT"/>
+        </w:rPr>
+        <w:t>Cl 1.10</w:t>
+      </w:r>
+      <w:r>
+        <w:rPr>
+          <w:lang w:val="pt_PT" w:bidi="pt_PT"/>
+        </w:rPr>
+        <w:t xml:space="preserve">; </w:t>
+      </w:r>
+      <w:r>
+        <w:rPr>
+          <w:lang w:val="pt_PT" w:bidi="pt_PT"/>
+        </w:rPr>
+        <w:t>1Ts 2.12</w:t>
+      </w:r>
       <w:r>
         <w:rPr>
           <w:lang w:val="pt_PT" w:bidi="pt_PT"/>
@@ -2287,18 +1951,12 @@
         </w:rPr>
         <w:t xml:space="preserve"> Por essa interpretação, os perseguidores permaneceriam cegos para a verdade (cp. </w:t>
       </w:r>
-      <w:hyperlink r:id="rId68">
-        <w:r>
-          <w:rPr>
-            <w:lang w:val="pt_PT" w:bidi="pt_PT"/>
-          </w:rPr>
-          <w:rPr>
-            <w:color w:val="0000EE"/>
-            <w:u w:val="single"/>
-          </w:rPr>
-          <w:t>2Co 2.15–16</w:t>
-        </w:r>
-      </w:hyperlink>
+      <w:r>
+        <w:rPr>
+          <w:lang w:val="pt_PT" w:bidi="pt_PT"/>
+        </w:rPr>
+        <w:t>2Co 2.15–16</w:t>
+      </w:r>
       <w:r>
         <w:rPr>
           <w:lang w:val="pt_PT" w:bidi="pt_PT"/>
@@ -2401,36 +2059,24 @@
         </w:rPr>
         <w:t xml:space="preserve">Estamos juntos nesta luta: Tanto Paulo quanto os Filipenses enfrentaram forte oposição — Paulo estava na prisão, e os Filipenses estavam sendo perseguidos. • Vocês viram minha luta no passado: Veja </w:t>
       </w:r>
-      <w:hyperlink r:id="rId19">
-        <w:r>
-          <w:rPr>
-            <w:lang w:val="pt_PT" w:bidi="pt_PT"/>
-          </w:rPr>
-          <w:rPr>
-            <w:color w:val="0000EE"/>
-            <w:u w:val="single"/>
-          </w:rPr>
-          <w:t>At 16.11–40</w:t>
-        </w:r>
-      </w:hyperlink>
+      <w:r>
+        <w:rPr>
+          <w:lang w:val="pt_PT" w:bidi="pt_PT"/>
+        </w:rPr>
+        <w:t>At 16.11–40</w:t>
+      </w:r>
       <w:r>
         <w:rPr>
           <w:lang w:val="pt_PT" w:bidi="pt_PT"/>
         </w:rPr>
         <w:t xml:space="preserve">; cp. </w:t>
       </w:r>
-      <w:hyperlink r:id="rId69">
-        <w:r>
-          <w:rPr>
-            <w:lang w:val="pt_PT" w:bidi="pt_PT"/>
-          </w:rPr>
-          <w:rPr>
-            <w:color w:val="0000EE"/>
-            <w:u w:val="single"/>
-          </w:rPr>
-          <w:t>1Ts 2.2</w:t>
-        </w:r>
-      </w:hyperlink>
+      <w:r>
+        <w:rPr>
+          <w:lang w:val="pt_PT" w:bidi="pt_PT"/>
+        </w:rPr>
+        <w:t>1Ts 2.2</w:t>
+      </w:r>
       <w:r>
         <w:rPr>
           <w:lang w:val="pt_PT" w:bidi="pt_PT"/>
@@ -2581,54 +2227,36 @@
         </w:rPr>
         <w:t xml:space="preserve">Não seja egoísta: O egocentrismo é contrário ao cuidado genuíno pelos outros (cp. </w:t>
       </w:r>
-      <w:hyperlink r:id="rId13">
-        <w:r>
-          <w:rPr>
-            <w:lang w:val="pt_PT" w:bidi="pt_PT"/>
-          </w:rPr>
-          <w:rPr>
-            <w:color w:val="0000EE"/>
-            <w:u w:val="single"/>
-          </w:rPr>
-          <w:t>2.20–21</w:t>
-        </w:r>
-      </w:hyperlink>
-      <w:r>
-        <w:rPr>
-          <w:lang w:val="pt_PT" w:bidi="pt_PT"/>
-        </w:rPr>
-        <w:t xml:space="preserve">; </w:t>
-      </w:r>
-      <w:hyperlink r:id="rId70">
-        <w:r>
-          <w:rPr>
-            <w:lang w:val="pt_PT" w:bidi="pt_PT"/>
-          </w:rPr>
-          <w:rPr>
-            <w:color w:val="0000EE"/>
-            <w:u w:val="single"/>
-          </w:rPr>
-          <w:t>1Co 10.24</w:t>
-        </w:r>
-      </w:hyperlink>
-      <w:r>
-        <w:rPr>
-          <w:lang w:val="pt_PT" w:bidi="pt_PT"/>
-        </w:rPr>
-        <w:t xml:space="preserve">; </w:t>
-      </w:r>
-      <w:hyperlink r:id="rId71">
-        <w:r>
-          <w:rPr>
-            <w:lang w:val="pt_PT" w:bidi="pt_PT"/>
-          </w:rPr>
-          <w:rPr>
-            <w:color w:val="0000EE"/>
-            <w:u w:val="single"/>
-          </w:rPr>
-          <w:t>Gl 5.26</w:t>
-        </w:r>
-      </w:hyperlink>
+      <w:r>
+        <w:rPr>
+          <w:lang w:val="pt_PT" w:bidi="pt_PT"/>
+        </w:rPr>
+        <w:t>2.20–21</w:t>
+      </w:r>
+      <w:r>
+        <w:rPr>
+          <w:lang w:val="pt_PT" w:bidi="pt_PT"/>
+        </w:rPr>
+        <w:t xml:space="preserve">; </w:t>
+      </w:r>
+      <w:r>
+        <w:rPr>
+          <w:lang w:val="pt_PT" w:bidi="pt_PT"/>
+        </w:rPr>
+        <w:t>1Co 10.24</w:t>
+      </w:r>
+      <w:r>
+        <w:rPr>
+          <w:lang w:val="pt_PT" w:bidi="pt_PT"/>
+        </w:rPr>
+        <w:t xml:space="preserve">; </w:t>
+      </w:r>
+      <w:r>
+        <w:rPr>
+          <w:lang w:val="pt_PT" w:bidi="pt_PT"/>
+        </w:rPr>
+        <w:t>Gl 5.26</w:t>
+      </w:r>
       <w:r>
         <w:rPr>
           <w:lang w:val="pt_PT" w:bidi="pt_PT"/>
@@ -2683,54 +2311,36 @@
         </w:rPr>
         <w:t xml:space="preserve">Embora ele fosse Deus: Veja </w:t>
       </w:r>
-      <w:hyperlink r:id="rId72">
-        <w:r>
-          <w:rPr>
-            <w:lang w:val="pt_PT" w:bidi="pt_PT"/>
-          </w:rPr>
-          <w:rPr>
-            <w:color w:val="0000EE"/>
-            <w:u w:val="single"/>
-          </w:rPr>
-          <w:t>Jó 1.1–3</w:t>
-        </w:r>
-      </w:hyperlink>
-      <w:r>
-        <w:rPr>
-          <w:lang w:val="pt_PT" w:bidi="pt_PT"/>
-        </w:rPr>
-        <w:t xml:space="preserve">; </w:t>
-      </w:r>
-      <w:hyperlink r:id="rId73">
-        <w:r>
-          <w:rPr>
-            <w:lang w:val="pt_PT" w:bidi="pt_PT"/>
-          </w:rPr>
-          <w:rPr>
-            <w:color w:val="0000EE"/>
-            <w:u w:val="single"/>
-          </w:rPr>
-          <w:t>17.5</w:t>
-        </w:r>
-      </w:hyperlink>
-      <w:r>
-        <w:rPr>
-          <w:lang w:val="pt_PT" w:bidi="pt_PT"/>
-        </w:rPr>
-        <w:t xml:space="preserve">; </w:t>
-      </w:r>
-      <w:hyperlink r:id="rId74">
-        <w:r>
-          <w:rPr>
-            <w:lang w:val="pt_PT" w:bidi="pt_PT"/>
-          </w:rPr>
-          <w:rPr>
-            <w:color w:val="0000EE"/>
-            <w:u w:val="single"/>
-          </w:rPr>
-          <w:t>Cl 1.15</w:t>
-        </w:r>
-      </w:hyperlink>
+      <w:r>
+        <w:rPr>
+          <w:lang w:val="pt_PT" w:bidi="pt_PT"/>
+        </w:rPr>
+        <w:t>Jó 1.1–3</w:t>
+      </w:r>
+      <w:r>
+        <w:rPr>
+          <w:lang w:val="pt_PT" w:bidi="pt_PT"/>
+        </w:rPr>
+        <w:t xml:space="preserve">; </w:t>
+      </w:r>
+      <w:r>
+        <w:rPr>
+          <w:lang w:val="pt_PT" w:bidi="pt_PT"/>
+        </w:rPr>
+        <w:t>17.5</w:t>
+      </w:r>
+      <w:r>
+        <w:rPr>
+          <w:lang w:val="pt_PT" w:bidi="pt_PT"/>
+        </w:rPr>
+        <w:t xml:space="preserve">; </w:t>
+      </w:r>
+      <w:r>
+        <w:rPr>
+          <w:lang w:val="pt_PT" w:bidi="pt_PT"/>
+        </w:rPr>
+        <w:t>Cl 1.15</w:t>
+      </w:r>
       <w:r>
         <w:rPr>
           <w:lang w:val="pt_PT" w:bidi="pt_PT"/>
@@ -2846,36 +2456,24 @@
         </w:rPr>
         <w:t xml:space="preserve">): O restante de </w:t>
       </w:r>
-      <w:hyperlink r:id="rId75">
-        <w:r>
-          <w:rPr>
-            <w:lang w:val="pt_PT" w:bidi="pt_PT"/>
-          </w:rPr>
-          <w:rPr>
-            <w:color w:val="0000EE"/>
-            <w:u w:val="single"/>
-          </w:rPr>
-          <w:t>2.7–8</w:t>
-        </w:r>
-      </w:hyperlink>
+      <w:r>
+        <w:rPr>
+          <w:lang w:val="pt_PT" w:bidi="pt_PT"/>
+        </w:rPr>
+        <w:t>2.7–8</w:t>
+      </w:r>
       <w:r>
         <w:rPr>
           <w:lang w:val="pt_PT" w:bidi="pt_PT"/>
         </w:rPr>
         <w:t xml:space="preserve"> explica esta expressão suprema de autonegação divina (cp. </w:t>
       </w:r>
-      <w:hyperlink r:id="rId76">
-        <w:r>
-          <w:rPr>
-            <w:lang w:val="pt_PT" w:bidi="pt_PT"/>
-          </w:rPr>
-          <w:rPr>
-            <w:color w:val="0000EE"/>
-            <w:u w:val="single"/>
-          </w:rPr>
-          <w:t>2Co 8.9</w:t>
-        </w:r>
-      </w:hyperlink>
+      <w:r>
+        <w:rPr>
+          <w:lang w:val="pt_PT" w:bidi="pt_PT"/>
+        </w:rPr>
+        <w:t>2Co 8.9</w:t>
+      </w:r>
       <w:r>
         <w:rPr>
           <w:lang w:val="pt_PT" w:bidi="pt_PT"/>
@@ -2895,54 +2493,36 @@
         </w:rPr>
         <w:t xml:space="preserve">): Paulo pode ter pensado em </w:t>
       </w:r>
-      <w:hyperlink r:id="rId77">
-        <w:r>
-          <w:rPr>
-            <w:lang w:val="pt_PT" w:bidi="pt_PT"/>
-          </w:rPr>
-          <w:rPr>
-            <w:color w:val="0000EE"/>
-            <w:u w:val="single"/>
-          </w:rPr>
-          <w:t>Is 52.13–53.12</w:t>
-        </w:r>
-      </w:hyperlink>
+      <w:r>
+        <w:rPr>
+          <w:lang w:val="pt_PT" w:bidi="pt_PT"/>
+        </w:rPr>
+        <w:t>Is 52.13–53.12</w:t>
+      </w:r>
       <w:r>
         <w:rPr>
           <w:lang w:val="pt_PT" w:bidi="pt_PT"/>
         </w:rPr>
         <w:t xml:space="preserve">. • e nasceu como um humano: Veja </w:t>
       </w:r>
-      <w:hyperlink r:id="rId78">
-        <w:r>
-          <w:rPr>
-            <w:lang w:val="pt_PT" w:bidi="pt_PT"/>
-          </w:rPr>
-          <w:rPr>
-            <w:color w:val="0000EE"/>
-            <w:u w:val="single"/>
-          </w:rPr>
-          <w:t>Jo 1.14</w:t>
-        </w:r>
-      </w:hyperlink>
-      <w:r>
-        <w:rPr>
-          <w:lang w:val="pt_PT" w:bidi="pt_PT"/>
-        </w:rPr>
-        <w:t xml:space="preserve">; </w:t>
-      </w:r>
-      <w:hyperlink r:id="rId79">
-        <w:r>
-          <w:rPr>
-            <w:lang w:val="pt_PT" w:bidi="pt_PT"/>
-          </w:rPr>
-          <w:rPr>
-            <w:color w:val="0000EE"/>
-            <w:u w:val="single"/>
-          </w:rPr>
-          <w:t>1Tm 3.16</w:t>
-        </w:r>
-      </w:hyperlink>
+      <w:r>
+        <w:rPr>
+          <w:lang w:val="pt_PT" w:bidi="pt_PT"/>
+        </w:rPr>
+        <w:t>Jo 1.14</w:t>
+      </w:r>
+      <w:r>
+        <w:rPr>
+          <w:lang w:val="pt_PT" w:bidi="pt_PT"/>
+        </w:rPr>
+        <w:t xml:space="preserve">; </w:t>
+      </w:r>
+      <w:r>
+        <w:rPr>
+          <w:lang w:val="pt_PT" w:bidi="pt_PT"/>
+        </w:rPr>
+        <w:t>1Tm 3.16</w:t>
+      </w:r>
       <w:r>
         <w:rPr>
           <w:lang w:val="pt_PT" w:bidi="pt_PT"/>
@@ -2997,180 +2577,120 @@
         </w:rPr>
         <w:t xml:space="preserve">em obediência a Deus: Era a vontade de Deus que Jesus morresse pelos pecados da humanidade (veja </w:t>
       </w:r>
-      <w:hyperlink r:id="rId80">
-        <w:r>
-          <w:rPr>
-            <w:lang w:val="pt_PT" w:bidi="pt_PT"/>
-          </w:rPr>
-          <w:rPr>
-            <w:color w:val="0000EE"/>
-            <w:u w:val="single"/>
-          </w:rPr>
-          <w:t>Is 53.7</w:t>
-        </w:r>
-      </w:hyperlink>
-      <w:r>
-        <w:rPr>
-          <w:lang w:val="pt_PT" w:bidi="pt_PT"/>
-        </w:rPr>
-        <w:t xml:space="preserve">; </w:t>
-      </w:r>
-      <w:hyperlink r:id="rId81">
-        <w:r>
-          <w:rPr>
-            <w:lang w:val="pt_PT" w:bidi="pt_PT"/>
-          </w:rPr>
-          <w:rPr>
-            <w:color w:val="0000EE"/>
-            <w:u w:val="single"/>
-          </w:rPr>
-          <w:t>Mt 26.39</w:t>
-        </w:r>
-      </w:hyperlink>
-      <w:r>
-        <w:rPr>
-          <w:lang w:val="pt_PT" w:bidi="pt_PT"/>
-        </w:rPr>
-        <w:t xml:space="preserve">; </w:t>
-      </w:r>
-      <w:hyperlink r:id="rId82">
-        <w:r>
-          <w:rPr>
-            <w:lang w:val="pt_PT" w:bidi="pt_PT"/>
-          </w:rPr>
-          <w:rPr>
-            <w:color w:val="0000EE"/>
-            <w:u w:val="single"/>
-          </w:rPr>
-          <w:t>Jo 3.16</w:t>
-        </w:r>
-      </w:hyperlink>
-      <w:r>
-        <w:rPr>
-          <w:lang w:val="pt_PT" w:bidi="pt_PT"/>
-        </w:rPr>
-        <w:t xml:space="preserve">; </w:t>
-      </w:r>
-      <w:hyperlink r:id="rId83">
-        <w:r>
-          <w:rPr>
-            <w:lang w:val="pt_PT" w:bidi="pt_PT"/>
-          </w:rPr>
-          <w:rPr>
-            <w:color w:val="0000EE"/>
-            <w:u w:val="single"/>
-          </w:rPr>
-          <w:t>10.17–18</w:t>
-        </w:r>
-      </w:hyperlink>
-      <w:r>
-        <w:rPr>
-          <w:lang w:val="pt_PT" w:bidi="pt_PT"/>
-        </w:rPr>
-        <w:t xml:space="preserve">; </w:t>
-      </w:r>
-      <w:hyperlink r:id="rId84">
-        <w:r>
-          <w:rPr>
-            <w:lang w:val="pt_PT" w:bidi="pt_PT"/>
-          </w:rPr>
-          <w:rPr>
-            <w:color w:val="0000EE"/>
-            <w:u w:val="single"/>
-          </w:rPr>
-          <w:t>Rm 5.8</w:t>
-        </w:r>
-      </w:hyperlink>
+      <w:r>
+        <w:rPr>
+          <w:lang w:val="pt_PT" w:bidi="pt_PT"/>
+        </w:rPr>
+        <w:t>Is 53.7</w:t>
+      </w:r>
+      <w:r>
+        <w:rPr>
+          <w:lang w:val="pt_PT" w:bidi="pt_PT"/>
+        </w:rPr>
+        <w:t xml:space="preserve">; </w:t>
+      </w:r>
+      <w:r>
+        <w:rPr>
+          <w:lang w:val="pt_PT" w:bidi="pt_PT"/>
+        </w:rPr>
+        <w:t>Mt 26.39</w:t>
+      </w:r>
+      <w:r>
+        <w:rPr>
+          <w:lang w:val="pt_PT" w:bidi="pt_PT"/>
+        </w:rPr>
+        <w:t xml:space="preserve">; </w:t>
+      </w:r>
+      <w:r>
+        <w:rPr>
+          <w:lang w:val="pt_PT" w:bidi="pt_PT"/>
+        </w:rPr>
+        <w:t>Jo 3.16</w:t>
+      </w:r>
+      <w:r>
+        <w:rPr>
+          <w:lang w:val="pt_PT" w:bidi="pt_PT"/>
+        </w:rPr>
+        <w:t xml:space="preserve">; </w:t>
+      </w:r>
+      <w:r>
+        <w:rPr>
+          <w:lang w:val="pt_PT" w:bidi="pt_PT"/>
+        </w:rPr>
+        <w:t>10.17–18</w:t>
+      </w:r>
+      <w:r>
+        <w:rPr>
+          <w:lang w:val="pt_PT" w:bidi="pt_PT"/>
+        </w:rPr>
+        <w:t xml:space="preserve">; </w:t>
+      </w:r>
+      <w:r>
+        <w:rPr>
+          <w:lang w:val="pt_PT" w:bidi="pt_PT"/>
+        </w:rPr>
+        <w:t>Rm 5.8</w:t>
+      </w:r>
       <w:r>
         <w:rPr>
           <w:lang w:val="pt_PT" w:bidi="pt_PT"/>
         </w:rPr>
         <w:t>,</w:t>
       </w:r>
-      <w:hyperlink r:id="rId85">
-        <w:r>
-          <w:rPr>
-            <w:lang w:val="pt_PT" w:bidi="pt_PT"/>
-          </w:rPr>
-          <w:rPr>
-            <w:color w:val="0000EE"/>
-            <w:u w:val="single"/>
-          </w:rPr>
-          <w:t>19</w:t>
-        </w:r>
-      </w:hyperlink>
-      <w:r>
-        <w:rPr>
-          <w:lang w:val="pt_PT" w:bidi="pt_PT"/>
-        </w:rPr>
-        <w:t xml:space="preserve">; </w:t>
-      </w:r>
-      <w:hyperlink r:id="rId86">
-        <w:r>
-          <w:rPr>
-            <w:lang w:val="pt_PT" w:bidi="pt_PT"/>
-          </w:rPr>
-          <w:rPr>
-            <w:color w:val="0000EE"/>
-            <w:u w:val="single"/>
-          </w:rPr>
-          <w:t>8.3</w:t>
-        </w:r>
-      </w:hyperlink>
-      <w:r>
-        <w:rPr>
-          <w:lang w:val="pt_PT" w:bidi="pt_PT"/>
-        </w:rPr>
-        <w:t xml:space="preserve">; </w:t>
-      </w:r>
-      <w:hyperlink r:id="rId87">
-        <w:r>
-          <w:rPr>
-            <w:lang w:val="pt_PT" w:bidi="pt_PT"/>
-          </w:rPr>
-          <w:rPr>
-            <w:color w:val="0000EE"/>
-            <w:u w:val="single"/>
-          </w:rPr>
-          <w:t>Hb 5.8</w:t>
-        </w:r>
-      </w:hyperlink>
-      <w:r>
-        <w:rPr>
-          <w:lang w:val="pt_PT" w:bidi="pt_PT"/>
-        </w:rPr>
-        <w:t xml:space="preserve">; </w:t>
-      </w:r>
-      <w:hyperlink r:id="rId88">
-        <w:r>
-          <w:rPr>
-            <w:lang w:val="pt_PT" w:bidi="pt_PT"/>
-          </w:rPr>
-          <w:rPr>
-            <w:color w:val="0000EE"/>
-            <w:u w:val="single"/>
-          </w:rPr>
-          <w:t>1Jo 4.9–10</w:t>
-        </w:r>
-      </w:hyperlink>
+      <w:r>
+        <w:rPr>
+          <w:lang w:val="pt_PT" w:bidi="pt_PT"/>
+        </w:rPr>
+        <w:t>19</w:t>
+      </w:r>
+      <w:r>
+        <w:rPr>
+          <w:lang w:val="pt_PT" w:bidi="pt_PT"/>
+        </w:rPr>
+        <w:t xml:space="preserve">; </w:t>
+      </w:r>
+      <w:r>
+        <w:rPr>
+          <w:lang w:val="pt_PT" w:bidi="pt_PT"/>
+        </w:rPr>
+        <w:t>8.3</w:t>
+      </w:r>
+      <w:r>
+        <w:rPr>
+          <w:lang w:val="pt_PT" w:bidi="pt_PT"/>
+        </w:rPr>
+        <w:t xml:space="preserve">; </w:t>
+      </w:r>
+      <w:r>
+        <w:rPr>
+          <w:lang w:val="pt_PT" w:bidi="pt_PT"/>
+        </w:rPr>
+        <w:t>Hb 5.8</w:t>
+      </w:r>
+      <w:r>
+        <w:rPr>
+          <w:lang w:val="pt_PT" w:bidi="pt_PT"/>
+        </w:rPr>
+        <w:t xml:space="preserve">; </w:t>
+      </w:r>
+      <w:r>
+        <w:rPr>
+          <w:lang w:val="pt_PT" w:bidi="pt_PT"/>
+        </w:rPr>
+        <w:t>1Jo 4.9–10</w:t>
+      </w:r>
       <w:r>
         <w:rPr>
           <w:lang w:val="pt_PT" w:bidi="pt_PT"/>
         </w:rPr>
         <w:t>,</w:t>
       </w:r>
-      <w:hyperlink r:id="rId89">
-        <w:r>
-          <w:rPr>
-            <w:lang w:val="pt_PT" w:bidi="pt_PT"/>
-          </w:rPr>
-          <w:rPr>
-            <w:color w:val="0000EE"/>
-            <w:u w:val="single"/>
-          </w:rPr>
-          <w:t>14</w:t>
-        </w:r>
-      </w:hyperlink>
+      <w:r>
+        <w:rPr>
+          <w:lang w:val="pt_PT" w:bidi="pt_PT"/>
+        </w:rPr>
+        <w:t>14</w:t>
+      </w:r>
       <w:r>
         <w:rPr>
           <w:lang w:val="pt_PT" w:bidi="pt_PT"/>
@@ -3238,162 +2758,108 @@
         </w:rPr>
         <w:t xml:space="preserve"> veja </w:t>
       </w:r>
-      <w:hyperlink r:id="rId90">
-        <w:r>
-          <w:rPr>
-            <w:lang w:val="pt_PT" w:bidi="pt_PT"/>
-          </w:rPr>
-          <w:rPr>
-            <w:color w:val="0000EE"/>
-            <w:u w:val="single"/>
-          </w:rPr>
-          <w:t>At 1.9–10</w:t>
-        </w:r>
-      </w:hyperlink>
+      <w:r>
+        <w:rPr>
+          <w:lang w:val="pt_PT" w:bidi="pt_PT"/>
+        </w:rPr>
+        <w:t>At 1.9–10</w:t>
+      </w:r>
       <w:r>
         <w:rPr>
           <w:lang w:val="pt_PT" w:bidi="pt_PT"/>
         </w:rPr>
         <w:t xml:space="preserve">; cp. </w:t>
       </w:r>
-      <w:hyperlink r:id="rId91">
-        <w:r>
-          <w:rPr>
-            <w:lang w:val="pt_PT" w:bidi="pt_PT"/>
-          </w:rPr>
-          <w:rPr>
-            <w:color w:val="0000EE"/>
-            <w:u w:val="single"/>
-          </w:rPr>
-          <w:t>At 2.32–33</w:t>
-        </w:r>
-      </w:hyperlink>
-      <w:r>
-        <w:rPr>
-          <w:lang w:val="pt_PT" w:bidi="pt_PT"/>
-        </w:rPr>
-        <w:t xml:space="preserve">; </w:t>
-      </w:r>
-      <w:hyperlink r:id="rId92">
-        <w:r>
-          <w:rPr>
-            <w:lang w:val="pt_PT" w:bidi="pt_PT"/>
-          </w:rPr>
-          <w:rPr>
-            <w:color w:val="0000EE"/>
-            <w:u w:val="single"/>
-          </w:rPr>
-          <w:t>7.55–56</w:t>
-        </w:r>
-      </w:hyperlink>
+      <w:r>
+        <w:rPr>
+          <w:lang w:val="pt_PT" w:bidi="pt_PT"/>
+        </w:rPr>
+        <w:t>At 2.32–33</w:t>
+      </w:r>
+      <w:r>
+        <w:rPr>
+          <w:lang w:val="pt_PT" w:bidi="pt_PT"/>
+        </w:rPr>
+        <w:t xml:space="preserve">; </w:t>
+      </w:r>
+      <w:r>
+        <w:rPr>
+          <w:lang w:val="pt_PT" w:bidi="pt_PT"/>
+        </w:rPr>
+        <w:t>7.55–56</w:t>
+      </w:r>
       <w:r>
         <w:rPr>
           <w:lang w:val="pt_PT" w:bidi="pt_PT"/>
         </w:rPr>
         <w:t>. • o nome acima de todos os outros nomes: Jesus tem autoridade e poder supremos (</w:t>
       </w:r>
-      <w:hyperlink r:id="rId93">
-        <w:r>
-          <w:rPr>
-            <w:lang w:val="pt_PT" w:bidi="pt_PT"/>
-          </w:rPr>
-          <w:rPr>
-            <w:color w:val="0000EE"/>
-            <w:u w:val="single"/>
-          </w:rPr>
-          <w:t>Fp 2.10–11</w:t>
-        </w:r>
-      </w:hyperlink>
+      <w:r>
+        <w:rPr>
+          <w:lang w:val="pt_PT" w:bidi="pt_PT"/>
+        </w:rPr>
+        <w:t>Fp 2.10–11</w:t>
+      </w:r>
       <w:r>
         <w:rPr>
           <w:lang w:val="pt_PT" w:bidi="pt_PT"/>
         </w:rPr>
         <w:t xml:space="preserve">; cp. </w:t>
       </w:r>
-      <w:hyperlink r:id="rId94">
-        <w:r>
-          <w:rPr>
-            <w:lang w:val="pt_PT" w:bidi="pt_PT"/>
-          </w:rPr>
-          <w:rPr>
-            <w:color w:val="0000EE"/>
-            <w:u w:val="single"/>
-          </w:rPr>
-          <w:t>Mt 28.18</w:t>
-        </w:r>
-      </w:hyperlink>
-      <w:r>
-        <w:rPr>
-          <w:lang w:val="pt_PT" w:bidi="pt_PT"/>
-        </w:rPr>
-        <w:t xml:space="preserve">; </w:t>
-      </w:r>
-      <w:hyperlink r:id="rId73">
-        <w:r>
-          <w:rPr>
-            <w:lang w:val="pt_PT" w:bidi="pt_PT"/>
-          </w:rPr>
-          <w:rPr>
-            <w:color w:val="0000EE"/>
-            <w:u w:val="single"/>
-          </w:rPr>
-          <w:t>Jo 17.5</w:t>
-        </w:r>
-      </w:hyperlink>
-      <w:r>
-        <w:rPr>
-          <w:lang w:val="pt_PT" w:bidi="pt_PT"/>
-        </w:rPr>
-        <w:t xml:space="preserve">; </w:t>
-      </w:r>
-      <w:hyperlink r:id="rId95">
-        <w:r>
-          <w:rPr>
-            <w:lang w:val="pt_PT" w:bidi="pt_PT"/>
-          </w:rPr>
-          <w:rPr>
-            <w:color w:val="0000EE"/>
-            <w:u w:val="single"/>
-          </w:rPr>
-          <w:t>At 2.33–36</w:t>
-        </w:r>
-      </w:hyperlink>
-      <w:r>
-        <w:rPr>
-          <w:lang w:val="pt_PT" w:bidi="pt_PT"/>
-        </w:rPr>
-        <w:t xml:space="preserve">; </w:t>
-      </w:r>
-      <w:hyperlink r:id="rId96">
-        <w:r>
-          <w:rPr>
-            <w:lang w:val="pt_PT" w:bidi="pt_PT"/>
-          </w:rPr>
-          <w:rPr>
-            <w:color w:val="0000EE"/>
-            <w:u w:val="single"/>
-          </w:rPr>
-          <w:t>Hb 2.9</w:t>
-        </w:r>
-      </w:hyperlink>
-      <w:r>
-        <w:rPr>
-          <w:lang w:val="pt_PT" w:bidi="pt_PT"/>
-        </w:rPr>
-        <w:t xml:space="preserve">; </w:t>
-      </w:r>
-      <w:hyperlink r:id="rId97">
-        <w:r>
-          <w:rPr>
-            <w:lang w:val="pt_PT" w:bidi="pt_PT"/>
-          </w:rPr>
-          <w:rPr>
-            <w:color w:val="0000EE"/>
-            <w:u w:val="single"/>
-          </w:rPr>
-          <w:t>12.2</w:t>
-        </w:r>
-      </w:hyperlink>
+      <w:r>
+        <w:rPr>
+          <w:lang w:val="pt_PT" w:bidi="pt_PT"/>
+        </w:rPr>
+        <w:t>Mt 28.18</w:t>
+      </w:r>
+      <w:r>
+        <w:rPr>
+          <w:lang w:val="pt_PT" w:bidi="pt_PT"/>
+        </w:rPr>
+        <w:t xml:space="preserve">; </w:t>
+      </w:r>
+      <w:r>
+        <w:rPr>
+          <w:lang w:val="pt_PT" w:bidi="pt_PT"/>
+        </w:rPr>
+        <w:t>Jo 17.5</w:t>
+      </w:r>
+      <w:r>
+        <w:rPr>
+          <w:lang w:val="pt_PT" w:bidi="pt_PT"/>
+        </w:rPr>
+        <w:t xml:space="preserve">; </w:t>
+      </w:r>
+      <w:r>
+        <w:rPr>
+          <w:lang w:val="pt_PT" w:bidi="pt_PT"/>
+        </w:rPr>
+        <w:t>At 2.33–36</w:t>
+      </w:r>
+      <w:r>
+        <w:rPr>
+          <w:lang w:val="pt_PT" w:bidi="pt_PT"/>
+        </w:rPr>
+        <w:t xml:space="preserve">; </w:t>
+      </w:r>
+      <w:r>
+        <w:rPr>
+          <w:lang w:val="pt_PT" w:bidi="pt_PT"/>
+        </w:rPr>
+        <w:t>Hb 2.9</w:t>
+      </w:r>
+      <w:r>
+        <w:rPr>
+          <w:lang w:val="pt_PT" w:bidi="pt_PT"/>
+        </w:rPr>
+        <w:t xml:space="preserve">; </w:t>
+      </w:r>
+      <w:r>
+        <w:rPr>
+          <w:lang w:val="pt_PT" w:bidi="pt_PT"/>
+        </w:rPr>
+        <w:t>12.2</w:t>
+      </w:r>
       <w:r>
         <w:rPr>
           <w:lang w:val="pt_PT" w:bidi="pt_PT"/>
@@ -3461,108 +2927,72 @@
         </w:rPr>
         <w:t xml:space="preserve"> e aqueles que morreram, um dia reconhecerão a autoridade de Jesus Cristo como Senhor (veja </w:t>
       </w:r>
-      <w:hyperlink r:id="rId98">
-        <w:r>
-          <w:rPr>
-            <w:lang w:val="pt_PT" w:bidi="pt_PT"/>
-          </w:rPr>
-          <w:rPr>
-            <w:color w:val="0000EE"/>
-            <w:u w:val="single"/>
-          </w:rPr>
-          <w:t>Ef 1.9–10</w:t>
-        </w:r>
-      </w:hyperlink>
+      <w:r>
+        <w:rPr>
+          <w:lang w:val="pt_PT" w:bidi="pt_PT"/>
+        </w:rPr>
+        <w:t>Ef 1.9–10</w:t>
+      </w:r>
       <w:r>
         <w:rPr>
           <w:lang w:val="pt_PT" w:bidi="pt_PT"/>
         </w:rPr>
         <w:t>,</w:t>
       </w:r>
-      <w:hyperlink r:id="rId99">
-        <w:r>
-          <w:rPr>
-            <w:lang w:val="pt_PT" w:bidi="pt_PT"/>
-          </w:rPr>
-          <w:rPr>
-            <w:color w:val="0000EE"/>
-            <w:u w:val="single"/>
-          </w:rPr>
-          <w:t>21</w:t>
-        </w:r>
-      </w:hyperlink>
-      <w:r>
-        <w:rPr>
-          <w:lang w:val="pt_PT" w:bidi="pt_PT"/>
-        </w:rPr>
-        <w:t xml:space="preserve">; </w:t>
-      </w:r>
-      <w:hyperlink r:id="rId100">
-        <w:r>
-          <w:rPr>
-            <w:lang w:val="pt_PT" w:bidi="pt_PT"/>
-          </w:rPr>
-          <w:rPr>
-            <w:color w:val="0000EE"/>
-            <w:u w:val="single"/>
-          </w:rPr>
-          <w:t>Cl 1.20–25</w:t>
-        </w:r>
-      </w:hyperlink>
-      <w:r>
-        <w:rPr>
-          <w:lang w:val="pt_PT" w:bidi="pt_PT"/>
-        </w:rPr>
-        <w:t xml:space="preserve">; </w:t>
-      </w:r>
-      <w:hyperlink r:id="rId101">
-        <w:r>
-          <w:rPr>
-            <w:lang w:val="pt_PT" w:bidi="pt_PT"/>
-          </w:rPr>
-          <w:rPr>
-            <w:color w:val="0000EE"/>
-            <w:u w:val="single"/>
-          </w:rPr>
-          <w:t>1Pe 3.22</w:t>
-        </w:r>
-      </w:hyperlink>
+      <w:r>
+        <w:rPr>
+          <w:lang w:val="pt_PT" w:bidi="pt_PT"/>
+        </w:rPr>
+        <w:t>21</w:t>
+      </w:r>
+      <w:r>
+        <w:rPr>
+          <w:lang w:val="pt_PT" w:bidi="pt_PT"/>
+        </w:rPr>
+        <w:t xml:space="preserve">; </w:t>
+      </w:r>
+      <w:r>
+        <w:rPr>
+          <w:lang w:val="pt_PT" w:bidi="pt_PT"/>
+        </w:rPr>
+        <w:t>Cl 1.20–25</w:t>
+      </w:r>
+      <w:r>
+        <w:rPr>
+          <w:lang w:val="pt_PT" w:bidi="pt_PT"/>
+        </w:rPr>
+        <w:t xml:space="preserve">; </w:t>
+      </w:r>
+      <w:r>
+        <w:rPr>
+          <w:lang w:val="pt_PT" w:bidi="pt_PT"/>
+        </w:rPr>
+        <w:t>1Pe 3.22</w:t>
+      </w:r>
       <w:r>
         <w:rPr>
           <w:lang w:val="pt_PT" w:bidi="pt_PT"/>
         </w:rPr>
         <w:t xml:space="preserve">). • Toda língua declarará (cp. </w:t>
       </w:r>
-      <w:hyperlink r:id="rId102">
-        <w:r>
-          <w:rPr>
-            <w:lang w:val="pt_PT" w:bidi="pt_PT"/>
-          </w:rPr>
-          <w:rPr>
-            <w:color w:val="0000EE"/>
-            <w:u w:val="single"/>
-          </w:rPr>
-          <w:t>Is 45.23</w:t>
-        </w:r>
-      </w:hyperlink>
-      <w:r>
-        <w:rPr>
-          <w:lang w:val="pt_PT" w:bidi="pt_PT"/>
-        </w:rPr>
-        <w:t xml:space="preserve">; </w:t>
-      </w:r>
-      <w:hyperlink r:id="rId103">
-        <w:r>
-          <w:rPr>
-            <w:lang w:val="pt_PT" w:bidi="pt_PT"/>
-          </w:rPr>
-          <w:rPr>
-            <w:color w:val="0000EE"/>
-            <w:u w:val="single"/>
-          </w:rPr>
-          <w:t>Rm 14.11</w:t>
-        </w:r>
-      </w:hyperlink>
+      <w:r>
+        <w:rPr>
+          <w:lang w:val="pt_PT" w:bidi="pt_PT"/>
+        </w:rPr>
+        <w:t>Is 45.23</w:t>
+      </w:r>
+      <w:r>
+        <w:rPr>
+          <w:lang w:val="pt_PT" w:bidi="pt_PT"/>
+        </w:rPr>
+        <w:t xml:space="preserve">; </w:t>
+      </w:r>
+      <w:r>
+        <w:rPr>
+          <w:lang w:val="pt_PT" w:bidi="pt_PT"/>
+        </w:rPr>
+        <w:t>Rm 14.11</w:t>
+      </w:r>
       <w:r>
         <w:rPr>
           <w:lang w:val="pt_PT" w:bidi="pt_PT"/>
@@ -3669,54 +3099,36 @@
         </w:rPr>
         <w:t xml:space="preserve">obedecendo a Deus (veja </w:t>
       </w:r>
-      <w:hyperlink r:id="rId104">
-        <w:r>
-          <w:rPr>
-            <w:lang w:val="pt_PT" w:bidi="pt_PT"/>
-          </w:rPr>
-          <w:rPr>
-            <w:color w:val="0000EE"/>
-            <w:u w:val="single"/>
-          </w:rPr>
-          <w:t>Jo 3.36</w:t>
-        </w:r>
-      </w:hyperlink>
-      <w:r>
-        <w:rPr>
-          <w:lang w:val="pt_PT" w:bidi="pt_PT"/>
-        </w:rPr>
-        <w:t xml:space="preserve">; </w:t>
-      </w:r>
-      <w:hyperlink r:id="rId105">
-        <w:r>
-          <w:rPr>
-            <w:lang w:val="pt_PT" w:bidi="pt_PT"/>
-          </w:rPr>
-          <w:rPr>
-            <w:color w:val="0000EE"/>
-            <w:u w:val="single"/>
-          </w:rPr>
-          <w:t>Rm 1.5</w:t>
-        </w:r>
-      </w:hyperlink>
+      <w:r>
+        <w:rPr>
+          <w:lang w:val="pt_PT" w:bidi="pt_PT"/>
+        </w:rPr>
+        <w:t>Jo 3.36</w:t>
+      </w:r>
+      <w:r>
+        <w:rPr>
+          <w:lang w:val="pt_PT" w:bidi="pt_PT"/>
+        </w:rPr>
+        <w:t xml:space="preserve">; </w:t>
+      </w:r>
+      <w:r>
+        <w:rPr>
+          <w:lang w:val="pt_PT" w:bidi="pt_PT"/>
+        </w:rPr>
+        <w:t>Rm 1.5</w:t>
+      </w:r>
       <w:r>
         <w:rPr>
           <w:lang w:val="pt_PT" w:bidi="pt_PT"/>
         </w:rPr>
         <w:t xml:space="preserve">): Os crentes devem considerar o julgamento de Deus como todos os outros (cp. </w:t>
       </w:r>
-      <w:hyperlink r:id="rId106">
-        <w:r>
-          <w:rPr>
-            <w:lang w:val="pt_PT" w:bidi="pt_PT"/>
-          </w:rPr>
-          <w:rPr>
-            <w:color w:val="0000EE"/>
-            <w:u w:val="single"/>
-          </w:rPr>
-          <w:t>1Co 3.10–13</w:t>
-        </w:r>
-      </w:hyperlink>
+      <w:r>
+        <w:rPr>
+          <w:lang w:val="pt_PT" w:bidi="pt_PT"/>
+        </w:rPr>
+        <w:t>1Co 3.10–13</w:t>
+      </w:r>
       <w:r>
         <w:rPr>
           <w:lang w:val="pt_PT" w:bidi="pt_PT"/>
@@ -3819,90 +3231,60 @@
         </w:rPr>
         <w:t xml:space="preserve">Pois Deus está operando em você: Deus capacita e energiza a vida dos crentes (veja </w:t>
       </w:r>
-      <w:hyperlink r:id="rId107">
-        <w:r>
-          <w:rPr>
-            <w:lang w:val="pt_PT" w:bidi="pt_PT"/>
-          </w:rPr>
-          <w:rPr>
-            <w:color w:val="0000EE"/>
-            <w:u w:val="single"/>
-          </w:rPr>
-          <w:t>Jo 15.5</w:t>
-        </w:r>
-      </w:hyperlink>
-      <w:r>
-        <w:rPr>
-          <w:lang w:val="pt_PT" w:bidi="pt_PT"/>
-        </w:rPr>
-        <w:t xml:space="preserve">; </w:t>
-      </w:r>
-      <w:hyperlink r:id="rId108">
-        <w:r>
-          <w:rPr>
-            <w:lang w:val="pt_PT" w:bidi="pt_PT"/>
-          </w:rPr>
-          <w:rPr>
-            <w:color w:val="0000EE"/>
-            <w:u w:val="single"/>
-          </w:rPr>
-          <w:t>1Co 12.6</w:t>
-        </w:r>
-      </w:hyperlink>
-      <w:r>
-        <w:rPr>
-          <w:lang w:val="pt_PT" w:bidi="pt_PT"/>
-        </w:rPr>
-        <w:t xml:space="preserve">; </w:t>
-      </w:r>
-      <w:hyperlink r:id="rId109">
-        <w:r>
-          <w:rPr>
-            <w:lang w:val="pt_PT" w:bidi="pt_PT"/>
-          </w:rPr>
-          <w:rPr>
-            <w:color w:val="0000EE"/>
-            <w:u w:val="single"/>
-          </w:rPr>
-          <w:t>15.10</w:t>
-        </w:r>
-      </w:hyperlink>
-      <w:r>
-        <w:rPr>
-          <w:lang w:val="pt_PT" w:bidi="pt_PT"/>
-        </w:rPr>
-        <w:t xml:space="preserve">; </w:t>
-      </w:r>
-      <w:hyperlink r:id="rId110">
-        <w:r>
-          <w:rPr>
-            <w:lang w:val="pt_PT" w:bidi="pt_PT"/>
-          </w:rPr>
-          <w:rPr>
-            <w:color w:val="0000EE"/>
-            <w:u w:val="single"/>
-          </w:rPr>
-          <w:t>2Co 3.5</w:t>
-        </w:r>
-      </w:hyperlink>
-      <w:r>
-        <w:rPr>
-          <w:lang w:val="pt_PT" w:bidi="pt_PT"/>
-        </w:rPr>
-        <w:t xml:space="preserve">; </w:t>
-      </w:r>
-      <w:hyperlink r:id="rId111">
-        <w:r>
-          <w:rPr>
-            <w:lang w:val="pt_PT" w:bidi="pt_PT"/>
-          </w:rPr>
-          <w:rPr>
-            <w:color w:val="0000EE"/>
-            <w:u w:val="single"/>
-          </w:rPr>
-          <w:t>1Ts 2.13</w:t>
-        </w:r>
-      </w:hyperlink>
+      <w:r>
+        <w:rPr>
+          <w:lang w:val="pt_PT" w:bidi="pt_PT"/>
+        </w:rPr>
+        <w:t>Jo 15.5</w:t>
+      </w:r>
+      <w:r>
+        <w:rPr>
+          <w:lang w:val="pt_PT" w:bidi="pt_PT"/>
+        </w:rPr>
+        <w:t xml:space="preserve">; </w:t>
+      </w:r>
+      <w:r>
+        <w:rPr>
+          <w:lang w:val="pt_PT" w:bidi="pt_PT"/>
+        </w:rPr>
+        <w:t>1Co 12.6</w:t>
+      </w:r>
+      <w:r>
+        <w:rPr>
+          <w:lang w:val="pt_PT" w:bidi="pt_PT"/>
+        </w:rPr>
+        <w:t xml:space="preserve">; </w:t>
+      </w:r>
+      <w:r>
+        <w:rPr>
+          <w:lang w:val="pt_PT" w:bidi="pt_PT"/>
+        </w:rPr>
+        <w:t>15.10</w:t>
+      </w:r>
+      <w:r>
+        <w:rPr>
+          <w:lang w:val="pt_PT" w:bidi="pt_PT"/>
+        </w:rPr>
+        <w:t xml:space="preserve">; </w:t>
+      </w:r>
+      <w:r>
+        <w:rPr>
+          <w:lang w:val="pt_PT" w:bidi="pt_PT"/>
+        </w:rPr>
+        <w:t>2Co 3.5</w:t>
+      </w:r>
+      <w:r>
+        <w:rPr>
+          <w:lang w:val="pt_PT" w:bidi="pt_PT"/>
+        </w:rPr>
+        <w:t xml:space="preserve">; </w:t>
+      </w:r>
+      <w:r>
+        <w:rPr>
+          <w:lang w:val="pt_PT" w:bidi="pt_PT"/>
+        </w:rPr>
+        <w:t>1Ts 2.13</w:t>
+      </w:r>
       <w:r>
         <w:rPr>
           <w:lang w:val="pt_PT" w:bidi="pt_PT"/>
@@ -3957,72 +3339,48 @@
         </w:rPr>
         <w:t xml:space="preserve">Reclamar e discutir surgem do egocentrismo (veja </w:t>
       </w:r>
-      <w:hyperlink r:id="rId112">
-        <w:r>
-          <w:rPr>
-            <w:lang w:val="pt_PT" w:bidi="pt_PT"/>
-          </w:rPr>
-          <w:rPr>
-            <w:color w:val="0000EE"/>
-            <w:u w:val="single"/>
-          </w:rPr>
-          <w:t>1Co 10.10</w:t>
-        </w:r>
-      </w:hyperlink>
-      <w:r>
-        <w:rPr>
-          <w:lang w:val="pt_PT" w:bidi="pt_PT"/>
-        </w:rPr>
-        <w:t xml:space="preserve">; </w:t>
-      </w:r>
-      <w:hyperlink r:id="rId113">
-        <w:r>
-          <w:rPr>
-            <w:lang w:val="pt_PT" w:bidi="pt_PT"/>
-          </w:rPr>
-          <w:rPr>
-            <w:color w:val="0000EE"/>
-            <w:u w:val="single"/>
-          </w:rPr>
-          <w:t>1Pe 4.9</w:t>
-        </w:r>
-      </w:hyperlink>
-      <w:r>
-        <w:rPr>
-          <w:lang w:val="pt_PT" w:bidi="pt_PT"/>
-        </w:rPr>
-        <w:t xml:space="preserve">; </w:t>
-      </w:r>
-      <w:hyperlink r:id="rId114">
-        <w:r>
-          <w:rPr>
-            <w:lang w:val="pt_PT" w:bidi="pt_PT"/>
-          </w:rPr>
-          <w:rPr>
-            <w:color w:val="0000EE"/>
-            <w:u w:val="single"/>
-          </w:rPr>
-          <w:t>Jd 1.16</w:t>
-        </w:r>
-      </w:hyperlink>
+      <w:r>
+        <w:rPr>
+          <w:lang w:val="pt_PT" w:bidi="pt_PT"/>
+        </w:rPr>
+        <w:t>1Co 10.10</w:t>
+      </w:r>
+      <w:r>
+        <w:rPr>
+          <w:lang w:val="pt_PT" w:bidi="pt_PT"/>
+        </w:rPr>
+        <w:t xml:space="preserve">; </w:t>
+      </w:r>
+      <w:r>
+        <w:rPr>
+          <w:lang w:val="pt_PT" w:bidi="pt_PT"/>
+        </w:rPr>
+        <w:t>1Pe 4.9</w:t>
+      </w:r>
+      <w:r>
+        <w:rPr>
+          <w:lang w:val="pt_PT" w:bidi="pt_PT"/>
+        </w:rPr>
+        <w:t xml:space="preserve">; </w:t>
+      </w:r>
+      <w:r>
+        <w:rPr>
+          <w:lang w:val="pt_PT" w:bidi="pt_PT"/>
+        </w:rPr>
+        <w:t>Jd 1.16</w:t>
+      </w:r>
       <w:r>
         <w:rPr>
           <w:lang w:val="pt_PT" w:bidi="pt_PT"/>
         </w:rPr>
         <w:t>), enquanto os crentes são chamados ao amor sacrificial (</w:t>
       </w:r>
-      <w:hyperlink r:id="rId115">
-        <w:r>
-          <w:rPr>
-            <w:lang w:val="pt_PT" w:bidi="pt_PT"/>
-          </w:rPr>
-          <w:rPr>
-            <w:color w:val="0000EE"/>
-            <w:u w:val="single"/>
-          </w:rPr>
-          <w:t>Fp 2.4</w:t>
-        </w:r>
-      </w:hyperlink>
+      <w:r>
+        <w:rPr>
+          <w:lang w:val="pt_PT" w:bidi="pt_PT"/>
+        </w:rPr>
+        <w:t>Fp 2.4</w:t>
+      </w:r>
       <w:r>
         <w:rPr>
           <w:lang w:val="pt_PT" w:bidi="pt_PT"/>
@@ -4077,72 +3435,48 @@
         </w:rPr>
         <w:t xml:space="preserve">brilhando como luzes brilhantes: Os crentes devem atrair pessoas para Deus por meio de suas vidas (veja </w:t>
       </w:r>
-      <w:hyperlink r:id="rId116">
-        <w:r>
-          <w:rPr>
-            <w:lang w:val="pt_PT" w:bidi="pt_PT"/>
-          </w:rPr>
-          <w:rPr>
-            <w:color w:val="0000EE"/>
-            <w:u w:val="single"/>
-          </w:rPr>
-          <w:t>Mt 5.13–16</w:t>
-        </w:r>
-      </w:hyperlink>
+      <w:r>
+        <w:rPr>
+          <w:lang w:val="pt_PT" w:bidi="pt_PT"/>
+        </w:rPr>
+        <w:t>Mt 5.13–16</w:t>
+      </w:r>
       <w:r>
         <w:rPr>
           <w:lang w:val="pt_PT" w:bidi="pt_PT"/>
         </w:rPr>
         <w:t xml:space="preserve">). • em um mundo cheio de pessoas corruptas e perversas: Veja </w:t>
       </w:r>
-      <w:hyperlink r:id="rId117">
-        <w:r>
-          <w:rPr>
-            <w:lang w:val="pt_PT" w:bidi="pt_PT"/>
-          </w:rPr>
-          <w:rPr>
-            <w:color w:val="0000EE"/>
-            <w:u w:val="single"/>
-          </w:rPr>
-          <w:t>Dt 32.5</w:t>
-        </w:r>
-      </w:hyperlink>
-      <w:r>
-        <w:rPr>
-          <w:lang w:val="pt_PT" w:bidi="pt_PT"/>
-        </w:rPr>
-        <w:t xml:space="preserve">; </w:t>
-      </w:r>
-      <w:hyperlink r:id="rId118">
-        <w:r>
-          <w:rPr>
-            <w:lang w:val="pt_PT" w:bidi="pt_PT"/>
-          </w:rPr>
-          <w:rPr>
-            <w:color w:val="0000EE"/>
-            <w:u w:val="single"/>
-          </w:rPr>
-          <w:t>Rm 1.18–32</w:t>
-        </w:r>
-      </w:hyperlink>
-      <w:r>
-        <w:rPr>
-          <w:lang w:val="pt_PT" w:bidi="pt_PT"/>
-        </w:rPr>
-        <w:t xml:space="preserve">; </w:t>
-      </w:r>
-      <w:hyperlink r:id="rId119">
-        <w:r>
-          <w:rPr>
-            <w:lang w:val="pt_PT" w:bidi="pt_PT"/>
-          </w:rPr>
-          <w:rPr>
-            <w:color w:val="0000EE"/>
-            <w:u w:val="single"/>
-          </w:rPr>
-          <w:t>3.10–23</w:t>
-        </w:r>
-      </w:hyperlink>
+      <w:r>
+        <w:rPr>
+          <w:lang w:val="pt_PT" w:bidi="pt_PT"/>
+        </w:rPr>
+        <w:t>Dt 32.5</w:t>
+      </w:r>
+      <w:r>
+        <w:rPr>
+          <w:lang w:val="pt_PT" w:bidi="pt_PT"/>
+        </w:rPr>
+        <w:t xml:space="preserve">; </w:t>
+      </w:r>
+      <w:r>
+        <w:rPr>
+          <w:lang w:val="pt_PT" w:bidi="pt_PT"/>
+        </w:rPr>
+        <w:t>Rm 1.18–32</w:t>
+      </w:r>
+      <w:r>
+        <w:rPr>
+          <w:lang w:val="pt_PT" w:bidi="pt_PT"/>
+        </w:rPr>
+        <w:t xml:space="preserve">; </w:t>
+      </w:r>
+      <w:r>
+        <w:rPr>
+          <w:lang w:val="pt_PT" w:bidi="pt_PT"/>
+        </w:rPr>
+        <w:t>3.10–23</w:t>
+      </w:r>
       <w:r>
         <w:rPr>
           <w:lang w:val="pt_PT" w:bidi="pt_PT"/>
@@ -4197,144 +3531,96 @@
         </w:rPr>
         <w:t>Apegue-se firmemente à palavra da vida: Os crentes devem manter sua fé nas boas-novas vivificantes de Cristo. Deus é fiel, mas eles também devem permanecer fiéis (</w:t>
       </w:r>
-      <w:hyperlink r:id="rId120">
-        <w:r>
-          <w:rPr>
-            <w:lang w:val="pt_PT" w:bidi="pt_PT"/>
-          </w:rPr>
-          <w:rPr>
-            <w:color w:val="0000EE"/>
-            <w:u w:val="single"/>
-          </w:rPr>
-          <w:t>1.6</w:t>
-        </w:r>
-      </w:hyperlink>
-      <w:r>
-        <w:rPr>
-          <w:lang w:val="pt_PT" w:bidi="pt_PT"/>
-        </w:rPr>
-        <w:t xml:space="preserve">; </w:t>
-      </w:r>
-      <w:hyperlink r:id="rId121">
-        <w:r>
-          <w:rPr>
-            <w:lang w:val="pt_PT" w:bidi="pt_PT"/>
-          </w:rPr>
-          <w:rPr>
-            <w:color w:val="0000EE"/>
-            <w:u w:val="single"/>
-          </w:rPr>
-          <w:t>2.12–13</w:t>
-        </w:r>
-      </w:hyperlink>
+      <w:r>
+        <w:rPr>
+          <w:lang w:val="pt_PT" w:bidi="pt_PT"/>
+        </w:rPr>
+        <w:t>1.6</w:t>
+      </w:r>
+      <w:r>
+        <w:rPr>
+          <w:lang w:val="pt_PT" w:bidi="pt_PT"/>
+        </w:rPr>
+        <w:t xml:space="preserve">; </w:t>
+      </w:r>
+      <w:r>
+        <w:rPr>
+          <w:lang w:val="pt_PT" w:bidi="pt_PT"/>
+        </w:rPr>
+        <w:t>2.12–13</w:t>
+      </w:r>
       <w:r>
         <w:rPr>
           <w:lang w:val="pt_PT" w:bidi="pt_PT"/>
         </w:rPr>
         <w:t xml:space="preserve">). • corra a corrida: Paulo frequentemente usa linguagem atlética como uma metáfora para a vida cristã (veja </w:t>
       </w:r>
-      <w:hyperlink r:id="rId122">
-        <w:r>
-          <w:rPr>
-            <w:lang w:val="pt_PT" w:bidi="pt_PT"/>
-          </w:rPr>
-          <w:rPr>
-            <w:color w:val="0000EE"/>
-            <w:u w:val="single"/>
-          </w:rPr>
-          <w:t>3.12–14</w:t>
-        </w:r>
-      </w:hyperlink>
-      <w:r>
-        <w:rPr>
-          <w:lang w:val="pt_PT" w:bidi="pt_PT"/>
-        </w:rPr>
-        <w:t xml:space="preserve">; </w:t>
-      </w:r>
-      <w:hyperlink r:id="rId123">
-        <w:r>
-          <w:rPr>
-            <w:lang w:val="pt_PT" w:bidi="pt_PT"/>
-          </w:rPr>
-          <w:rPr>
-            <w:color w:val="0000EE"/>
-            <w:u w:val="single"/>
-          </w:rPr>
-          <w:t>1Co 9.24</w:t>
-        </w:r>
-      </w:hyperlink>
+      <w:r>
+        <w:rPr>
+          <w:lang w:val="pt_PT" w:bidi="pt_PT"/>
+        </w:rPr>
+        <w:t>3.12–14</w:t>
+      </w:r>
+      <w:r>
+        <w:rPr>
+          <w:lang w:val="pt_PT" w:bidi="pt_PT"/>
+        </w:rPr>
+        <w:t xml:space="preserve">; </w:t>
+      </w:r>
+      <w:r>
+        <w:rPr>
+          <w:lang w:val="pt_PT" w:bidi="pt_PT"/>
+        </w:rPr>
+        <w:t>1Co 9.24</w:t>
+      </w:r>
       <w:r>
         <w:rPr>
           <w:lang w:val="pt_PT" w:bidi="pt_PT"/>
         </w:rPr>
         <w:t>,</w:t>
       </w:r>
-      <w:hyperlink r:id="rId124">
-        <w:r>
-          <w:rPr>
-            <w:lang w:val="pt_PT" w:bidi="pt_PT"/>
-          </w:rPr>
-          <w:rPr>
-            <w:color w:val="0000EE"/>
-            <w:u w:val="single"/>
-          </w:rPr>
-          <w:t>26</w:t>
-        </w:r>
-      </w:hyperlink>
-      <w:r>
-        <w:rPr>
-          <w:lang w:val="pt_PT" w:bidi="pt_PT"/>
-        </w:rPr>
-        <w:t xml:space="preserve">; </w:t>
-      </w:r>
-      <w:hyperlink r:id="rId125">
-        <w:r>
-          <w:rPr>
-            <w:lang w:val="pt_PT" w:bidi="pt_PT"/>
-          </w:rPr>
-          <w:rPr>
-            <w:color w:val="0000EE"/>
-            <w:u w:val="single"/>
-          </w:rPr>
-          <w:t>Gl 2.2</w:t>
-        </w:r>
-      </w:hyperlink>
-      <w:r>
-        <w:rPr>
-          <w:lang w:val="pt_PT" w:bidi="pt_PT"/>
-        </w:rPr>
-        <w:t xml:space="preserve">; </w:t>
-      </w:r>
-      <w:hyperlink r:id="rId126">
-        <w:r>
-          <w:rPr>
-            <w:lang w:val="pt_PT" w:bidi="pt_PT"/>
-          </w:rPr>
-          <w:rPr>
-            <w:color w:val="0000EE"/>
-            <w:u w:val="single"/>
-          </w:rPr>
-          <w:t>5.7</w:t>
-        </w:r>
-      </w:hyperlink>
-      <w:r>
-        <w:rPr>
-          <w:lang w:val="pt_PT" w:bidi="pt_PT"/>
-        </w:rPr>
-        <w:t xml:space="preserve">; </w:t>
-      </w:r>
-      <w:hyperlink r:id="rId127">
-        <w:r>
-          <w:rPr>
-            <w:lang w:val="pt_PT" w:bidi="pt_PT"/>
-          </w:rPr>
-          <w:rPr>
-            <w:color w:val="0000EE"/>
-            <w:u w:val="single"/>
-          </w:rPr>
-          <w:t>2Tm 4.7</w:t>
-        </w:r>
-      </w:hyperlink>
+      <w:r>
+        <w:rPr>
+          <w:lang w:val="pt_PT" w:bidi="pt_PT"/>
+        </w:rPr>
+        <w:t>26</w:t>
+      </w:r>
+      <w:r>
+        <w:rPr>
+          <w:lang w:val="pt_PT" w:bidi="pt_PT"/>
+        </w:rPr>
+        <w:t xml:space="preserve">; </w:t>
+      </w:r>
+      <w:r>
+        <w:rPr>
+          <w:lang w:val="pt_PT" w:bidi="pt_PT"/>
+        </w:rPr>
+        <w:t>Gl 2.2</w:t>
+      </w:r>
+      <w:r>
+        <w:rPr>
+          <w:lang w:val="pt_PT" w:bidi="pt_PT"/>
+        </w:rPr>
+        <w:t xml:space="preserve">; </w:t>
+      </w:r>
+      <w:r>
+        <w:rPr>
+          <w:lang w:val="pt_PT" w:bidi="pt_PT"/>
+        </w:rPr>
+        <w:t>5.7</w:t>
+      </w:r>
+      <w:r>
+        <w:rPr>
+          <w:lang w:val="pt_PT" w:bidi="pt_PT"/>
+        </w:rPr>
+        <w:t xml:space="preserve">; </w:t>
+      </w:r>
+      <w:r>
+        <w:rPr>
+          <w:lang w:val="pt_PT" w:bidi="pt_PT"/>
+        </w:rPr>
+        <w:t>2Tm 4.7</w:t>
+      </w:r>
       <w:r>
         <w:rPr>
           <w:lang w:val="pt_PT" w:bidi="pt_PT"/>
@@ -4389,54 +3675,36 @@
         </w:rPr>
         <w:t xml:space="preserve">Eu me alegrarei mesmo se perder minha vida, derramando-a como uma oferta líquida a Deus: Tanto judeus quanto pagãos frequentemente derramavam uma libação de vinho sobre um sacrifício ou na base do altar em honra à divindade. A vida inteira de Paulo foi uma oferta a Deus (cp. </w:t>
       </w:r>
-      <w:hyperlink r:id="rId128">
-        <w:r>
-          <w:rPr>
-            <w:lang w:val="pt_PT" w:bidi="pt_PT"/>
-          </w:rPr>
-          <w:rPr>
-            <w:color w:val="0000EE"/>
-            <w:u w:val="single"/>
-          </w:rPr>
-          <w:t>Rm 12.1</w:t>
-        </w:r>
-      </w:hyperlink>
-      <w:r>
-        <w:rPr>
-          <w:lang w:val="pt_PT" w:bidi="pt_PT"/>
-        </w:rPr>
-        <w:t xml:space="preserve">; </w:t>
-      </w:r>
-      <w:hyperlink r:id="rId129">
-        <w:r>
-          <w:rPr>
-            <w:lang w:val="pt_PT" w:bidi="pt_PT"/>
-          </w:rPr>
-          <w:rPr>
-            <w:color w:val="0000EE"/>
-            <w:u w:val="single"/>
-          </w:rPr>
-          <w:t>15.16</w:t>
-        </w:r>
-      </w:hyperlink>
+      <w:r>
+        <w:rPr>
+          <w:lang w:val="pt_PT" w:bidi="pt_PT"/>
+        </w:rPr>
+        <w:t>Rm 12.1</w:t>
+      </w:r>
+      <w:r>
+        <w:rPr>
+          <w:lang w:val="pt_PT" w:bidi="pt_PT"/>
+        </w:rPr>
+        <w:t xml:space="preserve">; </w:t>
+      </w:r>
+      <w:r>
+        <w:rPr>
+          <w:lang w:val="pt_PT" w:bidi="pt_PT"/>
+        </w:rPr>
+        <w:t>15.16</w:t>
+      </w:r>
       <w:r>
         <w:rPr>
           <w:lang w:val="pt_PT" w:bidi="pt_PT"/>
         </w:rPr>
         <w:t xml:space="preserve">). • O serviço fiel é uma causa de alegria, porque nada feito para Deus é em vão (veja </w:t>
       </w:r>
-      <w:hyperlink r:id="rId130">
-        <w:r>
-          <w:rPr>
-            <w:lang w:val="pt_PT" w:bidi="pt_PT"/>
-          </w:rPr>
-          <w:rPr>
-            <w:color w:val="0000EE"/>
-            <w:u w:val="single"/>
-          </w:rPr>
-          <w:t>1Co 15.58</w:t>
-        </w:r>
-      </w:hyperlink>
+      <w:r>
+        <w:rPr>
+          <w:lang w:val="pt_PT" w:bidi="pt_PT"/>
+        </w:rPr>
+        <w:t>1Co 15.58</w:t>
+      </w:r>
       <w:r>
         <w:rPr>
           <w:lang w:val="pt_PT" w:bidi="pt_PT"/>
@@ -4504,90 +3772,60 @@
         </w:rPr>
         <w:t xml:space="preserve"> que ele espera enviar aos filipenses em um futuro próximo. Timóteo havia acompanhado Paulo em sua primeira viagem a Filipos (veja </w:t>
       </w:r>
-      <w:hyperlink r:id="rId131">
-        <w:r>
-          <w:rPr>
-            <w:lang w:val="pt_PT" w:bidi="pt_PT"/>
-          </w:rPr>
-          <w:rPr>
-            <w:color w:val="0000EE"/>
-            <w:u w:val="single"/>
-          </w:rPr>
-          <w:t>At 16.1–3</w:t>
-        </w:r>
-      </w:hyperlink>
+      <w:r>
+        <w:rPr>
+          <w:lang w:val="pt_PT" w:bidi="pt_PT"/>
+        </w:rPr>
+        <w:t>At 16.1–3</w:t>
+      </w:r>
       <w:r>
         <w:rPr>
           <w:lang w:val="pt_PT" w:bidi="pt_PT"/>
         </w:rPr>
         <w:t>,</w:t>
       </w:r>
-      <w:hyperlink r:id="rId132">
-        <w:r>
-          <w:rPr>
-            <w:lang w:val="pt_PT" w:bidi="pt_PT"/>
-          </w:rPr>
-          <w:rPr>
-            <w:color w:val="0000EE"/>
-            <w:u w:val="single"/>
-          </w:rPr>
-          <w:t>12</w:t>
-        </w:r>
-      </w:hyperlink>
-      <w:r>
-        <w:rPr>
-          <w:lang w:val="pt_PT" w:bidi="pt_PT"/>
-        </w:rPr>
-        <w:t xml:space="preserve">; </w:t>
-      </w:r>
-      <w:hyperlink r:id="rId133">
-        <w:r>
-          <w:rPr>
-            <w:lang w:val="pt_PT" w:bidi="pt_PT"/>
-          </w:rPr>
-          <w:rPr>
-            <w:color w:val="0000EE"/>
-            <w:u w:val="single"/>
-          </w:rPr>
-          <w:t>17.15</w:t>
-        </w:r>
-      </w:hyperlink>
-      <w:r>
-        <w:rPr>
-          <w:lang w:val="pt_PT" w:bidi="pt_PT"/>
-        </w:rPr>
-        <w:t xml:space="preserve">; </w:t>
-      </w:r>
-      <w:hyperlink r:id="rId134">
-        <w:r>
-          <w:rPr>
-            <w:lang w:val="pt_PT" w:bidi="pt_PT"/>
-          </w:rPr>
-          <w:rPr>
-            <w:color w:val="0000EE"/>
-            <w:u w:val="single"/>
-          </w:rPr>
-          <w:t>18.5</w:t>
-        </w:r>
-      </w:hyperlink>
+      <w:r>
+        <w:rPr>
+          <w:lang w:val="pt_PT" w:bidi="pt_PT"/>
+        </w:rPr>
+        <w:t>12</w:t>
+      </w:r>
+      <w:r>
+        <w:rPr>
+          <w:lang w:val="pt_PT" w:bidi="pt_PT"/>
+        </w:rPr>
+        <w:t xml:space="preserve">; </w:t>
+      </w:r>
+      <w:r>
+        <w:rPr>
+          <w:lang w:val="pt_PT" w:bidi="pt_PT"/>
+        </w:rPr>
+        <w:t>17.15</w:t>
+      </w:r>
+      <w:r>
+        <w:rPr>
+          <w:lang w:val="pt_PT" w:bidi="pt_PT"/>
+        </w:rPr>
+        <w:t xml:space="preserve">; </w:t>
+      </w:r>
+      <w:r>
+        <w:rPr>
+          <w:lang w:val="pt_PT" w:bidi="pt_PT"/>
+        </w:rPr>
+        <w:t>18.5</w:t>
+      </w:r>
       <w:r>
         <w:rPr>
           <w:lang w:val="pt_PT" w:bidi="pt_PT"/>
         </w:rPr>
         <w:t xml:space="preserve">; cp. </w:t>
       </w:r>
-      <w:hyperlink r:id="rId135">
-        <w:r>
-          <w:rPr>
-            <w:lang w:val="pt_PT" w:bidi="pt_PT"/>
-          </w:rPr>
-          <w:rPr>
-            <w:color w:val="0000EE"/>
-            <w:u w:val="single"/>
-          </w:rPr>
-          <w:t>At 19.22</w:t>
-        </w:r>
-      </w:hyperlink>
+      <w:r>
+        <w:rPr>
+          <w:lang w:val="pt_PT" w:bidi="pt_PT"/>
+        </w:rPr>
+        <w:t>At 19.22</w:t>
+      </w:r>
       <w:r>
         <w:rPr>
           <w:lang w:val="pt_PT" w:bidi="pt_PT"/>
@@ -4690,36 +3928,24 @@
         </w:rPr>
         <w:t xml:space="preserve">Paulo tinha confiança de que em breve seria libertado da prisão e poderia visitar os Filipenses (veja </w:t>
       </w:r>
-      <w:hyperlink r:id="rId136">
-        <w:r>
-          <w:rPr>
-            <w:lang w:val="pt_PT" w:bidi="pt_PT"/>
-          </w:rPr>
-          <w:rPr>
-            <w:color w:val="0000EE"/>
-            <w:u w:val="single"/>
-          </w:rPr>
-          <w:t>1.19</w:t>
-        </w:r>
-      </w:hyperlink>
+      <w:r>
+        <w:rPr>
+          <w:lang w:val="pt_PT" w:bidi="pt_PT"/>
+        </w:rPr>
+        <w:t>1.19</w:t>
+      </w:r>
       <w:r>
         <w:rPr>
           <w:lang w:val="pt_PT" w:bidi="pt_PT"/>
         </w:rPr>
         <w:t>,</w:t>
       </w:r>
-      <w:hyperlink r:id="rId46">
-        <w:r>
-          <w:rPr>
-            <w:lang w:val="pt_PT" w:bidi="pt_PT"/>
-          </w:rPr>
-          <w:rPr>
-            <w:color w:val="0000EE"/>
-            <w:u w:val="single"/>
-          </w:rPr>
-          <w:t>25–26</w:t>
-        </w:r>
-      </w:hyperlink>
+      <w:r>
+        <w:rPr>
+          <w:lang w:val="pt_PT" w:bidi="pt_PT"/>
+        </w:rPr>
+        <w:t>25–26</w:t>
+      </w:r>
       <w:r>
         <w:rPr>
           <w:lang w:val="pt_PT" w:bidi="pt_PT"/>
@@ -4774,18 +4000,12 @@
         </w:rPr>
         <w:t xml:space="preserve">Paulo elogia Epafrodito (veja também </w:t>
       </w:r>
-      <w:hyperlink r:id="rId137">
-        <w:r>
-          <w:rPr>
-            <w:lang w:val="pt_PT" w:bidi="pt_PT"/>
-          </w:rPr>
-          <w:rPr>
-            <w:color w:val="0000EE"/>
-            <w:u w:val="single"/>
-          </w:rPr>
-          <w:t>4.18</w:t>
-        </w:r>
-      </w:hyperlink>
+      <w:r>
+        <w:rPr>
+          <w:lang w:val="pt_PT" w:bidi="pt_PT"/>
+        </w:rPr>
+        <w:t>4.18</w:t>
+      </w:r>
       <w:r>
         <w:rPr>
           <w:lang w:val="pt_PT" w:bidi="pt_PT"/>
@@ -4901,144 +4121,96 @@
         </w:rPr>
         <w:t xml:space="preserve"> pois arriscou sua vida por Cristo em nome deles (pela importância de mostrar honra, cp. </w:t>
       </w:r>
-      <w:hyperlink r:id="rId138">
-        <w:r>
-          <w:rPr>
-            <w:lang w:val="pt_PT" w:bidi="pt_PT"/>
-          </w:rPr>
-          <w:rPr>
-            <w:color w:val="0000EE"/>
-            <w:u w:val="single"/>
-          </w:rPr>
-          <w:t>Rm 10.12</w:t>
-        </w:r>
-      </w:hyperlink>
-      <w:r>
-        <w:rPr>
-          <w:lang w:val="pt_PT" w:bidi="pt_PT"/>
-        </w:rPr>
-        <w:t xml:space="preserve">; </w:t>
-      </w:r>
-      <w:hyperlink r:id="rId139">
-        <w:r>
-          <w:rPr>
-            <w:lang w:val="pt_PT" w:bidi="pt_PT"/>
-          </w:rPr>
-          <w:rPr>
-            <w:color w:val="0000EE"/>
-            <w:u w:val="single"/>
-          </w:rPr>
-          <w:t>13.7</w:t>
-        </w:r>
-      </w:hyperlink>
-      <w:r>
-        <w:rPr>
-          <w:lang w:val="pt_PT" w:bidi="pt_PT"/>
-        </w:rPr>
-        <w:t xml:space="preserve">; </w:t>
-      </w:r>
-      <w:hyperlink r:id="rId140">
-        <w:r>
-          <w:rPr>
-            <w:lang w:val="pt_PT" w:bidi="pt_PT"/>
-          </w:rPr>
-          <w:rPr>
-            <w:color w:val="0000EE"/>
-            <w:u w:val="single"/>
-          </w:rPr>
-          <w:t>Ef 5.33</w:t>
-        </w:r>
-      </w:hyperlink>
-      <w:r>
-        <w:rPr>
-          <w:lang w:val="pt_PT" w:bidi="pt_PT"/>
-        </w:rPr>
-        <w:t xml:space="preserve">; </w:t>
-      </w:r>
-      <w:hyperlink r:id="rId141">
-        <w:r>
-          <w:rPr>
-            <w:lang w:val="pt_PT" w:bidi="pt_PT"/>
-          </w:rPr>
-          <w:rPr>
-            <w:color w:val="0000EE"/>
-            <w:u w:val="single"/>
-          </w:rPr>
-          <w:t>6.2</w:t>
-        </w:r>
-      </w:hyperlink>
-      <w:r>
-        <w:rPr>
-          <w:lang w:val="pt_PT" w:bidi="pt_PT"/>
-        </w:rPr>
-        <w:t xml:space="preserve">; </w:t>
-      </w:r>
-      <w:hyperlink r:id="rId142">
-        <w:r>
-          <w:rPr>
-            <w:lang w:val="pt_PT" w:bidi="pt_PT"/>
-          </w:rPr>
-          <w:rPr>
-            <w:color w:val="0000EE"/>
-            <w:u w:val="single"/>
-          </w:rPr>
-          <w:t>1Tm 5.17</w:t>
-        </w:r>
-      </w:hyperlink>
-      <w:r>
-        <w:rPr>
-          <w:lang w:val="pt_PT" w:bidi="pt_PT"/>
-        </w:rPr>
-        <w:t xml:space="preserve">; </w:t>
-      </w:r>
-      <w:hyperlink r:id="rId143">
-        <w:r>
-          <w:rPr>
-            <w:lang w:val="pt_PT" w:bidi="pt_PT"/>
-          </w:rPr>
-          <w:rPr>
-            <w:color w:val="0000EE"/>
-            <w:u w:val="single"/>
-          </w:rPr>
-          <w:t>6.1</w:t>
-        </w:r>
-      </w:hyperlink>
-      <w:r>
-        <w:rPr>
-          <w:lang w:val="pt_PT" w:bidi="pt_PT"/>
-        </w:rPr>
-        <w:t xml:space="preserve">; </w:t>
-      </w:r>
-      <w:hyperlink r:id="rId144">
-        <w:r>
-          <w:rPr>
-            <w:lang w:val="pt_PT" w:bidi="pt_PT"/>
-          </w:rPr>
-          <w:rPr>
-            <w:color w:val="0000EE"/>
-            <w:u w:val="single"/>
-          </w:rPr>
-          <w:t>1Pe 2.17</w:t>
-        </w:r>
-      </w:hyperlink>
-      <w:r>
-        <w:rPr>
-          <w:lang w:val="pt_PT" w:bidi="pt_PT"/>
-        </w:rPr>
-        <w:t xml:space="preserve">; </w:t>
-      </w:r>
-      <w:hyperlink r:id="rId145">
-        <w:r>
-          <w:rPr>
-            <w:lang w:val="pt_PT" w:bidi="pt_PT"/>
-          </w:rPr>
-          <w:rPr>
-            <w:color w:val="0000EE"/>
-            <w:u w:val="single"/>
-          </w:rPr>
-          <w:t>3.7</w:t>
-        </w:r>
-      </w:hyperlink>
+      <w:r>
+        <w:rPr>
+          <w:lang w:val="pt_PT" w:bidi="pt_PT"/>
+        </w:rPr>
+        <w:t>Rm 10.12</w:t>
+      </w:r>
+      <w:r>
+        <w:rPr>
+          <w:lang w:val="pt_PT" w:bidi="pt_PT"/>
+        </w:rPr>
+        <w:t xml:space="preserve">; </w:t>
+      </w:r>
+      <w:r>
+        <w:rPr>
+          <w:lang w:val="pt_PT" w:bidi="pt_PT"/>
+        </w:rPr>
+        <w:t>13.7</w:t>
+      </w:r>
+      <w:r>
+        <w:rPr>
+          <w:lang w:val="pt_PT" w:bidi="pt_PT"/>
+        </w:rPr>
+        <w:t xml:space="preserve">; </w:t>
+      </w:r>
+      <w:r>
+        <w:rPr>
+          <w:lang w:val="pt_PT" w:bidi="pt_PT"/>
+        </w:rPr>
+        <w:t>Ef 5.33</w:t>
+      </w:r>
+      <w:r>
+        <w:rPr>
+          <w:lang w:val="pt_PT" w:bidi="pt_PT"/>
+        </w:rPr>
+        <w:t xml:space="preserve">; </w:t>
+      </w:r>
+      <w:r>
+        <w:rPr>
+          <w:lang w:val="pt_PT" w:bidi="pt_PT"/>
+        </w:rPr>
+        <w:t>6.2</w:t>
+      </w:r>
+      <w:r>
+        <w:rPr>
+          <w:lang w:val="pt_PT" w:bidi="pt_PT"/>
+        </w:rPr>
+        <w:t xml:space="preserve">; </w:t>
+      </w:r>
+      <w:r>
+        <w:rPr>
+          <w:lang w:val="pt_PT" w:bidi="pt_PT"/>
+        </w:rPr>
+        <w:t>1Tm 5.17</w:t>
+      </w:r>
+      <w:r>
+        <w:rPr>
+          <w:lang w:val="pt_PT" w:bidi="pt_PT"/>
+        </w:rPr>
+        <w:t xml:space="preserve">; </w:t>
+      </w:r>
+      <w:r>
+        <w:rPr>
+          <w:lang w:val="pt_PT" w:bidi="pt_PT"/>
+        </w:rPr>
+        <w:t>6.1</w:t>
+      </w:r>
+      <w:r>
+        <w:rPr>
+          <w:lang w:val="pt_PT" w:bidi="pt_PT"/>
+        </w:rPr>
+        <w:t xml:space="preserve">; </w:t>
+      </w:r>
+      <w:r>
+        <w:rPr>
+          <w:lang w:val="pt_PT" w:bidi="pt_PT"/>
+        </w:rPr>
+        <w:t>1Pe 2.17</w:t>
+      </w:r>
+      <w:r>
+        <w:rPr>
+          <w:lang w:val="pt_PT" w:bidi="pt_PT"/>
+        </w:rPr>
+        <w:t xml:space="preserve">; </w:t>
+      </w:r>
+      <w:r>
+        <w:rPr>
+          <w:lang w:val="pt_PT" w:bidi="pt_PT"/>
+        </w:rPr>
+        <w:t>3.7</w:t>
+      </w:r>
       <w:r>
         <w:rPr>
           <w:lang w:val="pt_PT" w:bidi="pt_PT"/>
@@ -5093,90 +4265,60 @@
         </w:rPr>
         <w:t xml:space="preserve">Alegre-se no Senhor: Este tema é retomado em </w:t>
       </w:r>
-      <w:hyperlink r:id="rId58">
-        <w:r>
-          <w:rPr>
-            <w:lang w:val="pt_PT" w:bidi="pt_PT"/>
-          </w:rPr>
-          <w:rPr>
-            <w:color w:val="0000EE"/>
-            <w:u w:val="single"/>
-          </w:rPr>
-          <w:t>4.4</w:t>
-        </w:r>
-      </w:hyperlink>
+      <w:r>
+        <w:rPr>
+          <w:lang w:val="pt_PT" w:bidi="pt_PT"/>
+        </w:rPr>
+        <w:t>4.4</w:t>
+      </w:r>
       <w:r>
         <w:rPr>
           <w:lang w:val="pt_PT" w:bidi="pt_PT"/>
         </w:rPr>
         <w:t xml:space="preserve"> (veja também </w:t>
       </w:r>
-      <w:hyperlink r:id="rId146">
-        <w:r>
-          <w:rPr>
-            <w:lang w:val="pt_PT" w:bidi="pt_PT"/>
-          </w:rPr>
-          <w:rPr>
-            <w:color w:val="0000EE"/>
-            <w:u w:val="single"/>
-          </w:rPr>
-          <w:t>1.18</w:t>
-        </w:r>
-      </w:hyperlink>
-      <w:r>
-        <w:rPr>
-          <w:lang w:val="pt_PT" w:bidi="pt_PT"/>
-        </w:rPr>
-        <w:t xml:space="preserve">; </w:t>
-      </w:r>
-      <w:hyperlink r:id="rId147">
-        <w:r>
-          <w:rPr>
-            <w:lang w:val="pt_PT" w:bidi="pt_PT"/>
-          </w:rPr>
-          <w:rPr>
-            <w:color w:val="0000EE"/>
-            <w:u w:val="single"/>
-          </w:rPr>
-          <w:t>2.17–18</w:t>
-        </w:r>
-      </w:hyperlink>
+      <w:r>
+        <w:rPr>
+          <w:lang w:val="pt_PT" w:bidi="pt_PT"/>
+        </w:rPr>
+        <w:t>1.18</w:t>
+      </w:r>
+      <w:r>
+        <w:rPr>
+          <w:lang w:val="pt_PT" w:bidi="pt_PT"/>
+        </w:rPr>
+        <w:t xml:space="preserve">; </w:t>
+      </w:r>
+      <w:r>
+        <w:rPr>
+          <w:lang w:val="pt_PT" w:bidi="pt_PT"/>
+        </w:rPr>
+        <w:t>2.17–18</w:t>
+      </w:r>
       <w:r>
         <w:rPr>
           <w:lang w:val="pt_PT" w:bidi="pt_PT"/>
         </w:rPr>
         <w:t>,</w:t>
       </w:r>
-      <w:hyperlink r:id="rId148">
-        <w:r>
-          <w:rPr>
-            <w:lang w:val="pt_PT" w:bidi="pt_PT"/>
-          </w:rPr>
-          <w:rPr>
-            <w:color w:val="0000EE"/>
-            <w:u w:val="single"/>
-          </w:rPr>
-          <w:t>28</w:t>
-        </w:r>
-      </w:hyperlink>
-      <w:r>
-        <w:rPr>
-          <w:lang w:val="pt_PT" w:bidi="pt_PT"/>
-        </w:rPr>
-        <w:t xml:space="preserve">; </w:t>
-      </w:r>
-      <w:hyperlink r:id="rId149">
-        <w:r>
-          <w:rPr>
-            <w:lang w:val="pt_PT" w:bidi="pt_PT"/>
-          </w:rPr>
-          <w:rPr>
-            <w:color w:val="0000EE"/>
-            <w:u w:val="single"/>
-          </w:rPr>
-          <w:t>4.10</w:t>
-        </w:r>
-      </w:hyperlink>
+      <w:r>
+        <w:rPr>
+          <w:lang w:val="pt_PT" w:bidi="pt_PT"/>
+        </w:rPr>
+        <w:t>28</w:t>
+      </w:r>
+      <w:r>
+        <w:rPr>
+          <w:lang w:val="pt_PT" w:bidi="pt_PT"/>
+        </w:rPr>
+        <w:t xml:space="preserve">; </w:t>
+      </w:r>
+      <w:r>
+        <w:rPr>
+          <w:lang w:val="pt_PT" w:bidi="pt_PT"/>
+        </w:rPr>
+        <w:t>4.10</w:t>
+      </w:r>
       <w:r>
         <w:rPr>
           <w:lang w:val="pt_PT" w:bidi="pt_PT"/>
@@ -5196,18 +4338,12 @@
         </w:rPr>
         <w:t>) é ambígua: pode referir-se a (1) o encorajamento imediato para alegrar-se no Senhor; (2) o encorajamento anterior para seguir o exemplo de Cristo (</w:t>
       </w:r>
-      <w:hyperlink r:id="rId150">
-        <w:r>
-          <w:rPr>
-            <w:lang w:val="pt_PT" w:bidi="pt_PT"/>
-          </w:rPr>
-          <w:rPr>
-            <w:color w:val="0000EE"/>
-            <w:u w:val="single"/>
-          </w:rPr>
-          <w:t>2.1–18</w:t>
-        </w:r>
-      </w:hyperlink>
+      <w:r>
+        <w:rPr>
+          <w:lang w:val="pt_PT" w:bidi="pt_PT"/>
+        </w:rPr>
+        <w:t>2.1–18</w:t>
+      </w:r>
       <w:r>
         <w:rPr>
           <w:lang w:val="pt_PT" w:bidi="pt_PT"/>
@@ -5275,90 +4411,60 @@
         </w:rPr>
         <w:t xml:space="preserve"> (cp. </w:t>
       </w:r>
-      <w:hyperlink r:id="rId151">
-        <w:r>
-          <w:rPr>
-            <w:lang w:val="pt_PT" w:bidi="pt_PT"/>
-          </w:rPr>
-          <w:rPr>
-            <w:color w:val="0000EE"/>
-            <w:u w:val="single"/>
-          </w:rPr>
-          <w:t>Mc 7.27–28</w:t>
-        </w:r>
-      </w:hyperlink>
+      <w:r>
+        <w:rPr>
+          <w:lang w:val="pt_PT" w:bidi="pt_PT"/>
+        </w:rPr>
+        <w:t>Mc 7.27–28</w:t>
+      </w:r>
       <w:r>
         <w:rPr>
           <w:lang w:val="pt_PT" w:bidi="pt_PT"/>
         </w:rPr>
         <w:t xml:space="preserve">). Os insultos mais fortes de Paulo são direcionados contra os judeus que pregavam que os gentios deviam ser circuncidados para serem salvos (cp. </w:t>
       </w:r>
-      <w:hyperlink r:id="rId152">
-        <w:r>
-          <w:rPr>
-            <w:lang w:val="pt_PT" w:bidi="pt_PT"/>
-          </w:rPr>
-          <w:rPr>
-            <w:color w:val="0000EE"/>
-            <w:u w:val="single"/>
-          </w:rPr>
-          <w:t>2Co 11.13–15</w:t>
-        </w:r>
-      </w:hyperlink>
-      <w:r>
-        <w:rPr>
-          <w:lang w:val="pt_PT" w:bidi="pt_PT"/>
-        </w:rPr>
-        <w:t xml:space="preserve">; </w:t>
-      </w:r>
-      <w:hyperlink r:id="rId153">
-        <w:r>
-          <w:rPr>
-            <w:lang w:val="pt_PT" w:bidi="pt_PT"/>
-          </w:rPr>
-          <w:rPr>
-            <w:color w:val="0000EE"/>
-            <w:u w:val="single"/>
-          </w:rPr>
-          <w:t>Gl 1.6–9</w:t>
-        </w:r>
-      </w:hyperlink>
-      <w:r>
-        <w:rPr>
-          <w:lang w:val="pt_PT" w:bidi="pt_PT"/>
-        </w:rPr>
-        <w:t xml:space="preserve">; </w:t>
-      </w:r>
-      <w:hyperlink r:id="rId154">
-        <w:r>
-          <w:rPr>
-            <w:lang w:val="pt_PT" w:bidi="pt_PT"/>
-          </w:rPr>
-          <w:rPr>
-            <w:color w:val="0000EE"/>
-            <w:u w:val="single"/>
-          </w:rPr>
-          <w:t>5.1–6</w:t>
-        </w:r>
-      </w:hyperlink>
+      <w:r>
+        <w:rPr>
+          <w:lang w:val="pt_PT" w:bidi="pt_PT"/>
+        </w:rPr>
+        <w:t>2Co 11.13–15</w:t>
+      </w:r>
+      <w:r>
+        <w:rPr>
+          <w:lang w:val="pt_PT" w:bidi="pt_PT"/>
+        </w:rPr>
+        <w:t xml:space="preserve">; </w:t>
+      </w:r>
+      <w:r>
+        <w:rPr>
+          <w:lang w:val="pt_PT" w:bidi="pt_PT"/>
+        </w:rPr>
+        <w:t>Gl 1.6–9</w:t>
+      </w:r>
+      <w:r>
+        <w:rPr>
+          <w:lang w:val="pt_PT" w:bidi="pt_PT"/>
+        </w:rPr>
+        <w:t xml:space="preserve">; </w:t>
+      </w:r>
+      <w:r>
+        <w:rPr>
+          <w:lang w:val="pt_PT" w:bidi="pt_PT"/>
+        </w:rPr>
+        <w:t>5.1–6</w:t>
+      </w:r>
       <w:r>
         <w:rPr>
           <w:lang w:val="pt_PT" w:bidi="pt_PT"/>
         </w:rPr>
         <w:t xml:space="preserve">, </w:t>
       </w:r>
-      <w:hyperlink r:id="rId155">
-        <w:r>
-          <w:rPr>
-            <w:lang w:val="pt_PT" w:bidi="pt_PT"/>
-          </w:rPr>
-          <w:rPr>
-            <w:color w:val="0000EE"/>
-            <w:u w:val="single"/>
-          </w:rPr>
-          <w:t>12</w:t>
-        </w:r>
-      </w:hyperlink>
+      <w:r>
+        <w:rPr>
+          <w:lang w:val="pt_PT" w:bidi="pt_PT"/>
+        </w:rPr>
+        <w:t>12</w:t>
+      </w:r>
       <w:r>
         <w:rPr>
           <w:lang w:val="pt_PT" w:bidi="pt_PT"/>
@@ -5461,90 +4567,60 @@
         </w:rPr>
         <w:t xml:space="preserve">A circuncisão era entendida como uma identificação do verdadeiro povo de Deus (veja </w:t>
       </w:r>
-      <w:hyperlink r:id="rId156">
-        <w:r>
-          <w:rPr>
-            <w:lang w:val="pt_PT" w:bidi="pt_PT"/>
-          </w:rPr>
-          <w:rPr>
-            <w:color w:val="0000EE"/>
-            <w:u w:val="single"/>
-          </w:rPr>
-          <w:t>Gn 17.10–14</w:t>
-        </w:r>
-      </w:hyperlink>
+      <w:r>
+        <w:rPr>
+          <w:lang w:val="pt_PT" w:bidi="pt_PT"/>
+        </w:rPr>
+        <w:t>Gn 17.10–14</w:t>
+      </w:r>
       <w:r>
         <w:rPr>
           <w:lang w:val="pt_PT" w:bidi="pt_PT"/>
         </w:rPr>
         <w:t xml:space="preserve">), mas aqueles que colocam sua confiança em Cristo são os que verdadeiramente são circuncidados no coração (veja </w:t>
       </w:r>
-      <w:hyperlink r:id="rId157">
-        <w:r>
-          <w:rPr>
-            <w:lang w:val="pt_PT" w:bidi="pt_PT"/>
-          </w:rPr>
-          <w:rPr>
-            <w:color w:val="0000EE"/>
-            <w:u w:val="single"/>
-          </w:rPr>
-          <w:t>Rm 2.28–29</w:t>
-        </w:r>
-      </w:hyperlink>
+      <w:r>
+        <w:rPr>
+          <w:lang w:val="pt_PT" w:bidi="pt_PT"/>
+        </w:rPr>
+        <w:t>Rm 2.28–29</w:t>
+      </w:r>
       <w:r>
         <w:rPr>
           <w:lang w:val="pt_PT" w:bidi="pt_PT"/>
         </w:rPr>
         <w:t xml:space="preserve">; cp. </w:t>
       </w:r>
-      <w:hyperlink r:id="rId158">
-        <w:r>
-          <w:rPr>
-            <w:lang w:val="pt_PT" w:bidi="pt_PT"/>
-          </w:rPr>
-          <w:rPr>
-            <w:color w:val="0000EE"/>
-            <w:u w:val="single"/>
-          </w:rPr>
-          <w:t>Jr 4.4</w:t>
-        </w:r>
-      </w:hyperlink>
-      <w:r>
-        <w:rPr>
-          <w:lang w:val="pt_PT" w:bidi="pt_PT"/>
-        </w:rPr>
-        <w:t xml:space="preserve">; </w:t>
-      </w:r>
-      <w:hyperlink r:id="rId159">
-        <w:r>
-          <w:rPr>
-            <w:lang w:val="pt_PT" w:bidi="pt_PT"/>
-          </w:rPr>
-          <w:rPr>
-            <w:color w:val="0000EE"/>
-            <w:u w:val="single"/>
-          </w:rPr>
-          <w:t>Ef 2.11</w:t>
-        </w:r>
-      </w:hyperlink>
-      <w:r>
-        <w:rPr>
-          <w:lang w:val="pt_PT" w:bidi="pt_PT"/>
-        </w:rPr>
-        <w:t xml:space="preserve">; </w:t>
-      </w:r>
-      <w:hyperlink r:id="rId160">
-        <w:r>
-          <w:rPr>
-            <w:lang w:val="pt_PT" w:bidi="pt_PT"/>
-          </w:rPr>
-          <w:rPr>
-            <w:color w:val="0000EE"/>
-            <w:u w:val="single"/>
-          </w:rPr>
-          <w:t>Cl 2.11–13</w:t>
-        </w:r>
-      </w:hyperlink>
+      <w:r>
+        <w:rPr>
+          <w:lang w:val="pt_PT" w:bidi="pt_PT"/>
+        </w:rPr>
+        <w:t>Jr 4.4</w:t>
+      </w:r>
+      <w:r>
+        <w:rPr>
+          <w:lang w:val="pt_PT" w:bidi="pt_PT"/>
+        </w:rPr>
+        <w:t xml:space="preserve">; </w:t>
+      </w:r>
+      <w:r>
+        <w:rPr>
+          <w:lang w:val="pt_PT" w:bidi="pt_PT"/>
+        </w:rPr>
+        <w:t>Ef 2.11</w:t>
+      </w:r>
+      <w:r>
+        <w:rPr>
+          <w:lang w:val="pt_PT" w:bidi="pt_PT"/>
+        </w:rPr>
+        <w:t xml:space="preserve">; </w:t>
+      </w:r>
+      <w:r>
+        <w:rPr>
+          <w:lang w:val="pt_PT" w:bidi="pt_PT"/>
+        </w:rPr>
+        <w:t>Cl 2.11–13</w:t>
+      </w:r>
       <w:r>
         <w:rPr>
           <w:lang w:val="pt_PT" w:bidi="pt_PT"/>
@@ -5673,72 +4749,48 @@
         </w:rPr>
         <w:t xml:space="preserve">Fui circuncidado quando tinha oito dias de vida: Veja </w:t>
       </w:r>
-      <w:hyperlink r:id="rId161">
-        <w:r>
-          <w:rPr>
-            <w:lang w:val="pt_PT" w:bidi="pt_PT"/>
-          </w:rPr>
-          <w:rPr>
-            <w:color w:val="0000EE"/>
-            <w:u w:val="single"/>
-          </w:rPr>
-          <w:t>Gn 17.12</w:t>
-        </w:r>
-      </w:hyperlink>
-      <w:r>
-        <w:rPr>
-          <w:lang w:val="pt_PT" w:bidi="pt_PT"/>
-        </w:rPr>
-        <w:t xml:space="preserve">; </w:t>
-      </w:r>
-      <w:hyperlink r:id="rId162">
-        <w:r>
-          <w:rPr>
-            <w:lang w:val="pt_PT" w:bidi="pt_PT"/>
-          </w:rPr>
-          <w:rPr>
-            <w:color w:val="0000EE"/>
-            <w:u w:val="single"/>
-          </w:rPr>
-          <w:t>Lv 12.3</w:t>
-        </w:r>
-      </w:hyperlink>
-      <w:r>
-        <w:rPr>
-          <w:lang w:val="pt_PT" w:bidi="pt_PT"/>
-        </w:rPr>
-        <w:t xml:space="preserve">; </w:t>
-      </w:r>
-      <w:hyperlink r:id="rId163">
-        <w:r>
-          <w:rPr>
-            <w:lang w:val="pt_PT" w:bidi="pt_PT"/>
-          </w:rPr>
-          <w:rPr>
-            <w:color w:val="0000EE"/>
-            <w:u w:val="single"/>
-          </w:rPr>
-          <w:t>Lc 1.59</w:t>
-        </w:r>
-      </w:hyperlink>
-      <w:r>
-        <w:rPr>
-          <w:lang w:val="pt_PT" w:bidi="pt_PT"/>
-        </w:rPr>
-        <w:t xml:space="preserve">; </w:t>
-      </w:r>
-      <w:hyperlink r:id="rId164">
-        <w:r>
-          <w:rPr>
-            <w:lang w:val="pt_PT" w:bidi="pt_PT"/>
-          </w:rPr>
-          <w:rPr>
-            <w:color w:val="0000EE"/>
-            <w:u w:val="single"/>
-          </w:rPr>
-          <w:t>2.21</w:t>
-        </w:r>
-      </w:hyperlink>
+      <w:r>
+        <w:rPr>
+          <w:lang w:val="pt_PT" w:bidi="pt_PT"/>
+        </w:rPr>
+        <w:t>Gn 17.12</w:t>
+      </w:r>
+      <w:r>
+        <w:rPr>
+          <w:lang w:val="pt_PT" w:bidi="pt_PT"/>
+        </w:rPr>
+        <w:t xml:space="preserve">; </w:t>
+      </w:r>
+      <w:r>
+        <w:rPr>
+          <w:lang w:val="pt_PT" w:bidi="pt_PT"/>
+        </w:rPr>
+        <w:t>Lv 12.3</w:t>
+      </w:r>
+      <w:r>
+        <w:rPr>
+          <w:lang w:val="pt_PT" w:bidi="pt_PT"/>
+        </w:rPr>
+        <w:t xml:space="preserve">; </w:t>
+      </w:r>
+      <w:r>
+        <w:rPr>
+          <w:lang w:val="pt_PT" w:bidi="pt_PT"/>
+        </w:rPr>
+        <w:t>Lc 1.59</w:t>
+      </w:r>
+      <w:r>
+        <w:rPr>
+          <w:lang w:val="pt_PT" w:bidi="pt_PT"/>
+        </w:rPr>
+        <w:t xml:space="preserve">; </w:t>
+      </w:r>
+      <w:r>
+        <w:rPr>
+          <w:lang w:val="pt_PT" w:bidi="pt_PT"/>
+        </w:rPr>
+        <w:t>2.21</w:t>
+      </w:r>
       <w:r>
         <w:rPr>
           <w:lang w:val="pt_PT" w:bidi="pt_PT"/>
@@ -5758,36 +4810,24 @@
         </w:rPr>
         <w:t xml:space="preserve"> a seita judaica conhecida por sua estrita observância da lei (veja </w:t>
       </w:r>
-      <w:hyperlink r:id="rId165">
-        <w:r>
-          <w:rPr>
-            <w:lang w:val="pt_PT" w:bidi="pt_PT"/>
-          </w:rPr>
-          <w:rPr>
-            <w:color w:val="0000EE"/>
-            <w:u w:val="single"/>
-          </w:rPr>
-          <w:t>At 23.6</w:t>
-        </w:r>
-      </w:hyperlink>
-      <w:r>
-        <w:rPr>
-          <w:lang w:val="pt_PT" w:bidi="pt_PT"/>
-        </w:rPr>
-        <w:t xml:space="preserve">; </w:t>
-      </w:r>
-      <w:hyperlink r:id="rId166">
-        <w:r>
-          <w:rPr>
-            <w:lang w:val="pt_PT" w:bidi="pt_PT"/>
-          </w:rPr>
-          <w:rPr>
-            <w:color w:val="0000EE"/>
-            <w:u w:val="single"/>
-          </w:rPr>
-          <w:t>26.5</w:t>
-        </w:r>
-      </w:hyperlink>
+      <w:r>
+        <w:rPr>
+          <w:lang w:val="pt_PT" w:bidi="pt_PT"/>
+        </w:rPr>
+        <w:t>At 23.6</w:t>
+      </w:r>
+      <w:r>
+        <w:rPr>
+          <w:lang w:val="pt_PT" w:bidi="pt_PT"/>
+        </w:rPr>
+        <w:t xml:space="preserve">; </w:t>
+      </w:r>
+      <w:r>
+        <w:rPr>
+          <w:lang w:val="pt_PT" w:bidi="pt_PT"/>
+        </w:rPr>
+        <w:t>26.5</w:t>
+      </w:r>
       <w:r>
         <w:rPr>
           <w:lang w:val="pt_PT" w:bidi="pt_PT"/>
@@ -5890,72 +4930,48 @@
         </w:rPr>
         <w:t xml:space="preserve">Eu persegui duramente a igreja (veja </w:t>
       </w:r>
-      <w:hyperlink r:id="rId167">
-        <w:r>
-          <w:rPr>
-            <w:lang w:val="pt_PT" w:bidi="pt_PT"/>
-          </w:rPr>
-          <w:rPr>
-            <w:color w:val="0000EE"/>
-            <w:u w:val="single"/>
-          </w:rPr>
-          <w:t>At 8.1–3</w:t>
-        </w:r>
-      </w:hyperlink>
-      <w:r>
-        <w:rPr>
-          <w:lang w:val="pt_PT" w:bidi="pt_PT"/>
-        </w:rPr>
-        <w:t xml:space="preserve">; </w:t>
-      </w:r>
-      <w:hyperlink r:id="rId168">
-        <w:r>
-          <w:rPr>
-            <w:lang w:val="pt_PT" w:bidi="pt_PT"/>
-          </w:rPr>
-          <w:rPr>
-            <w:color w:val="0000EE"/>
-            <w:u w:val="single"/>
-          </w:rPr>
-          <w:t>9.1–2</w:t>
-        </w:r>
-      </w:hyperlink>
+      <w:r>
+        <w:rPr>
+          <w:lang w:val="pt_PT" w:bidi="pt_PT"/>
+        </w:rPr>
+        <w:t>At 8.1–3</w:t>
+      </w:r>
+      <w:r>
+        <w:rPr>
+          <w:lang w:val="pt_PT" w:bidi="pt_PT"/>
+        </w:rPr>
+        <w:t xml:space="preserve">; </w:t>
+      </w:r>
+      <w:r>
+        <w:rPr>
+          <w:lang w:val="pt_PT" w:bidi="pt_PT"/>
+        </w:rPr>
+        <w:t>9.1–2</w:t>
+      </w:r>
       <w:r>
         <w:rPr>
           <w:lang w:val="pt_PT" w:bidi="pt_PT"/>
         </w:rPr>
         <w:t xml:space="preserve">, </w:t>
       </w:r>
-      <w:hyperlink r:id="rId169">
-        <w:r>
-          <w:rPr>
-            <w:lang w:val="pt_PT" w:bidi="pt_PT"/>
-          </w:rPr>
-          <w:rPr>
-            <w:color w:val="0000EE"/>
-            <w:u w:val="single"/>
-          </w:rPr>
-          <w:t>21</w:t>
-        </w:r>
-      </w:hyperlink>
-      <w:r>
-        <w:rPr>
-          <w:lang w:val="pt_PT" w:bidi="pt_PT"/>
-        </w:rPr>
-        <w:t xml:space="preserve">; </w:t>
-      </w:r>
-      <w:hyperlink r:id="rId170">
-        <w:r>
-          <w:rPr>
-            <w:lang w:val="pt_PT" w:bidi="pt_PT"/>
-          </w:rPr>
-          <w:rPr>
-            <w:color w:val="0000EE"/>
-            <w:u w:val="single"/>
-          </w:rPr>
-          <w:t>Gl 1.13</w:t>
-        </w:r>
-      </w:hyperlink>
+      <w:r>
+        <w:rPr>
+          <w:lang w:val="pt_PT" w:bidi="pt_PT"/>
+        </w:rPr>
+        <w:t>21</w:t>
+      </w:r>
+      <w:r>
+        <w:rPr>
+          <w:lang w:val="pt_PT" w:bidi="pt_PT"/>
+        </w:rPr>
+        <w:t xml:space="preserve">; </w:t>
+      </w:r>
+      <w:r>
+        <w:rPr>
+          <w:lang w:val="pt_PT" w:bidi="pt_PT"/>
+        </w:rPr>
+        <w:t>Gl 1.13</w:t>
+      </w:r>
       <w:r>
         <w:rPr>
           <w:lang w:val="pt_PT" w:bidi="pt_PT"/>
@@ -5975,54 +4991,36 @@
         </w:rPr>
         <w:t xml:space="preserve"> conforme julgada pelos padrões humanos, era outra indicação de seu zelo pela lei (veja também </w:t>
       </w:r>
-      <w:hyperlink r:id="rId171">
-        <w:r>
-          <w:rPr>
-            <w:lang w:val="pt_PT" w:bidi="pt_PT"/>
-          </w:rPr>
-          <w:rPr>
-            <w:color w:val="0000EE"/>
-            <w:u w:val="single"/>
-          </w:rPr>
-          <w:t>Gl 1.14</w:t>
-        </w:r>
-      </w:hyperlink>
+      <w:r>
+        <w:rPr>
+          <w:lang w:val="pt_PT" w:bidi="pt_PT"/>
+        </w:rPr>
+        <w:t>Gl 1.14</w:t>
+      </w:r>
       <w:r>
         <w:rPr>
           <w:lang w:val="pt_PT" w:bidi="pt_PT"/>
         </w:rPr>
         <w:t xml:space="preserve">; para a visão cristã posterior de Paulo, compare </w:t>
       </w:r>
-      <w:hyperlink r:id="rId172">
-        <w:r>
-          <w:rPr>
-            <w:lang w:val="pt_PT" w:bidi="pt_PT"/>
-          </w:rPr>
-          <w:rPr>
-            <w:color w:val="0000EE"/>
-            <w:u w:val="single"/>
-          </w:rPr>
-          <w:t>Rm 3.23</w:t>
-        </w:r>
-      </w:hyperlink>
-      <w:r>
-        <w:rPr>
-          <w:lang w:val="pt_PT" w:bidi="pt_PT"/>
-        </w:rPr>
-        <w:t xml:space="preserve">; </w:t>
-      </w:r>
-      <w:hyperlink r:id="rId173">
-        <w:r>
-          <w:rPr>
-            <w:lang w:val="pt_PT" w:bidi="pt_PT"/>
-          </w:rPr>
-          <w:rPr>
-            <w:color w:val="0000EE"/>
-            <w:u w:val="single"/>
-          </w:rPr>
-          <w:t>7.14–25</w:t>
-        </w:r>
-      </w:hyperlink>
+      <w:r>
+        <w:rPr>
+          <w:lang w:val="pt_PT" w:bidi="pt_PT"/>
+        </w:rPr>
+        <w:t>Rm 3.23</w:t>
+      </w:r>
+      <w:r>
+        <w:rPr>
+          <w:lang w:val="pt_PT" w:bidi="pt_PT"/>
+        </w:rPr>
+        <w:t xml:space="preserve">; </w:t>
+      </w:r>
+      <w:r>
+        <w:rPr>
+          <w:lang w:val="pt_PT" w:bidi="pt_PT"/>
+        </w:rPr>
+        <w:t>7.14–25</w:t>
+      </w:r>
       <w:r>
         <w:rPr>
           <w:lang w:val="pt_PT" w:bidi="pt_PT"/>
@@ -6077,54 +5075,36 @@
         </w:rPr>
         <w:t>Como cristão, Paulo agora considerava essas coisas (</w:t>
       </w:r>
-      <w:hyperlink r:id="rId174">
-        <w:r>
-          <w:rPr>
-            <w:lang w:val="pt_PT" w:bidi="pt_PT"/>
-          </w:rPr>
-          <w:rPr>
-            <w:color w:val="0000EE"/>
-            <w:u w:val="single"/>
-          </w:rPr>
-          <w:t>3.5–6</w:t>
-        </w:r>
-      </w:hyperlink>
+      <w:r>
+        <w:rPr>
+          <w:lang w:val="pt_PT" w:bidi="pt_PT"/>
+        </w:rPr>
+        <w:t>3.5–6</w:t>
+      </w:r>
       <w:r>
         <w:rPr>
           <w:lang w:val="pt_PT" w:bidi="pt_PT"/>
         </w:rPr>
         <w:t xml:space="preserve">) como sem valor por causa do que Cristo fez: o relacionamento de um crente com Deus é definido por conhecer Cristo (cp. </w:t>
       </w:r>
-      <w:hyperlink r:id="rId175">
-        <w:r>
-          <w:rPr>
-            <w:lang w:val="pt_PT" w:bidi="pt_PT"/>
-          </w:rPr>
-          <w:rPr>
-            <w:color w:val="0000EE"/>
-            <w:u w:val="single"/>
-          </w:rPr>
-          <w:t>3.10</w:t>
-        </w:r>
-      </w:hyperlink>
-      <w:r>
-        <w:rPr>
-          <w:lang w:val="pt_PT" w:bidi="pt_PT"/>
-        </w:rPr>
-        <w:t xml:space="preserve">; </w:t>
-      </w:r>
-      <w:hyperlink r:id="rId176">
-        <w:r>
-          <w:rPr>
-            <w:lang w:val="pt_PT" w:bidi="pt_PT"/>
-          </w:rPr>
-          <w:rPr>
-            <w:color w:val="0000EE"/>
-            <w:u w:val="single"/>
-          </w:rPr>
-          <w:t>Jo 17.3</w:t>
-        </w:r>
-      </w:hyperlink>
+      <w:r>
+        <w:rPr>
+          <w:lang w:val="pt_PT" w:bidi="pt_PT"/>
+        </w:rPr>
+        <w:t>3.10</w:t>
+      </w:r>
+      <w:r>
+        <w:rPr>
+          <w:lang w:val="pt_PT" w:bidi="pt_PT"/>
+        </w:rPr>
+        <w:t xml:space="preserve">; </w:t>
+      </w:r>
+      <w:r>
+        <w:rPr>
+          <w:lang w:val="pt_PT" w:bidi="pt_PT"/>
+        </w:rPr>
+        <w:t>Jo 17.3</w:t>
+      </w:r>
       <w:r>
         <w:rPr>
           <w:lang w:val="pt_PT" w:bidi="pt_PT"/>
@@ -6144,36 +5124,24 @@
         </w:rPr>
         <w:t xml:space="preserve"> assim recebendo o dom da salvação eterna (cp. </w:t>
       </w:r>
-      <w:hyperlink r:id="rId82">
-        <w:r>
-          <w:rPr>
-            <w:lang w:val="pt_PT" w:bidi="pt_PT"/>
-          </w:rPr>
-          <w:rPr>
-            <w:color w:val="0000EE"/>
-            <w:u w:val="single"/>
-          </w:rPr>
-          <w:t>Jo 3.16</w:t>
-        </w:r>
-      </w:hyperlink>
-      <w:r>
-        <w:rPr>
-          <w:lang w:val="pt_PT" w:bidi="pt_PT"/>
-        </w:rPr>
-        <w:t xml:space="preserve">; </w:t>
-      </w:r>
-      <w:hyperlink r:id="rId177">
-        <w:r>
-          <w:rPr>
-            <w:lang w:val="pt_PT" w:bidi="pt_PT"/>
-          </w:rPr>
-          <w:rPr>
-            <w:color w:val="0000EE"/>
-            <w:u w:val="single"/>
-          </w:rPr>
-          <w:t>1Jo 5.11–13</w:t>
-        </w:r>
-      </w:hyperlink>
+      <w:r>
+        <w:rPr>
+          <w:lang w:val="pt_PT" w:bidi="pt_PT"/>
+        </w:rPr>
+        <w:t>Jo 3.16</w:t>
+      </w:r>
+      <w:r>
+        <w:rPr>
+          <w:lang w:val="pt_PT" w:bidi="pt_PT"/>
+        </w:rPr>
+        <w:t xml:space="preserve">; </w:t>
+      </w:r>
+      <w:r>
+        <w:rPr>
+          <w:lang w:val="pt_PT" w:bidi="pt_PT"/>
+        </w:rPr>
+        <w:t>1Jo 5.11–13</w:t>
+      </w:r>
       <w:r>
         <w:rPr>
           <w:lang w:val="pt_PT" w:bidi="pt_PT"/>
@@ -6241,36 +5209,24 @@
         </w:rPr>
         <w:t>Paulo aqui resume o contraste entre seu entendimento de salvação e o de seus oponentes (</w:t>
       </w:r>
-      <w:hyperlink r:id="rId178">
-        <w:r>
-          <w:rPr>
-            <w:lang w:val="pt_PT" w:bidi="pt_PT"/>
-          </w:rPr>
-          <w:rPr>
-            <w:color w:val="0000EE"/>
-            <w:u w:val="single"/>
-          </w:rPr>
-          <w:t>3.2</w:t>
-        </w:r>
-      </w:hyperlink>
+      <w:r>
+        <w:rPr>
+          <w:lang w:val="pt_PT" w:bidi="pt_PT"/>
+        </w:rPr>
+        <w:t>3.2</w:t>
+      </w:r>
       <w:r>
         <w:rPr>
           <w:lang w:val="pt_PT" w:bidi="pt_PT"/>
         </w:rPr>
         <w:t xml:space="preserve">). • Os crentes tornam-se um com Cristo ao confiar nele para a salvação e compartilhar sua vida (cp. </w:t>
       </w:r>
-      <w:hyperlink r:id="rId179">
-        <w:r>
-          <w:rPr>
-            <w:lang w:val="pt_PT" w:bidi="pt_PT"/>
-          </w:rPr>
-          <w:rPr>
-            <w:color w:val="0000EE"/>
-            <w:u w:val="single"/>
-          </w:rPr>
-          <w:t>Jo 15.1–5</w:t>
-        </w:r>
-      </w:hyperlink>
+      <w:r>
+        <w:rPr>
+          <w:lang w:val="pt_PT" w:bidi="pt_PT"/>
+        </w:rPr>
+        <w:t>Jo 15.1–5</w:t>
+      </w:r>
       <w:r>
         <w:rPr>
           <w:lang w:val="pt_PT" w:bidi="pt_PT"/>
@@ -6290,90 +5246,60 @@
         </w:rPr>
         <w:t xml:space="preserve"> não por observar a lei de Moisés, mas através da fé em Cristo. Este é o modo de Deus nos tornar justos com ele: A salvação não pode ser conquistada, mas apenas recebida como um presente gratuito (veja </w:t>
       </w:r>
-      <w:hyperlink r:id="rId180">
-        <w:r>
-          <w:rPr>
-            <w:lang w:val="pt_PT" w:bidi="pt_PT"/>
-          </w:rPr>
-          <w:rPr>
-            <w:color w:val="0000EE"/>
-            <w:u w:val="single"/>
-          </w:rPr>
-          <w:t>Rm 1.17</w:t>
-        </w:r>
-      </w:hyperlink>
-      <w:r>
-        <w:rPr>
-          <w:lang w:val="pt_PT" w:bidi="pt_PT"/>
-        </w:rPr>
-        <w:t xml:space="preserve">; </w:t>
-      </w:r>
-      <w:hyperlink r:id="rId181">
-        <w:r>
-          <w:rPr>
-            <w:lang w:val="pt_PT" w:bidi="pt_PT"/>
-          </w:rPr>
-          <w:rPr>
-            <w:color w:val="0000EE"/>
-            <w:u w:val="single"/>
-          </w:rPr>
-          <w:t>3.21–26</w:t>
-        </w:r>
-      </w:hyperlink>
-      <w:r>
-        <w:rPr>
-          <w:lang w:val="pt_PT" w:bidi="pt_PT"/>
-        </w:rPr>
-        <w:t xml:space="preserve">; </w:t>
-      </w:r>
-      <w:hyperlink r:id="rId182">
-        <w:r>
-          <w:rPr>
-            <w:lang w:val="pt_PT" w:bidi="pt_PT"/>
-          </w:rPr>
-          <w:rPr>
-            <w:color w:val="0000EE"/>
-            <w:u w:val="single"/>
-          </w:rPr>
-          <w:t>4.5–8</w:t>
-        </w:r>
-      </w:hyperlink>
-      <w:r>
-        <w:rPr>
-          <w:lang w:val="pt_PT" w:bidi="pt_PT"/>
-        </w:rPr>
-        <w:t xml:space="preserve">; </w:t>
-      </w:r>
-      <w:hyperlink r:id="rId183">
-        <w:r>
-          <w:rPr>
-            <w:lang w:val="pt_PT" w:bidi="pt_PT"/>
-          </w:rPr>
-          <w:rPr>
-            <w:color w:val="0000EE"/>
-            <w:u w:val="single"/>
-          </w:rPr>
-          <w:t>Gl 2.16</w:t>
-        </w:r>
-      </w:hyperlink>
-      <w:r>
-        <w:rPr>
-          <w:lang w:val="pt_PT" w:bidi="pt_PT"/>
-        </w:rPr>
-        <w:t xml:space="preserve">; </w:t>
-      </w:r>
-      <w:hyperlink r:id="rId184">
-        <w:r>
-          <w:rPr>
-            <w:lang w:val="pt_PT" w:bidi="pt_PT"/>
-          </w:rPr>
-          <w:rPr>
-            <w:color w:val="0000EE"/>
-            <w:u w:val="single"/>
-          </w:rPr>
-          <w:t>Ef 2.8–9</w:t>
-        </w:r>
-      </w:hyperlink>
+      <w:r>
+        <w:rPr>
+          <w:lang w:val="pt_PT" w:bidi="pt_PT"/>
+        </w:rPr>
+        <w:t>Rm 1.17</w:t>
+      </w:r>
+      <w:r>
+        <w:rPr>
+          <w:lang w:val="pt_PT" w:bidi="pt_PT"/>
+        </w:rPr>
+        <w:t xml:space="preserve">; </w:t>
+      </w:r>
+      <w:r>
+        <w:rPr>
+          <w:lang w:val="pt_PT" w:bidi="pt_PT"/>
+        </w:rPr>
+        <w:t>3.21–26</w:t>
+      </w:r>
+      <w:r>
+        <w:rPr>
+          <w:lang w:val="pt_PT" w:bidi="pt_PT"/>
+        </w:rPr>
+        <w:t xml:space="preserve">; </w:t>
+      </w:r>
+      <w:r>
+        <w:rPr>
+          <w:lang w:val="pt_PT" w:bidi="pt_PT"/>
+        </w:rPr>
+        <w:t>4.5–8</w:t>
+      </w:r>
+      <w:r>
+        <w:rPr>
+          <w:lang w:val="pt_PT" w:bidi="pt_PT"/>
+        </w:rPr>
+        <w:t xml:space="preserve">; </w:t>
+      </w:r>
+      <w:r>
+        <w:rPr>
+          <w:lang w:val="pt_PT" w:bidi="pt_PT"/>
+        </w:rPr>
+        <w:t>Gl 2.16</w:t>
+      </w:r>
+      <w:r>
+        <w:rPr>
+          <w:lang w:val="pt_PT" w:bidi="pt_PT"/>
+        </w:rPr>
+        <w:t xml:space="preserve">; </w:t>
+      </w:r>
+      <w:r>
+        <w:rPr>
+          <w:lang w:val="pt_PT" w:bidi="pt_PT"/>
+        </w:rPr>
+        <w:t>Ef 2.8–9</w:t>
+      </w:r>
       <w:r>
         <w:rPr>
           <w:lang w:val="pt_PT" w:bidi="pt_PT"/>
@@ -6428,54 +5354,36 @@
         </w:rPr>
         <w:t xml:space="preserve">conhecer Cristo: Ao conhecê-lo, uma pessoa conhece e é aceita por Deus (cp. </w:t>
       </w:r>
-      <w:hyperlink r:id="rId185">
-        <w:r>
-          <w:rPr>
-            <w:lang w:val="pt_PT" w:bidi="pt_PT"/>
-          </w:rPr>
-          <w:rPr>
-            <w:color w:val="0000EE"/>
-            <w:u w:val="single"/>
-          </w:rPr>
-          <w:t>3.7–8</w:t>
-        </w:r>
-      </w:hyperlink>
-      <w:r>
-        <w:rPr>
-          <w:lang w:val="pt_PT" w:bidi="pt_PT"/>
-        </w:rPr>
-        <w:t xml:space="preserve">; </w:t>
-      </w:r>
-      <w:hyperlink r:id="rId186">
-        <w:r>
-          <w:rPr>
-            <w:lang w:val="pt_PT" w:bidi="pt_PT"/>
-          </w:rPr>
-          <w:rPr>
-            <w:color w:val="0000EE"/>
-            <w:u w:val="single"/>
-          </w:rPr>
-          <w:t>Jo 1.12–13</w:t>
-        </w:r>
-      </w:hyperlink>
-      <w:r>
-        <w:rPr>
-          <w:lang w:val="pt_PT" w:bidi="pt_PT"/>
-        </w:rPr>
-        <w:t xml:space="preserve">; </w:t>
-      </w:r>
-      <w:hyperlink r:id="rId176">
-        <w:r>
-          <w:rPr>
-            <w:lang w:val="pt_PT" w:bidi="pt_PT"/>
-          </w:rPr>
-          <w:rPr>
-            <w:color w:val="0000EE"/>
-            <w:u w:val="single"/>
-          </w:rPr>
-          <w:t>17.3</w:t>
-        </w:r>
-      </w:hyperlink>
+      <w:r>
+        <w:rPr>
+          <w:lang w:val="pt_PT" w:bidi="pt_PT"/>
+        </w:rPr>
+        <w:t>3.7–8</w:t>
+      </w:r>
+      <w:r>
+        <w:rPr>
+          <w:lang w:val="pt_PT" w:bidi="pt_PT"/>
+        </w:rPr>
+        <w:t xml:space="preserve">; </w:t>
+      </w:r>
+      <w:r>
+        <w:rPr>
+          <w:lang w:val="pt_PT" w:bidi="pt_PT"/>
+        </w:rPr>
+        <w:t>Jo 1.12–13</w:t>
+      </w:r>
+      <w:r>
+        <w:rPr>
+          <w:lang w:val="pt_PT" w:bidi="pt_PT"/>
+        </w:rPr>
+        <w:t xml:space="preserve">; </w:t>
+      </w:r>
+      <w:r>
+        <w:rPr>
+          <w:lang w:val="pt_PT" w:bidi="pt_PT"/>
+        </w:rPr>
+        <w:t>17.3</w:t>
+      </w:r>
       <w:r>
         <w:rPr>
           <w:lang w:val="pt_PT" w:bidi="pt_PT"/>
@@ -6495,126 +5403,84 @@
         </w:rPr>
         <w:t xml:space="preserve"> tanto agora quanto na eternidade (veja </w:t>
       </w:r>
-      <w:hyperlink r:id="rId187">
-        <w:r>
-          <w:rPr>
-            <w:lang w:val="pt_PT" w:bidi="pt_PT"/>
-          </w:rPr>
-          <w:rPr>
-            <w:color w:val="0000EE"/>
-            <w:u w:val="single"/>
-          </w:rPr>
-          <w:t>Rm 6.4–14</w:t>
-        </w:r>
-      </w:hyperlink>
-      <w:r>
-        <w:rPr>
-          <w:lang w:val="pt_PT" w:bidi="pt_PT"/>
-        </w:rPr>
-        <w:t xml:space="preserve">; </w:t>
-      </w:r>
-      <w:hyperlink r:id="rId188">
-        <w:r>
-          <w:rPr>
-            <w:lang w:val="pt_PT" w:bidi="pt_PT"/>
-          </w:rPr>
-          <w:rPr>
-            <w:color w:val="0000EE"/>
-            <w:u w:val="single"/>
-          </w:rPr>
-          <w:t>8.10–11</w:t>
-        </w:r>
-      </w:hyperlink>
-      <w:r>
-        <w:rPr>
-          <w:lang w:val="pt_PT" w:bidi="pt_PT"/>
-        </w:rPr>
-        <w:t xml:space="preserve">; </w:t>
-      </w:r>
-      <w:hyperlink r:id="rId189">
-        <w:r>
-          <w:rPr>
-            <w:lang w:val="pt_PT" w:bidi="pt_PT"/>
-          </w:rPr>
-          <w:rPr>
-            <w:color w:val="0000EE"/>
-            <w:u w:val="single"/>
-          </w:rPr>
-          <w:t>Cl 3.1–4</w:t>
-        </w:r>
-      </w:hyperlink>
+      <w:r>
+        <w:rPr>
+          <w:lang w:val="pt_PT" w:bidi="pt_PT"/>
+        </w:rPr>
+        <w:t>Rm 6.4–14</w:t>
+      </w:r>
+      <w:r>
+        <w:rPr>
+          <w:lang w:val="pt_PT" w:bidi="pt_PT"/>
+        </w:rPr>
+        <w:t xml:space="preserve">; </w:t>
+      </w:r>
+      <w:r>
+        <w:rPr>
+          <w:lang w:val="pt_PT" w:bidi="pt_PT"/>
+        </w:rPr>
+        <w:t>8.10–11</w:t>
+      </w:r>
+      <w:r>
+        <w:rPr>
+          <w:lang w:val="pt_PT" w:bidi="pt_PT"/>
+        </w:rPr>
+        <w:t xml:space="preserve">; </w:t>
+      </w:r>
+      <w:r>
+        <w:rPr>
+          <w:lang w:val="pt_PT" w:bidi="pt_PT"/>
+        </w:rPr>
+        <w:t>Cl 3.1–4</w:t>
+      </w:r>
       <w:r>
         <w:rPr>
           <w:lang w:val="pt_PT" w:bidi="pt_PT"/>
         </w:rPr>
         <w:t xml:space="preserve">). • sofrer com ele, compartilhando de sua morte: Unido a Cristo, um crente tem o privilégio de experimentar sua vida e morte (veja </w:t>
       </w:r>
-      <w:hyperlink r:id="rId32">
-        <w:r>
-          <w:rPr>
-            <w:lang w:val="pt_PT" w:bidi="pt_PT"/>
-          </w:rPr>
-          <w:rPr>
-            <w:color w:val="0000EE"/>
-            <w:u w:val="single"/>
-          </w:rPr>
-          <w:t>Fp 1.29</w:t>
-        </w:r>
-      </w:hyperlink>
-      <w:r>
-        <w:rPr>
-          <w:lang w:val="pt_PT" w:bidi="pt_PT"/>
-        </w:rPr>
-        <w:t xml:space="preserve">; </w:t>
-      </w:r>
-      <w:hyperlink r:id="rId190">
-        <w:r>
-          <w:rPr>
-            <w:lang w:val="pt_PT" w:bidi="pt_PT"/>
-          </w:rPr>
-          <w:rPr>
-            <w:color w:val="0000EE"/>
-            <w:u w:val="single"/>
-          </w:rPr>
-          <w:t>2Co 4.10–12</w:t>
-        </w:r>
-      </w:hyperlink>
-      <w:r>
-        <w:rPr>
-          <w:lang w:val="pt_PT" w:bidi="pt_PT"/>
-        </w:rPr>
-        <w:t xml:space="preserve">; </w:t>
-      </w:r>
-      <w:hyperlink r:id="rId191">
-        <w:r>
-          <w:rPr>
-            <w:lang w:val="pt_PT" w:bidi="pt_PT"/>
-          </w:rPr>
-          <w:rPr>
-            <w:color w:val="0000EE"/>
-            <w:u w:val="single"/>
-          </w:rPr>
-          <w:t>Cl 1.24</w:t>
-        </w:r>
-      </w:hyperlink>
-      <w:r>
-        <w:rPr>
-          <w:lang w:val="pt_PT" w:bidi="pt_PT"/>
-        </w:rPr>
-        <w:t xml:space="preserve">; </w:t>
-      </w:r>
-      <w:hyperlink r:id="rId192">
-        <w:r>
-          <w:rPr>
-            <w:lang w:val="pt_PT" w:bidi="pt_PT"/>
-          </w:rPr>
-          <w:rPr>
-            <w:color w:val="0000EE"/>
-            <w:u w:val="single"/>
-          </w:rPr>
-          <w:t>1 Pe 4.13–16</w:t>
-        </w:r>
-      </w:hyperlink>
+      <w:r>
+        <w:rPr>
+          <w:lang w:val="pt_PT" w:bidi="pt_PT"/>
+        </w:rPr>
+        <w:t>Fp 1.29</w:t>
+      </w:r>
+      <w:r>
+        <w:rPr>
+          <w:lang w:val="pt_PT" w:bidi="pt_PT"/>
+        </w:rPr>
+        <w:t xml:space="preserve">; </w:t>
+      </w:r>
+      <w:r>
+        <w:rPr>
+          <w:lang w:val="pt_PT" w:bidi="pt_PT"/>
+        </w:rPr>
+        <w:t>2Co 4.10–12</w:t>
+      </w:r>
+      <w:r>
+        <w:rPr>
+          <w:lang w:val="pt_PT" w:bidi="pt_PT"/>
+        </w:rPr>
+        <w:t xml:space="preserve">; </w:t>
+      </w:r>
+      <w:r>
+        <w:rPr>
+          <w:lang w:val="pt_PT" w:bidi="pt_PT"/>
+        </w:rPr>
+        <w:t>Cl 1.24</w:t>
+      </w:r>
+      <w:r>
+        <w:rPr>
+          <w:lang w:val="pt_PT" w:bidi="pt_PT"/>
+        </w:rPr>
+        <w:t xml:space="preserve">; </w:t>
+      </w:r>
+      <w:r>
+        <w:rPr>
+          <w:lang w:val="pt_PT" w:bidi="pt_PT"/>
+        </w:rPr>
+        <w:t>1 Pe 4.13–16</w:t>
+      </w:r>
       <w:r>
         <w:rPr>
           <w:lang w:val="pt_PT" w:bidi="pt_PT"/>
@@ -6669,54 +5535,36 @@
         </w:rPr>
         <w:t xml:space="preserve">Experimentar a ressurreição dos mortos é ser salvo do julgamento e receber a vida eterna (veja </w:t>
       </w:r>
-      <w:hyperlink r:id="rId193">
-        <w:r>
-          <w:rPr>
-            <w:lang w:val="pt_PT" w:bidi="pt_PT"/>
-          </w:rPr>
-          <w:rPr>
-            <w:color w:val="0000EE"/>
-            <w:u w:val="single"/>
-          </w:rPr>
-          <w:t>Ap 20.4–6</w:t>
-        </w:r>
-      </w:hyperlink>
+      <w:r>
+        <w:rPr>
+          <w:lang w:val="pt_PT" w:bidi="pt_PT"/>
+        </w:rPr>
+        <w:t>Ap 20.4–6</w:t>
+      </w:r>
       <w:r>
         <w:rPr>
           <w:lang w:val="pt_PT" w:bidi="pt_PT"/>
         </w:rPr>
         <w:t>). Paulo estava ciente da santidade de Deus e da severidade do julgamento final (</w:t>
       </w:r>
-      <w:hyperlink r:id="rId194">
-        <w:r>
-          <w:rPr>
-            <w:lang w:val="pt_PT" w:bidi="pt_PT"/>
-          </w:rPr>
-          <w:rPr>
-            <w:color w:val="0000EE"/>
-            <w:u w:val="single"/>
-          </w:rPr>
-          <w:t>Ap 20.11–15</w:t>
-        </w:r>
-      </w:hyperlink>
+      <w:r>
+        <w:rPr>
+          <w:lang w:val="pt_PT" w:bidi="pt_PT"/>
+        </w:rPr>
+        <w:t>Ap 20.11–15</w:t>
+      </w:r>
       <w:r>
         <w:rPr>
           <w:lang w:val="pt_PT" w:bidi="pt_PT"/>
         </w:rPr>
         <w:t xml:space="preserve">); ele sabia que precisava perseverar em sua busca por Cristo e pela salvação (cp. </w:t>
       </w:r>
-      <w:hyperlink r:id="rId195">
-        <w:r>
-          <w:rPr>
-            <w:lang w:val="pt_PT" w:bidi="pt_PT"/>
-          </w:rPr>
-          <w:rPr>
-            <w:color w:val="0000EE"/>
-            <w:u w:val="single"/>
-          </w:rPr>
-          <w:t>Gl 5.5</w:t>
-        </w:r>
-      </w:hyperlink>
+      <w:r>
+        <w:rPr>
+          <w:lang w:val="pt_PT" w:bidi="pt_PT"/>
+        </w:rPr>
+        <w:t>Gl 5.5</w:t>
+      </w:r>
       <w:r>
         <w:rPr>
           <w:lang w:val="pt_PT" w:bidi="pt_PT"/>
@@ -6879,72 +5727,48 @@
         </w:rPr>
         <w:t xml:space="preserve">Aqueles que são espiritualmente maduros (cp. </w:t>
       </w:r>
-      <w:hyperlink r:id="rId196">
-        <w:r>
-          <w:rPr>
-            <w:lang w:val="pt_PT" w:bidi="pt_PT"/>
-          </w:rPr>
-          <w:rPr>
-            <w:color w:val="0000EE"/>
-            <w:u w:val="single"/>
-          </w:rPr>
-          <w:t>1Co 2.6</w:t>
-        </w:r>
-      </w:hyperlink>
-      <w:r>
-        <w:rPr>
-          <w:lang w:val="pt_PT" w:bidi="pt_PT"/>
-        </w:rPr>
-        <w:t xml:space="preserve">; </w:t>
-      </w:r>
-      <w:hyperlink r:id="rId197">
-        <w:r>
-          <w:rPr>
-            <w:lang w:val="pt_PT" w:bidi="pt_PT"/>
-          </w:rPr>
-          <w:rPr>
-            <w:color w:val="0000EE"/>
-            <w:u w:val="single"/>
-          </w:rPr>
-          <w:t>3.1</w:t>
-        </w:r>
-      </w:hyperlink>
+      <w:r>
+        <w:rPr>
+          <w:lang w:val="pt_PT" w:bidi="pt_PT"/>
+        </w:rPr>
+        <w:t>1Co 2.6</w:t>
+      </w:r>
+      <w:r>
+        <w:rPr>
+          <w:lang w:val="pt_PT" w:bidi="pt_PT"/>
+        </w:rPr>
+        <w:t xml:space="preserve">; </w:t>
+      </w:r>
+      <w:r>
+        <w:rPr>
+          <w:lang w:val="pt_PT" w:bidi="pt_PT"/>
+        </w:rPr>
+        <w:t>3.1</w:t>
+      </w:r>
       <w:r>
         <w:rPr>
           <w:lang w:val="pt_PT" w:bidi="pt_PT"/>
         </w:rPr>
         <w:t>) compartilharão da perspectiva de Paulo de que as coisas eternas são as mais importantes na vida (</w:t>
       </w:r>
-      <w:hyperlink r:id="rId122">
-        <w:r>
-          <w:rPr>
-            <w:lang w:val="pt_PT" w:bidi="pt_PT"/>
-          </w:rPr>
-          <w:rPr>
-            <w:color w:val="0000EE"/>
-            <w:u w:val="single"/>
-          </w:rPr>
-          <w:t>Fp 3.12–14</w:t>
-        </w:r>
-      </w:hyperlink>
+      <w:r>
+        <w:rPr>
+          <w:lang w:val="pt_PT" w:bidi="pt_PT"/>
+        </w:rPr>
+        <w:t>Fp 3.12–14</w:t>
+      </w:r>
       <w:r>
         <w:rPr>
           <w:lang w:val="pt_PT" w:bidi="pt_PT"/>
         </w:rPr>
         <w:t xml:space="preserve">; cp. </w:t>
       </w:r>
-      <w:hyperlink r:id="rId198">
-        <w:r>
-          <w:rPr>
-            <w:lang w:val="pt_PT" w:bidi="pt_PT"/>
-          </w:rPr>
-          <w:rPr>
-            <w:color w:val="0000EE"/>
-            <w:u w:val="single"/>
-          </w:rPr>
-          <w:t>2Co 4.16–18</w:t>
-        </w:r>
-      </w:hyperlink>
+      <w:r>
+        <w:rPr>
+          <w:lang w:val="pt_PT" w:bidi="pt_PT"/>
+        </w:rPr>
+        <w:t>2Co 4.16–18</w:t>
+      </w:r>
       <w:r>
         <w:rPr>
           <w:lang w:val="pt_PT" w:bidi="pt_PT"/>
@@ -7047,126 +5871,84 @@
         </w:rPr>
         <w:t>Siga o meu exemplo: a busca séria de Paulo por Cristo e pela vida à qual Deus o havia chamado (</w:t>
       </w:r>
-      <w:hyperlink r:id="rId199">
-        <w:r>
-          <w:rPr>
-            <w:lang w:val="pt_PT" w:bidi="pt_PT"/>
-          </w:rPr>
-          <w:rPr>
-            <w:color w:val="0000EE"/>
-            <w:u w:val="single"/>
-          </w:rPr>
-          <w:t>3.7–14</w:t>
-        </w:r>
-      </w:hyperlink>
-      <w:r>
-        <w:rPr>
-          <w:lang w:val="pt_PT" w:bidi="pt_PT"/>
-        </w:rPr>
-        <w:t xml:space="preserve">; </w:t>
-      </w:r>
-      <w:hyperlink r:id="rId200">
-        <w:r>
-          <w:rPr>
-            <w:lang w:val="pt_PT" w:bidi="pt_PT"/>
-          </w:rPr>
-          <w:rPr>
-            <w:color w:val="0000EE"/>
-            <w:u w:val="single"/>
-          </w:rPr>
-          <w:t>4.9</w:t>
-        </w:r>
-      </w:hyperlink>
-      <w:r>
-        <w:rPr>
-          <w:lang w:val="pt_PT" w:bidi="pt_PT"/>
-        </w:rPr>
-        <w:t xml:space="preserve">; </w:t>
-      </w:r>
-      <w:hyperlink r:id="rId201">
-        <w:r>
-          <w:rPr>
-            <w:lang w:val="pt_PT" w:bidi="pt_PT"/>
-          </w:rPr>
-          <w:rPr>
-            <w:color w:val="0000EE"/>
-            <w:u w:val="single"/>
-          </w:rPr>
-          <w:t>1Co 4.6</w:t>
-        </w:r>
-      </w:hyperlink>
+      <w:r>
+        <w:rPr>
+          <w:lang w:val="pt_PT" w:bidi="pt_PT"/>
+        </w:rPr>
+        <w:t>3.7–14</w:t>
+      </w:r>
+      <w:r>
+        <w:rPr>
+          <w:lang w:val="pt_PT" w:bidi="pt_PT"/>
+        </w:rPr>
+        <w:t xml:space="preserve">; </w:t>
+      </w:r>
+      <w:r>
+        <w:rPr>
+          <w:lang w:val="pt_PT" w:bidi="pt_PT"/>
+        </w:rPr>
+        <w:t>4.9</w:t>
+      </w:r>
+      <w:r>
+        <w:rPr>
+          <w:lang w:val="pt_PT" w:bidi="pt_PT"/>
+        </w:rPr>
+        <w:t xml:space="preserve">; </w:t>
+      </w:r>
+      <w:r>
+        <w:rPr>
+          <w:lang w:val="pt_PT" w:bidi="pt_PT"/>
+        </w:rPr>
+        <w:t>1Co 4.6</w:t>
+      </w:r>
       <w:r>
         <w:rPr>
           <w:lang w:val="pt_PT" w:bidi="pt_PT"/>
         </w:rPr>
         <w:t xml:space="preserve">, </w:t>
       </w:r>
-      <w:hyperlink r:id="rId202">
-        <w:r>
-          <w:rPr>
-            <w:lang w:val="pt_PT" w:bidi="pt_PT"/>
-          </w:rPr>
-          <w:rPr>
-            <w:color w:val="0000EE"/>
-            <w:u w:val="single"/>
-          </w:rPr>
-          <w:t>16–17</w:t>
-        </w:r>
-      </w:hyperlink>
-      <w:r>
-        <w:rPr>
-          <w:lang w:val="pt_PT" w:bidi="pt_PT"/>
-        </w:rPr>
-        <w:t xml:space="preserve">; </w:t>
-      </w:r>
-      <w:hyperlink r:id="rId203">
-        <w:r>
-          <w:rPr>
-            <w:lang w:val="pt_PT" w:bidi="pt_PT"/>
-          </w:rPr>
-          <w:rPr>
-            <w:color w:val="0000EE"/>
-            <w:u w:val="single"/>
-          </w:rPr>
-          <w:t>11.1</w:t>
-        </w:r>
-      </w:hyperlink>
-      <w:r>
-        <w:rPr>
-          <w:lang w:val="pt_PT" w:bidi="pt_PT"/>
-        </w:rPr>
-        <w:t xml:space="preserve">; </w:t>
-      </w:r>
-      <w:hyperlink r:id="rId204">
-        <w:r>
-          <w:rPr>
-            <w:lang w:val="pt_PT" w:bidi="pt_PT"/>
-          </w:rPr>
-          <w:rPr>
-            <w:color w:val="0000EE"/>
-            <w:u w:val="single"/>
-          </w:rPr>
-          <w:t>2Ts 3.7–9</w:t>
-        </w:r>
-      </w:hyperlink>
+      <w:r>
+        <w:rPr>
+          <w:lang w:val="pt_PT" w:bidi="pt_PT"/>
+        </w:rPr>
+        <w:t>16–17</w:t>
+      </w:r>
+      <w:r>
+        <w:rPr>
+          <w:lang w:val="pt_PT" w:bidi="pt_PT"/>
+        </w:rPr>
+        <w:t xml:space="preserve">; </w:t>
+      </w:r>
+      <w:r>
+        <w:rPr>
+          <w:lang w:val="pt_PT" w:bidi="pt_PT"/>
+        </w:rPr>
+        <w:t>11.1</w:t>
+      </w:r>
+      <w:r>
+        <w:rPr>
+          <w:lang w:val="pt_PT" w:bidi="pt_PT"/>
+        </w:rPr>
+        <w:t xml:space="preserve">; </w:t>
+      </w:r>
+      <w:r>
+        <w:rPr>
+          <w:lang w:val="pt_PT" w:bidi="pt_PT"/>
+        </w:rPr>
+        <w:t>2Ts 3.7–9</w:t>
+      </w:r>
       <w:r>
         <w:rPr>
           <w:lang w:val="pt_PT" w:bidi="pt_PT"/>
         </w:rPr>
         <w:t>) contrasta marcadamente com a dos inimigos de Cristo que são descritos a seguir (</w:t>
       </w:r>
-      <w:hyperlink r:id="rId205">
-        <w:r>
-          <w:rPr>
-            <w:lang w:val="pt_PT" w:bidi="pt_PT"/>
-          </w:rPr>
-          <w:rPr>
-            <w:color w:val="0000EE"/>
-            <w:u w:val="single"/>
-          </w:rPr>
-          <w:t>Fp 3.18–19</w:t>
-        </w:r>
-      </w:hyperlink>
+      <w:r>
+        <w:rPr>
+          <w:lang w:val="pt_PT" w:bidi="pt_PT"/>
+        </w:rPr>
+        <w:t>Fp 3.18–19</w:t>
+      </w:r>
       <w:r>
         <w:rPr>
           <w:lang w:val="pt_PT" w:bidi="pt_PT"/>
@@ -7221,90 +6003,60 @@
         </w:rPr>
         <w:t xml:space="preserve">A identidade dos inimigos não é conhecida; eles podem ter sido: (1) judeus ou cristãos judeus orgulhosos de sua circuncisão (como em </w:t>
       </w:r>
-      <w:hyperlink r:id="rId178">
-        <w:r>
-          <w:rPr>
-            <w:lang w:val="pt_PT" w:bidi="pt_PT"/>
-          </w:rPr>
-          <w:rPr>
-            <w:color w:val="0000EE"/>
-            <w:u w:val="single"/>
-          </w:rPr>
-          <w:t>3.2</w:t>
-        </w:r>
-      </w:hyperlink>
+      <w:r>
+        <w:rPr>
+          <w:lang w:val="pt_PT" w:bidi="pt_PT"/>
+        </w:rPr>
+        <w:t>3.2</w:t>
+      </w:r>
       <w:r>
         <w:rPr>
           <w:lang w:val="pt_PT" w:bidi="pt_PT"/>
         </w:rPr>
         <w:t xml:space="preserve">), cuja ênfase no judaísmo observante contradizia a cruz de Cristo; (2) pseudo-crentes vivendo uma vida mundana e imoral (cp. </w:t>
       </w:r>
-      <w:hyperlink r:id="rId206">
-        <w:r>
-          <w:rPr>
-            <w:lang w:val="pt_PT" w:bidi="pt_PT"/>
-          </w:rPr>
-          <w:rPr>
-            <w:color w:val="0000EE"/>
-            <w:u w:val="single"/>
-          </w:rPr>
-          <w:t>3.19</w:t>
-        </w:r>
-      </w:hyperlink>
+      <w:r>
+        <w:rPr>
+          <w:lang w:val="pt_PT" w:bidi="pt_PT"/>
+        </w:rPr>
+        <w:t>3.19</w:t>
+      </w:r>
       <w:r>
         <w:rPr>
           <w:lang w:val="pt_PT" w:bidi="pt_PT"/>
         </w:rPr>
         <w:t xml:space="preserve">), ou; (3) crentes professos que haviam rejeitado a visão centrada na cruz de Paulo das boas-novas. A crucificação de Cristo como criminoso era escandalosa e ofensiva para muitos (veja </w:t>
       </w:r>
-      <w:hyperlink r:id="rId207">
-        <w:r>
-          <w:rPr>
-            <w:lang w:val="pt_PT" w:bidi="pt_PT"/>
-          </w:rPr>
-          <w:rPr>
-            <w:color w:val="0000EE"/>
-            <w:u w:val="single"/>
-          </w:rPr>
-          <w:t>1Co 1.23</w:t>
-        </w:r>
-      </w:hyperlink>
+      <w:r>
+        <w:rPr>
+          <w:lang w:val="pt_PT" w:bidi="pt_PT"/>
+        </w:rPr>
+        <w:t>1Co 1.23</w:t>
+      </w:r>
       <w:r>
         <w:rPr>
           <w:lang w:val="pt_PT" w:bidi="pt_PT"/>
         </w:rPr>
         <w:t xml:space="preserve">; cp. </w:t>
       </w:r>
-      <w:hyperlink r:id="rId208">
-        <w:r>
-          <w:rPr>
-            <w:lang w:val="pt_PT" w:bidi="pt_PT"/>
-          </w:rPr>
-          <w:rPr>
-            <w:color w:val="0000EE"/>
-            <w:u w:val="single"/>
-          </w:rPr>
-          <w:t>Rm 9.33</w:t>
-        </w:r>
-      </w:hyperlink>
-      <w:r>
-        <w:rPr>
-          <w:lang w:val="pt_PT" w:bidi="pt_PT"/>
-        </w:rPr>
-        <w:t xml:space="preserve">; </w:t>
-      </w:r>
-      <w:hyperlink r:id="rId209">
-        <w:r>
-          <w:rPr>
-            <w:lang w:val="pt_PT" w:bidi="pt_PT"/>
-          </w:rPr>
-          <w:rPr>
-            <w:color w:val="0000EE"/>
-            <w:u w:val="single"/>
-          </w:rPr>
-          <w:t>1Pe 2.8</w:t>
-        </w:r>
-      </w:hyperlink>
+      <w:r>
+        <w:rPr>
+          <w:lang w:val="pt_PT" w:bidi="pt_PT"/>
+        </w:rPr>
+        <w:t>Rm 9.33</w:t>
+      </w:r>
+      <w:r>
+        <w:rPr>
+          <w:lang w:val="pt_PT" w:bidi="pt_PT"/>
+        </w:rPr>
+        <w:t xml:space="preserve">; </w:t>
+      </w:r>
+      <w:r>
+        <w:rPr>
+          <w:lang w:val="pt_PT" w:bidi="pt_PT"/>
+        </w:rPr>
+        <w:t>1Pe 2.8</w:t>
+      </w:r>
       <w:r>
         <w:rPr>
           <w:lang w:val="pt_PT" w:bidi="pt_PT"/>
@@ -7359,252 +6111,168 @@
         </w:rPr>
         <w:t xml:space="preserve">Seu deus é seu apetite, que pode se referir à sua ganância, sensualidade ou interesse próprio (cp. </w:t>
       </w:r>
-      <w:hyperlink r:id="rId210">
-        <w:r>
-          <w:rPr>
-            <w:lang w:val="pt_PT" w:bidi="pt_PT"/>
-          </w:rPr>
-          <w:rPr>
-            <w:color w:val="0000EE"/>
-            <w:u w:val="single"/>
-          </w:rPr>
-          <w:t>Rm 16.18</w:t>
-        </w:r>
-      </w:hyperlink>
+      <w:r>
+        <w:rPr>
+          <w:lang w:val="pt_PT" w:bidi="pt_PT"/>
+        </w:rPr>
+        <w:t>Rm 16.18</w:t>
+      </w:r>
       <w:r>
         <w:rPr>
           <w:lang w:val="pt_PT" w:bidi="pt_PT"/>
         </w:rPr>
         <w:t xml:space="preserve">). • Eles se gabam de coisas vergonhosas: Isso é melhor entendido como uma referência à imoralidade, em vez de orgulho por serem circuncidados. • A destruição eterna é o julgamento final de Deus para aqueles que rejeitam Cristo e vivem vidas egoístas e pecaminosas (veja </w:t>
       </w:r>
-      <w:hyperlink r:id="rId211">
-        <w:r>
-          <w:rPr>
-            <w:lang w:val="pt_PT" w:bidi="pt_PT"/>
-          </w:rPr>
-          <w:rPr>
-            <w:color w:val="0000EE"/>
-            <w:u w:val="single"/>
-          </w:rPr>
-          <w:t>2Ts 1.8–9</w:t>
-        </w:r>
-      </w:hyperlink>
+      <w:r>
+        <w:rPr>
+          <w:lang w:val="pt_PT" w:bidi="pt_PT"/>
+        </w:rPr>
+        <w:t>2Ts 1.8–9</w:t>
+      </w:r>
       <w:r>
         <w:rPr>
           <w:lang w:val="pt_PT" w:bidi="pt_PT"/>
         </w:rPr>
         <w:t xml:space="preserve">; cp. </w:t>
       </w:r>
-      <w:hyperlink r:id="rId212">
-        <w:r>
-          <w:rPr>
-            <w:lang w:val="pt_PT" w:bidi="pt_PT"/>
-          </w:rPr>
-          <w:rPr>
-            <w:color w:val="0000EE"/>
-            <w:u w:val="single"/>
-          </w:rPr>
-          <w:t>Fp 1.28</w:t>
-        </w:r>
-      </w:hyperlink>
-      <w:r>
-        <w:rPr>
-          <w:lang w:val="pt_PT" w:bidi="pt_PT"/>
-        </w:rPr>
-        <w:t xml:space="preserve">; </w:t>
-      </w:r>
-      <w:hyperlink r:id="rId213">
-        <w:r>
-          <w:rPr>
-            <w:lang w:val="pt_PT" w:bidi="pt_PT"/>
-          </w:rPr>
-          <w:rPr>
-            <w:color w:val="0000EE"/>
-            <w:u w:val="single"/>
-          </w:rPr>
-          <w:t>Mt 7.13</w:t>
-        </w:r>
-      </w:hyperlink>
-      <w:r>
-        <w:rPr>
-          <w:lang w:val="pt_PT" w:bidi="pt_PT"/>
-        </w:rPr>
-        <w:t xml:space="preserve">; </w:t>
-      </w:r>
-      <w:hyperlink r:id="rId214">
-        <w:r>
-          <w:rPr>
-            <w:lang w:val="pt_PT" w:bidi="pt_PT"/>
-          </w:rPr>
-          <w:rPr>
-            <w:color w:val="0000EE"/>
-            <w:u w:val="single"/>
-          </w:rPr>
-          <w:t>Rm 9.22</w:t>
-        </w:r>
-      </w:hyperlink>
-      <w:r>
-        <w:rPr>
-          <w:lang w:val="pt_PT" w:bidi="pt_PT"/>
-        </w:rPr>
-        <w:t xml:space="preserve">; </w:t>
-      </w:r>
-      <w:hyperlink r:id="rId215">
-        <w:r>
-          <w:rPr>
-            <w:lang w:val="pt_PT" w:bidi="pt_PT"/>
-          </w:rPr>
-          <w:rPr>
-            <w:color w:val="0000EE"/>
-            <w:u w:val="single"/>
-          </w:rPr>
-          <w:t>1Co 1.18</w:t>
-        </w:r>
-      </w:hyperlink>
-      <w:r>
-        <w:rPr>
-          <w:lang w:val="pt_PT" w:bidi="pt_PT"/>
-        </w:rPr>
-        <w:t xml:space="preserve">; </w:t>
-      </w:r>
-      <w:hyperlink r:id="rId216">
-        <w:r>
-          <w:rPr>
-            <w:lang w:val="pt_PT" w:bidi="pt_PT"/>
-          </w:rPr>
-          <w:rPr>
-            <w:color w:val="0000EE"/>
-            <w:u w:val="single"/>
-          </w:rPr>
-          <w:t>2Ts 2.10</w:t>
-        </w:r>
-      </w:hyperlink>
-      <w:r>
-        <w:rPr>
-          <w:lang w:val="pt_PT" w:bidi="pt_PT"/>
-        </w:rPr>
-        <w:t xml:space="preserve">; </w:t>
-      </w:r>
-      <w:hyperlink r:id="rId217">
-        <w:r>
-          <w:rPr>
-            <w:lang w:val="pt_PT" w:bidi="pt_PT"/>
-          </w:rPr>
-          <w:rPr>
-            <w:color w:val="0000EE"/>
-            <w:u w:val="single"/>
-          </w:rPr>
-          <w:t>1Tm 6.9</w:t>
-        </w:r>
-      </w:hyperlink>
-      <w:r>
-        <w:rPr>
-          <w:lang w:val="pt_PT" w:bidi="pt_PT"/>
-        </w:rPr>
-        <w:t xml:space="preserve">; </w:t>
-      </w:r>
-      <w:hyperlink r:id="rId218">
-        <w:r>
-          <w:rPr>
-            <w:lang w:val="pt_PT" w:bidi="pt_PT"/>
-          </w:rPr>
-          <w:rPr>
-            <w:color w:val="0000EE"/>
-            <w:u w:val="single"/>
-          </w:rPr>
-          <w:t>2Pe 2.3</w:t>
-        </w:r>
-      </w:hyperlink>
+      <w:r>
+        <w:rPr>
+          <w:lang w:val="pt_PT" w:bidi="pt_PT"/>
+        </w:rPr>
+        <w:t>Fp 1.28</w:t>
+      </w:r>
+      <w:r>
+        <w:rPr>
+          <w:lang w:val="pt_PT" w:bidi="pt_PT"/>
+        </w:rPr>
+        <w:t xml:space="preserve">; </w:t>
+      </w:r>
+      <w:r>
+        <w:rPr>
+          <w:lang w:val="pt_PT" w:bidi="pt_PT"/>
+        </w:rPr>
+        <w:t>Mt 7.13</w:t>
+      </w:r>
+      <w:r>
+        <w:rPr>
+          <w:lang w:val="pt_PT" w:bidi="pt_PT"/>
+        </w:rPr>
+        <w:t xml:space="preserve">; </w:t>
+      </w:r>
+      <w:r>
+        <w:rPr>
+          <w:lang w:val="pt_PT" w:bidi="pt_PT"/>
+        </w:rPr>
+        <w:t>Rm 9.22</w:t>
+      </w:r>
+      <w:r>
+        <w:rPr>
+          <w:lang w:val="pt_PT" w:bidi="pt_PT"/>
+        </w:rPr>
+        <w:t xml:space="preserve">; </w:t>
+      </w:r>
+      <w:r>
+        <w:rPr>
+          <w:lang w:val="pt_PT" w:bidi="pt_PT"/>
+        </w:rPr>
+        <w:t>1Co 1.18</w:t>
+      </w:r>
+      <w:r>
+        <w:rPr>
+          <w:lang w:val="pt_PT" w:bidi="pt_PT"/>
+        </w:rPr>
+        <w:t xml:space="preserve">; </w:t>
+      </w:r>
+      <w:r>
+        <w:rPr>
+          <w:lang w:val="pt_PT" w:bidi="pt_PT"/>
+        </w:rPr>
+        <w:t>2Ts 2.10</w:t>
+      </w:r>
+      <w:r>
+        <w:rPr>
+          <w:lang w:val="pt_PT" w:bidi="pt_PT"/>
+        </w:rPr>
+        <w:t xml:space="preserve">; </w:t>
+      </w:r>
+      <w:r>
+        <w:rPr>
+          <w:lang w:val="pt_PT" w:bidi="pt_PT"/>
+        </w:rPr>
+        <w:t>1Tm 6.9</w:t>
+      </w:r>
+      <w:r>
+        <w:rPr>
+          <w:lang w:val="pt_PT" w:bidi="pt_PT"/>
+        </w:rPr>
+        <w:t xml:space="preserve">; </w:t>
+      </w:r>
+      <w:r>
+        <w:rPr>
+          <w:lang w:val="pt_PT" w:bidi="pt_PT"/>
+        </w:rPr>
+        <w:t>2Pe 2.3</w:t>
+      </w:r>
       <w:r>
         <w:rPr>
           <w:lang w:val="pt_PT" w:bidi="pt_PT"/>
         </w:rPr>
         <w:t>,</w:t>
       </w:r>
-      <w:hyperlink r:id="rId219">
-        <w:r>
-          <w:rPr>
-            <w:lang w:val="pt_PT" w:bidi="pt_PT"/>
-          </w:rPr>
-          <w:rPr>
-            <w:color w:val="0000EE"/>
-            <w:u w:val="single"/>
-          </w:rPr>
-          <w:t>13</w:t>
-        </w:r>
-      </w:hyperlink>
-      <w:r>
-        <w:rPr>
-          <w:lang w:val="pt_PT" w:bidi="pt_PT"/>
-        </w:rPr>
-        <w:t xml:space="preserve">; </w:t>
-      </w:r>
-      <w:hyperlink r:id="rId220">
-        <w:r>
-          <w:rPr>
-            <w:lang w:val="pt_PT" w:bidi="pt_PT"/>
-          </w:rPr>
-          <w:rPr>
-            <w:color w:val="0000EE"/>
-            <w:u w:val="single"/>
-          </w:rPr>
-          <w:t>Jd 1.10</w:t>
-        </w:r>
-      </w:hyperlink>
-      <w:r>
-        <w:rPr>
-          <w:lang w:val="pt_PT" w:bidi="pt_PT"/>
-        </w:rPr>
-        <w:t xml:space="preserve">; </w:t>
-      </w:r>
-      <w:hyperlink r:id="rId221">
-        <w:r>
-          <w:rPr>
-            <w:lang w:val="pt_PT" w:bidi="pt_PT"/>
-          </w:rPr>
-          <w:rPr>
-            <w:color w:val="0000EE"/>
-            <w:u w:val="single"/>
-          </w:rPr>
-          <w:t>Ap 11.18</w:t>
-        </w:r>
-      </w:hyperlink>
+      <w:r>
+        <w:rPr>
+          <w:lang w:val="pt_PT" w:bidi="pt_PT"/>
+        </w:rPr>
+        <w:t>13</w:t>
+      </w:r>
+      <w:r>
+        <w:rPr>
+          <w:lang w:val="pt_PT" w:bidi="pt_PT"/>
+        </w:rPr>
+        <w:t xml:space="preserve">; </w:t>
+      </w:r>
+      <w:r>
+        <w:rPr>
+          <w:lang w:val="pt_PT" w:bidi="pt_PT"/>
+        </w:rPr>
+        <w:t>Jd 1.10</w:t>
+      </w:r>
+      <w:r>
+        <w:rPr>
+          <w:lang w:val="pt_PT" w:bidi="pt_PT"/>
+        </w:rPr>
+        <w:t xml:space="preserve">; </w:t>
+      </w:r>
+      <w:r>
+        <w:rPr>
+          <w:lang w:val="pt_PT" w:bidi="pt_PT"/>
+        </w:rPr>
+        <w:t>Ap 11.18</w:t>
+      </w:r>
       <w:r>
         <w:rPr>
           <w:lang w:val="pt_PT" w:bidi="pt_PT"/>
         </w:rPr>
         <w:t xml:space="preserve">). • Eles são incapazes de ver além desta vida (cp. </w:t>
       </w:r>
-      <w:hyperlink r:id="rId222">
-        <w:r>
-          <w:rPr>
-            <w:lang w:val="pt_PT" w:bidi="pt_PT"/>
-          </w:rPr>
-          <w:rPr>
-            <w:color w:val="0000EE"/>
-            <w:u w:val="single"/>
-          </w:rPr>
-          <w:t>Jo 12.25</w:t>
-        </w:r>
-      </w:hyperlink>
-      <w:r>
-        <w:rPr>
-          <w:lang w:val="pt_PT" w:bidi="pt_PT"/>
-        </w:rPr>
-        <w:t xml:space="preserve">; </w:t>
-      </w:r>
-      <w:hyperlink r:id="rId223">
-        <w:r>
-          <w:rPr>
-            <w:lang w:val="pt_PT" w:bidi="pt_PT"/>
-          </w:rPr>
-          <w:rPr>
-            <w:color w:val="0000EE"/>
-            <w:u w:val="single"/>
-          </w:rPr>
-          <w:t>1Jo 2.15–17</w:t>
-        </w:r>
-      </w:hyperlink>
+      <w:r>
+        <w:rPr>
+          <w:lang w:val="pt_PT" w:bidi="pt_PT"/>
+        </w:rPr>
+        <w:t>Jo 12.25</w:t>
+      </w:r>
+      <w:r>
+        <w:rPr>
+          <w:lang w:val="pt_PT" w:bidi="pt_PT"/>
+        </w:rPr>
+        <w:t xml:space="preserve">; </w:t>
+      </w:r>
+      <w:r>
+        <w:rPr>
+          <w:lang w:val="pt_PT" w:bidi="pt_PT"/>
+        </w:rPr>
+        <w:t>1Jo 2.15–17</w:t>
+      </w:r>
       <w:r>
         <w:rPr>
           <w:lang w:val="pt_PT" w:bidi="pt_PT"/>
@@ -7659,108 +6327,72 @@
         </w:rPr>
         <w:t xml:space="preserve">Em contraste, os crentes que sabem que sua casa está no céu (veja </w:t>
       </w:r>
-      <w:hyperlink r:id="rId224">
-        <w:r>
-          <w:rPr>
-            <w:lang w:val="pt_PT" w:bidi="pt_PT"/>
-          </w:rPr>
-          <w:rPr>
-            <w:color w:val="0000EE"/>
-            <w:u w:val="single"/>
-          </w:rPr>
-          <w:t>Ef 2.19</w:t>
-        </w:r>
-      </w:hyperlink>
+      <w:r>
+        <w:rPr>
+          <w:lang w:val="pt_PT" w:bidi="pt_PT"/>
+        </w:rPr>
+        <w:t>Ef 2.19</w:t>
+      </w:r>
       <w:r>
         <w:rPr>
           <w:lang w:val="pt_PT" w:bidi="pt_PT"/>
         </w:rPr>
         <w:t xml:space="preserve">) com o Senhor Jesus Cristo enchem suas mentes com pensamentos do céu (veja </w:t>
       </w:r>
-      <w:hyperlink r:id="rId225">
-        <w:r>
-          <w:rPr>
-            <w:lang w:val="pt_PT" w:bidi="pt_PT"/>
-          </w:rPr>
-          <w:rPr>
-            <w:color w:val="0000EE"/>
-            <w:u w:val="single"/>
-          </w:rPr>
-          <w:t>Cl 3.1–2</w:t>
-        </w:r>
-      </w:hyperlink>
+      <w:r>
+        <w:rPr>
+          <w:lang w:val="pt_PT" w:bidi="pt_PT"/>
+        </w:rPr>
+        <w:t>Cl 3.1–2</w:t>
+      </w:r>
       <w:r>
         <w:rPr>
           <w:lang w:val="pt_PT" w:bidi="pt_PT"/>
         </w:rPr>
         <w:t xml:space="preserve">; cp. </w:t>
       </w:r>
-      <w:hyperlink r:id="rId226">
-        <w:r>
-          <w:rPr>
-            <w:lang w:val="pt_PT" w:bidi="pt_PT"/>
-          </w:rPr>
-          <w:rPr>
-            <w:color w:val="0000EE"/>
-            <w:u w:val="single"/>
-          </w:rPr>
-          <w:t>1Co 15.19</w:t>
-        </w:r>
-      </w:hyperlink>
-      <w:r>
-        <w:rPr>
-          <w:lang w:val="pt_PT" w:bidi="pt_PT"/>
-        </w:rPr>
-        <w:t xml:space="preserve">; </w:t>
-      </w:r>
-      <w:hyperlink r:id="rId227">
-        <w:r>
-          <w:rPr>
-            <w:lang w:val="pt_PT" w:bidi="pt_PT"/>
-          </w:rPr>
-          <w:rPr>
-            <w:color w:val="0000EE"/>
-            <w:u w:val="single"/>
-          </w:rPr>
-          <w:t>1Pe 2.11</w:t>
-        </w:r>
-      </w:hyperlink>
+      <w:r>
+        <w:rPr>
+          <w:lang w:val="pt_PT" w:bidi="pt_PT"/>
+        </w:rPr>
+        <w:t>1Co 15.19</w:t>
+      </w:r>
+      <w:r>
+        <w:rPr>
+          <w:lang w:val="pt_PT" w:bidi="pt_PT"/>
+        </w:rPr>
+        <w:t xml:space="preserve">; </w:t>
+      </w:r>
+      <w:r>
+        <w:rPr>
+          <w:lang w:val="pt_PT" w:bidi="pt_PT"/>
+        </w:rPr>
+        <w:t>1Pe 2.11</w:t>
+      </w:r>
       <w:r>
         <w:rPr>
           <w:lang w:val="pt_PT" w:bidi="pt_PT"/>
         </w:rPr>
         <w:t xml:space="preserve">) e do retorno de Cristo (veja </w:t>
       </w:r>
-      <w:hyperlink r:id="rId228">
-        <w:r>
-          <w:rPr>
-            <w:lang w:val="pt_PT" w:bidi="pt_PT"/>
-          </w:rPr>
-          <w:rPr>
-            <w:color w:val="0000EE"/>
-            <w:u w:val="single"/>
-          </w:rPr>
-          <w:t>1Co 1.7</w:t>
-        </w:r>
-      </w:hyperlink>
-      <w:r>
-        <w:rPr>
-          <w:lang w:val="pt_PT" w:bidi="pt_PT"/>
-        </w:rPr>
-        <w:t xml:space="preserve">; </w:t>
-      </w:r>
-      <w:hyperlink r:id="rId229">
-        <w:r>
-          <w:rPr>
-            <w:lang w:val="pt_PT" w:bidi="pt_PT"/>
-          </w:rPr>
-          <w:rPr>
-            <w:color w:val="0000EE"/>
-            <w:u w:val="single"/>
-          </w:rPr>
-          <w:t>Tt 2.13</w:t>
-        </w:r>
-      </w:hyperlink>
+      <w:r>
+        <w:rPr>
+          <w:lang w:val="pt_PT" w:bidi="pt_PT"/>
+        </w:rPr>
+        <w:t>1Co 1.7</w:t>
+      </w:r>
+      <w:r>
+        <w:rPr>
+          <w:lang w:val="pt_PT" w:bidi="pt_PT"/>
+        </w:rPr>
+        <w:t xml:space="preserve">; </w:t>
+      </w:r>
+      <w:r>
+        <w:rPr>
+          <w:lang w:val="pt_PT" w:bidi="pt_PT"/>
+        </w:rPr>
+        <w:t>Tt 2.13</w:t>
+      </w:r>
       <w:r>
         <w:rPr>
           <w:lang w:val="pt_PT" w:bidi="pt_PT"/>
@@ -7815,54 +6447,36 @@
         </w:rPr>
         <w:t xml:space="preserve">transformá-los em corpos gloriosos: Veja </w:t>
       </w:r>
-      <w:hyperlink r:id="rId230">
-        <w:r>
-          <w:rPr>
-            <w:lang w:val="pt_PT" w:bidi="pt_PT"/>
-          </w:rPr>
-          <w:rPr>
-            <w:color w:val="0000EE"/>
-            <w:u w:val="single"/>
-          </w:rPr>
-          <w:t>1Co 15.42–54</w:t>
-        </w:r>
-      </w:hyperlink>
+      <w:r>
+        <w:rPr>
+          <w:lang w:val="pt_PT" w:bidi="pt_PT"/>
+        </w:rPr>
+        <w:t>1Co 15.42–54</w:t>
+      </w:r>
       <w:r>
         <w:rPr>
           <w:lang w:val="pt_PT" w:bidi="pt_PT"/>
         </w:rPr>
         <w:t xml:space="preserve">; compare com </w:t>
       </w:r>
-      <w:hyperlink r:id="rId231">
-        <w:r>
-          <w:rPr>
-            <w:lang w:val="pt_PT" w:bidi="pt_PT"/>
-          </w:rPr>
-          <w:rPr>
-            <w:color w:val="0000EE"/>
-            <w:u w:val="single"/>
-          </w:rPr>
-          <w:t>Rm 8.23</w:t>
-        </w:r>
-      </w:hyperlink>
+      <w:r>
+        <w:rPr>
+          <w:lang w:val="pt_PT" w:bidi="pt_PT"/>
+        </w:rPr>
+        <w:t>Rm 8.23</w:t>
+      </w:r>
       <w:r>
         <w:rPr>
           <w:lang w:val="pt_PT" w:bidi="pt_PT"/>
         </w:rPr>
         <w:t xml:space="preserve">. • ele trará tudo sob seu controle: Veja </w:t>
       </w:r>
-      <w:hyperlink r:id="rId232">
-        <w:r>
-          <w:rPr>
-            <w:lang w:val="pt_PT" w:bidi="pt_PT"/>
-          </w:rPr>
-          <w:rPr>
-            <w:color w:val="0000EE"/>
-            <w:u w:val="single"/>
-          </w:rPr>
-          <w:t>1Co 15.24–27</w:t>
-        </w:r>
-      </w:hyperlink>
+      <w:r>
+        <w:rPr>
+          <w:lang w:val="pt_PT" w:bidi="pt_PT"/>
+        </w:rPr>
+        <w:t>1Co 15.24–27</w:t>
+      </w:r>
       <w:r>
         <w:rPr>
           <w:lang w:val="pt_PT" w:bidi="pt_PT"/>
@@ -7930,36 +6544,24 @@
         </w:rPr>
         <w:t xml:space="preserve">): Cp. </w:t>
       </w:r>
-      <w:hyperlink r:id="rId233">
-        <w:r>
-          <w:rPr>
-            <w:lang w:val="pt_PT" w:bidi="pt_PT"/>
-          </w:rPr>
-          <w:rPr>
-            <w:color w:val="0000EE"/>
-            <w:u w:val="single"/>
-          </w:rPr>
-          <w:t>1.27</w:t>
-        </w:r>
-      </w:hyperlink>
+      <w:r>
+        <w:rPr>
+          <w:lang w:val="pt_PT" w:bidi="pt_PT"/>
+        </w:rPr>
+        <w:t>1.27</w:t>
+      </w:r>
       <w:r>
         <w:rPr>
           <w:lang w:val="pt_PT" w:bidi="pt_PT"/>
         </w:rPr>
         <w:t xml:space="preserve">. • A contínua fidelidade deles a Cristo era uma profunda fonte de alegria para Paulo e a coroa por seu árduo trabalho (veja </w:t>
       </w:r>
-      <w:hyperlink r:id="rId234">
-        <w:r>
-          <w:rPr>
-            <w:lang w:val="pt_PT" w:bidi="pt_PT"/>
-          </w:rPr>
-          <w:rPr>
-            <w:color w:val="0000EE"/>
-            <w:u w:val="single"/>
-          </w:rPr>
-          <w:t>1Ts 2.19–20</w:t>
-        </w:r>
-      </w:hyperlink>
+      <w:r>
+        <w:rPr>
+          <w:lang w:val="pt_PT" w:bidi="pt_PT"/>
+        </w:rPr>
+        <w:t>1Ts 2.19–20</w:t>
+      </w:r>
       <w:r>
         <w:rPr>
           <w:lang w:val="pt_PT" w:bidi="pt_PT"/>
@@ -8014,90 +6616,60 @@
         </w:rPr>
         <w:t xml:space="preserve">Porque você pertence ao Senhor, resolva seu desacordo: O povo do Senhor deve viver em harmonia (veja </w:t>
       </w:r>
-      <w:hyperlink r:id="rId235">
-        <w:r>
-          <w:rPr>
-            <w:lang w:val="pt_PT" w:bidi="pt_PT"/>
-          </w:rPr>
-          <w:rPr>
-            <w:color w:val="0000EE"/>
-            <w:u w:val="single"/>
-          </w:rPr>
-          <w:t>2.2</w:t>
-        </w:r>
-      </w:hyperlink>
-      <w:r>
-        <w:rPr>
-          <w:lang w:val="pt_PT" w:bidi="pt_PT"/>
-        </w:rPr>
-        <w:t xml:space="preserve">; </w:t>
-      </w:r>
-      <w:hyperlink r:id="rId236">
-        <w:r>
-          <w:rPr>
-            <w:lang w:val="pt_PT" w:bidi="pt_PT"/>
-          </w:rPr>
-          <w:rPr>
-            <w:color w:val="0000EE"/>
-            <w:u w:val="single"/>
-          </w:rPr>
-          <w:t>1Co 1.10</w:t>
-        </w:r>
-      </w:hyperlink>
-      <w:r>
-        <w:rPr>
-          <w:lang w:val="pt_PT" w:bidi="pt_PT"/>
-        </w:rPr>
-        <w:t xml:space="preserve">; </w:t>
-      </w:r>
-      <w:hyperlink r:id="rId237">
-        <w:r>
-          <w:rPr>
-            <w:lang w:val="pt_PT" w:bidi="pt_PT"/>
-          </w:rPr>
-          <w:rPr>
-            <w:color w:val="0000EE"/>
-            <w:u w:val="single"/>
-          </w:rPr>
-          <w:t>Ef 4.1–3</w:t>
-        </w:r>
-      </w:hyperlink>
+      <w:r>
+        <w:rPr>
+          <w:lang w:val="pt_PT" w:bidi="pt_PT"/>
+        </w:rPr>
+        <w:t>2.2</w:t>
+      </w:r>
+      <w:r>
+        <w:rPr>
+          <w:lang w:val="pt_PT" w:bidi="pt_PT"/>
+        </w:rPr>
+        <w:t xml:space="preserve">; </w:t>
+      </w:r>
+      <w:r>
+        <w:rPr>
+          <w:lang w:val="pt_PT" w:bidi="pt_PT"/>
+        </w:rPr>
+        <w:t>1Co 1.10</w:t>
+      </w:r>
+      <w:r>
+        <w:rPr>
+          <w:lang w:val="pt_PT" w:bidi="pt_PT"/>
+        </w:rPr>
+        <w:t xml:space="preserve">; </w:t>
+      </w:r>
+      <w:r>
+        <w:rPr>
+          <w:lang w:val="pt_PT" w:bidi="pt_PT"/>
+        </w:rPr>
+        <w:t>Ef 4.1–3</w:t>
+      </w:r>
       <w:r>
         <w:rPr>
           <w:lang w:val="pt_PT" w:bidi="pt_PT"/>
         </w:rPr>
         <w:t xml:space="preserve">, </w:t>
       </w:r>
-      <w:hyperlink r:id="rId238">
-        <w:r>
-          <w:rPr>
-            <w:lang w:val="pt_PT" w:bidi="pt_PT"/>
-          </w:rPr>
-          <w:rPr>
-            <w:color w:val="0000EE"/>
-            <w:u w:val="single"/>
-          </w:rPr>
-          <w:t>31–32</w:t>
-        </w:r>
-      </w:hyperlink>
-      <w:r>
-        <w:rPr>
-          <w:lang w:val="pt_PT" w:bidi="pt_PT"/>
-        </w:rPr>
-        <w:t xml:space="preserve">; </w:t>
-      </w:r>
-      <w:hyperlink r:id="rId239">
-        <w:r>
-          <w:rPr>
-            <w:lang w:val="pt_PT" w:bidi="pt_PT"/>
-          </w:rPr>
-          <w:rPr>
-            <w:color w:val="0000EE"/>
-            <w:u w:val="single"/>
-          </w:rPr>
-          <w:t>Cl 3.12–15</w:t>
-        </w:r>
-      </w:hyperlink>
+      <w:r>
+        <w:rPr>
+          <w:lang w:val="pt_PT" w:bidi="pt_PT"/>
+        </w:rPr>
+        <w:t>31–32</w:t>
+      </w:r>
+      <w:r>
+        <w:rPr>
+          <w:lang w:val="pt_PT" w:bidi="pt_PT"/>
+        </w:rPr>
+        <w:t xml:space="preserve">; </w:t>
+      </w:r>
+      <w:r>
+        <w:rPr>
+          <w:lang w:val="pt_PT" w:bidi="pt_PT"/>
+        </w:rPr>
+        <w:t>Cl 3.12–15</w:t>
+      </w:r>
       <w:r>
         <w:rPr>
           <w:lang w:val="pt_PT" w:bidi="pt_PT"/>
@@ -8213,180 +6785,120 @@
         </w:rPr>
         <w:t xml:space="preserve">: A palavra grega suzuge é ou um nome próprio ou uma descrição; esta pessoa é desconhecida. • Nada mais se sabe sobre Clemente. • Aqueles cujos nomes estão escritos no Livro da Vida são verdadeiros crentes, destinados a receber a vida eterna (veja </w:t>
       </w:r>
-      <w:hyperlink r:id="rId240">
-        <w:r>
-          <w:rPr>
-            <w:lang w:val="pt_PT" w:bidi="pt_PT"/>
-          </w:rPr>
-          <w:rPr>
-            <w:color w:val="0000EE"/>
-            <w:u w:val="single"/>
-          </w:rPr>
-          <w:t>Lc 10.20</w:t>
-        </w:r>
-      </w:hyperlink>
-      <w:r>
-        <w:rPr>
-          <w:lang w:val="pt_PT" w:bidi="pt_PT"/>
-        </w:rPr>
-        <w:t xml:space="preserve">; </w:t>
-      </w:r>
-      <w:hyperlink r:id="rId241">
-        <w:r>
-          <w:rPr>
-            <w:lang w:val="pt_PT" w:bidi="pt_PT"/>
-          </w:rPr>
-          <w:rPr>
-            <w:color w:val="0000EE"/>
-            <w:u w:val="single"/>
-          </w:rPr>
-          <w:t>Ap 3.5</w:t>
-        </w:r>
-      </w:hyperlink>
-      <w:r>
-        <w:rPr>
-          <w:lang w:val="pt_PT" w:bidi="pt_PT"/>
-        </w:rPr>
-        <w:t xml:space="preserve">; </w:t>
-      </w:r>
-      <w:hyperlink r:id="rId242">
-        <w:r>
-          <w:rPr>
-            <w:lang w:val="pt_PT" w:bidi="pt_PT"/>
-          </w:rPr>
-          <w:rPr>
-            <w:color w:val="0000EE"/>
-            <w:u w:val="single"/>
-          </w:rPr>
-          <w:t>13.8</w:t>
-        </w:r>
-      </w:hyperlink>
-      <w:r>
-        <w:rPr>
-          <w:lang w:val="pt_PT" w:bidi="pt_PT"/>
-        </w:rPr>
-        <w:t xml:space="preserve">; </w:t>
-      </w:r>
-      <w:hyperlink r:id="rId243">
-        <w:r>
-          <w:rPr>
-            <w:lang w:val="pt_PT" w:bidi="pt_PT"/>
-          </w:rPr>
-          <w:rPr>
-            <w:color w:val="0000EE"/>
-            <w:u w:val="single"/>
-          </w:rPr>
-          <w:t>17.8</w:t>
-        </w:r>
-      </w:hyperlink>
-      <w:r>
-        <w:rPr>
-          <w:lang w:val="pt_PT" w:bidi="pt_PT"/>
-        </w:rPr>
-        <w:t xml:space="preserve">; </w:t>
-      </w:r>
-      <w:hyperlink r:id="rId244">
-        <w:r>
-          <w:rPr>
-            <w:lang w:val="pt_PT" w:bidi="pt_PT"/>
-          </w:rPr>
-          <w:rPr>
-            <w:color w:val="0000EE"/>
-            <w:u w:val="single"/>
-          </w:rPr>
-          <w:t>20.12</w:t>
-        </w:r>
-      </w:hyperlink>
+      <w:r>
+        <w:rPr>
+          <w:lang w:val="pt_PT" w:bidi="pt_PT"/>
+        </w:rPr>
+        <w:t>Lc 10.20</w:t>
+      </w:r>
+      <w:r>
+        <w:rPr>
+          <w:lang w:val="pt_PT" w:bidi="pt_PT"/>
+        </w:rPr>
+        <w:t xml:space="preserve">; </w:t>
+      </w:r>
+      <w:r>
+        <w:rPr>
+          <w:lang w:val="pt_PT" w:bidi="pt_PT"/>
+        </w:rPr>
+        <w:t>Ap 3.5</w:t>
+      </w:r>
+      <w:r>
+        <w:rPr>
+          <w:lang w:val="pt_PT" w:bidi="pt_PT"/>
+        </w:rPr>
+        <w:t xml:space="preserve">; </w:t>
+      </w:r>
+      <w:r>
+        <w:rPr>
+          <w:lang w:val="pt_PT" w:bidi="pt_PT"/>
+        </w:rPr>
+        <w:t>13.8</w:t>
+      </w:r>
+      <w:r>
+        <w:rPr>
+          <w:lang w:val="pt_PT" w:bidi="pt_PT"/>
+        </w:rPr>
+        <w:t xml:space="preserve">; </w:t>
+      </w:r>
+      <w:r>
+        <w:rPr>
+          <w:lang w:val="pt_PT" w:bidi="pt_PT"/>
+        </w:rPr>
+        <w:t>17.8</w:t>
+      </w:r>
+      <w:r>
+        <w:rPr>
+          <w:lang w:val="pt_PT" w:bidi="pt_PT"/>
+        </w:rPr>
+        <w:t xml:space="preserve">; </w:t>
+      </w:r>
+      <w:r>
+        <w:rPr>
+          <w:lang w:val="pt_PT" w:bidi="pt_PT"/>
+        </w:rPr>
+        <w:t>20.12</w:t>
+      </w:r>
       <w:r>
         <w:rPr>
           <w:lang w:val="pt_PT" w:bidi="pt_PT"/>
         </w:rPr>
         <w:t>,</w:t>
       </w:r>
-      <w:hyperlink r:id="rId245">
-        <w:r>
-          <w:rPr>
-            <w:lang w:val="pt_PT" w:bidi="pt_PT"/>
-          </w:rPr>
-          <w:rPr>
-            <w:color w:val="0000EE"/>
-            <w:u w:val="single"/>
-          </w:rPr>
-          <w:t>15</w:t>
-        </w:r>
-      </w:hyperlink>
-      <w:r>
-        <w:rPr>
-          <w:lang w:val="pt_PT" w:bidi="pt_PT"/>
-        </w:rPr>
-        <w:t xml:space="preserve">; </w:t>
-      </w:r>
-      <w:hyperlink r:id="rId246">
-        <w:r>
-          <w:rPr>
-            <w:lang w:val="pt_PT" w:bidi="pt_PT"/>
-          </w:rPr>
-          <w:rPr>
-            <w:color w:val="0000EE"/>
-            <w:u w:val="single"/>
-          </w:rPr>
-          <w:t>21.27</w:t>
-        </w:r>
-      </w:hyperlink>
+      <w:r>
+        <w:rPr>
+          <w:lang w:val="pt_PT" w:bidi="pt_PT"/>
+        </w:rPr>
+        <w:t>15</w:t>
+      </w:r>
+      <w:r>
+        <w:rPr>
+          <w:lang w:val="pt_PT" w:bidi="pt_PT"/>
+        </w:rPr>
+        <w:t xml:space="preserve">; </w:t>
+      </w:r>
+      <w:r>
+        <w:rPr>
+          <w:lang w:val="pt_PT" w:bidi="pt_PT"/>
+        </w:rPr>
+        <w:t>21.27</w:t>
+      </w:r>
       <w:r>
         <w:rPr>
           <w:lang w:val="pt_PT" w:bidi="pt_PT"/>
         </w:rPr>
         <w:t xml:space="preserve">; cp. </w:t>
       </w:r>
-      <w:hyperlink r:id="rId247">
-        <w:r>
-          <w:rPr>
-            <w:lang w:val="pt_PT" w:bidi="pt_PT"/>
-          </w:rPr>
-          <w:rPr>
-            <w:color w:val="0000EE"/>
-            <w:u w:val="single"/>
-          </w:rPr>
-          <w:t>Êx 32.32</w:t>
-        </w:r>
-      </w:hyperlink>
-      <w:r>
-        <w:rPr>
-          <w:lang w:val="pt_PT" w:bidi="pt_PT"/>
-        </w:rPr>
-        <w:t xml:space="preserve">; </w:t>
-      </w:r>
-      <w:hyperlink r:id="rId248">
-        <w:r>
-          <w:rPr>
-            <w:lang w:val="pt_PT" w:bidi="pt_PT"/>
-          </w:rPr>
-          <w:rPr>
-            <w:color w:val="0000EE"/>
-            <w:u w:val="single"/>
-          </w:rPr>
-          <w:t>Sl 69.28</w:t>
-        </w:r>
-      </w:hyperlink>
-      <w:r>
-        <w:rPr>
-          <w:lang w:val="pt_PT" w:bidi="pt_PT"/>
-        </w:rPr>
-        <w:t xml:space="preserve">; </w:t>
-      </w:r>
-      <w:hyperlink r:id="rId249">
-        <w:r>
-          <w:rPr>
-            <w:lang w:val="pt_PT" w:bidi="pt_PT"/>
-          </w:rPr>
-          <w:rPr>
-            <w:color w:val="0000EE"/>
-            <w:u w:val="single"/>
-          </w:rPr>
-          <w:t>Dn 12.1</w:t>
-        </w:r>
-      </w:hyperlink>
+      <w:r>
+        <w:rPr>
+          <w:lang w:val="pt_PT" w:bidi="pt_PT"/>
+        </w:rPr>
+        <w:t>Êx 32.32</w:t>
+      </w:r>
+      <w:r>
+        <w:rPr>
+          <w:lang w:val="pt_PT" w:bidi="pt_PT"/>
+        </w:rPr>
+        <w:t xml:space="preserve">; </w:t>
+      </w:r>
+      <w:r>
+        <w:rPr>
+          <w:lang w:val="pt_PT" w:bidi="pt_PT"/>
+        </w:rPr>
+        <w:t>Sl 69.28</w:t>
+      </w:r>
+      <w:r>
+        <w:rPr>
+          <w:lang w:val="pt_PT" w:bidi="pt_PT"/>
+        </w:rPr>
+        <w:t xml:space="preserve">; </w:t>
+      </w:r>
+      <w:r>
+        <w:rPr>
+          <w:lang w:val="pt_PT" w:bidi="pt_PT"/>
+        </w:rPr>
+        <w:t>Dn 12.1</w:t>
+      </w:r>
       <w:r>
         <w:rPr>
           <w:lang w:val="pt_PT" w:bidi="pt_PT"/>
@@ -8441,108 +6953,72 @@
         </w:rPr>
         <w:t xml:space="preserve">Nas cartas de Paulo, alegria e regozijo são uma resposta às boas-novas (veja </w:t>
       </w:r>
-      <w:hyperlink r:id="rId250">
-        <w:r>
-          <w:rPr>
-            <w:lang w:val="pt_PT" w:bidi="pt_PT"/>
-          </w:rPr>
-          <w:rPr>
-            <w:color w:val="0000EE"/>
-            <w:u w:val="single"/>
-          </w:rPr>
-          <w:t>Ef 5.19–20</w:t>
-        </w:r>
-      </w:hyperlink>
+      <w:r>
+        <w:rPr>
+          <w:lang w:val="pt_PT" w:bidi="pt_PT"/>
+        </w:rPr>
+        <w:t>Ef 5.19–20</w:t>
+      </w:r>
       <w:r>
         <w:rPr>
           <w:lang w:val="pt_PT" w:bidi="pt_PT"/>
         </w:rPr>
         <w:t xml:space="preserve">). A alegria não depende das circunstâncias; os crentes encontram alegria no Senhor mesmo em meio ao sofrimento. • Regozije-se! Veja </w:t>
       </w:r>
-      <w:hyperlink r:id="rId251">
-        <w:r>
-          <w:rPr>
-            <w:lang w:val="pt_PT" w:bidi="pt_PT"/>
-          </w:rPr>
-          <w:rPr>
-            <w:color w:val="0000EE"/>
-            <w:u w:val="single"/>
-          </w:rPr>
-          <w:t>Fp 2.18</w:t>
-        </w:r>
-      </w:hyperlink>
-      <w:r>
-        <w:rPr>
-          <w:lang w:val="pt_PT" w:bidi="pt_PT"/>
-        </w:rPr>
-        <w:t xml:space="preserve">; </w:t>
-      </w:r>
-      <w:hyperlink r:id="rId252">
-        <w:r>
-          <w:rPr>
-            <w:lang w:val="pt_PT" w:bidi="pt_PT"/>
-          </w:rPr>
-          <w:rPr>
-            <w:color w:val="0000EE"/>
-            <w:u w:val="single"/>
-          </w:rPr>
-          <w:t>3.1</w:t>
-        </w:r>
-      </w:hyperlink>
-      <w:r>
-        <w:rPr>
-          <w:lang w:val="pt_PT" w:bidi="pt_PT"/>
-        </w:rPr>
-        <w:t xml:space="preserve">; </w:t>
-      </w:r>
-      <w:hyperlink r:id="rId253">
-        <w:r>
-          <w:rPr>
-            <w:lang w:val="pt_PT" w:bidi="pt_PT"/>
-          </w:rPr>
-          <w:rPr>
-            <w:color w:val="0000EE"/>
-            <w:u w:val="single"/>
-          </w:rPr>
-          <w:t>Rm 12.12</w:t>
-        </w:r>
-      </w:hyperlink>
+      <w:r>
+        <w:rPr>
+          <w:lang w:val="pt_PT" w:bidi="pt_PT"/>
+        </w:rPr>
+        <w:t>Fp 2.18</w:t>
+      </w:r>
+      <w:r>
+        <w:rPr>
+          <w:lang w:val="pt_PT" w:bidi="pt_PT"/>
+        </w:rPr>
+        <w:t xml:space="preserve">; </w:t>
+      </w:r>
+      <w:r>
+        <w:rPr>
+          <w:lang w:val="pt_PT" w:bidi="pt_PT"/>
+        </w:rPr>
+        <w:t>3.1</w:t>
+      </w:r>
+      <w:r>
+        <w:rPr>
+          <w:lang w:val="pt_PT" w:bidi="pt_PT"/>
+        </w:rPr>
+        <w:t xml:space="preserve">; </w:t>
+      </w:r>
+      <w:r>
+        <w:rPr>
+          <w:lang w:val="pt_PT" w:bidi="pt_PT"/>
+        </w:rPr>
+        <w:t>Rm 12.12</w:t>
+      </w:r>
       <w:r>
         <w:rPr>
           <w:lang w:val="pt_PT" w:bidi="pt_PT"/>
         </w:rPr>
         <w:t>,</w:t>
       </w:r>
-      <w:hyperlink r:id="rId254">
-        <w:r>
-          <w:rPr>
-            <w:lang w:val="pt_PT" w:bidi="pt_PT"/>
-          </w:rPr>
-          <w:rPr>
-            <w:color w:val="0000EE"/>
-            <w:u w:val="single"/>
-          </w:rPr>
-          <w:t>15</w:t>
-        </w:r>
-      </w:hyperlink>
-      <w:r>
-        <w:rPr>
-          <w:lang w:val="pt_PT" w:bidi="pt_PT"/>
-        </w:rPr>
-        <w:t xml:space="preserve">; </w:t>
-      </w:r>
-      <w:hyperlink r:id="rId62">
-        <w:r>
-          <w:rPr>
-            <w:lang w:val="pt_PT" w:bidi="pt_PT"/>
-          </w:rPr>
-          <w:rPr>
-            <w:color w:val="0000EE"/>
-            <w:u w:val="single"/>
-          </w:rPr>
-          <w:t>1Ts 5.16</w:t>
-        </w:r>
-      </w:hyperlink>
+      <w:r>
+        <w:rPr>
+          <w:lang w:val="pt_PT" w:bidi="pt_PT"/>
+        </w:rPr>
+        <w:t>15</w:t>
+      </w:r>
+      <w:r>
+        <w:rPr>
+          <w:lang w:val="pt_PT" w:bidi="pt_PT"/>
+        </w:rPr>
+        <w:t xml:space="preserve">; </w:t>
+      </w:r>
+      <w:r>
+        <w:rPr>
+          <w:lang w:val="pt_PT" w:bidi="pt_PT"/>
+        </w:rPr>
+        <w:t>1Ts 5.16</w:t>
+      </w:r>
       <w:r>
         <w:rPr>
           <w:lang w:val="pt_PT" w:bidi="pt_PT"/>
@@ -8597,36 +7073,24 @@
         </w:rPr>
         <w:t xml:space="preserve">Alegrem-se!... orem... agradeçam a Ele: Cp. </w:t>
       </w:r>
-      <w:hyperlink r:id="rId255">
-        <w:r>
-          <w:rPr>
-            <w:lang w:val="pt_PT" w:bidi="pt_PT"/>
-          </w:rPr>
-          <w:rPr>
-            <w:color w:val="0000EE"/>
-            <w:u w:val="single"/>
-          </w:rPr>
-          <w:t>1Ts 5.16–18</w:t>
-        </w:r>
-      </w:hyperlink>
+      <w:r>
+        <w:rPr>
+          <w:lang w:val="pt_PT" w:bidi="pt_PT"/>
+        </w:rPr>
+        <w:t>1Ts 5.16–18</w:t>
+      </w:r>
       <w:r>
         <w:rPr>
           <w:lang w:val="pt_PT" w:bidi="pt_PT"/>
         </w:rPr>
         <w:t xml:space="preserve">; ambas as passagens são dirigidas a igrejas perseguidas; veja também </w:t>
       </w:r>
-      <w:hyperlink r:id="rId253">
-        <w:r>
-          <w:rPr>
-            <w:lang w:val="pt_PT" w:bidi="pt_PT"/>
-          </w:rPr>
-          <w:rPr>
-            <w:color w:val="0000EE"/>
-            <w:u w:val="single"/>
-          </w:rPr>
-          <w:t>Rm 12.12</w:t>
-        </w:r>
-      </w:hyperlink>
+      <w:r>
+        <w:rPr>
+          <w:lang w:val="pt_PT" w:bidi="pt_PT"/>
+        </w:rPr>
+        <w:t>Rm 12.12</w:t>
+      </w:r>
       <w:r>
         <w:rPr>
           <w:lang w:val="pt_PT" w:bidi="pt_PT"/>
@@ -8681,18 +7145,12 @@
         </w:rPr>
         <w:t xml:space="preserve">Os crentes devem ser atenciosos em suas respostas aos outros, mesmo durante a perseguição. Eles podem deixar a justiça nas mãos de Deus porque sabem que o Senhor está chegando em breve (cp. </w:t>
       </w:r>
-      <w:hyperlink r:id="rId256">
-        <w:r>
-          <w:rPr>
-            <w:lang w:val="pt_PT" w:bidi="pt_PT"/>
-          </w:rPr>
-          <w:rPr>
-            <w:color w:val="0000EE"/>
-            <w:u w:val="single"/>
-          </w:rPr>
-          <w:t>Tg 5.8–9</w:t>
-        </w:r>
-      </w:hyperlink>
+      <w:r>
+        <w:rPr>
+          <w:lang w:val="pt_PT" w:bidi="pt_PT"/>
+        </w:rPr>
+        <w:t>Tg 5.8–9</w:t>
+      </w:r>
       <w:r>
         <w:rPr>
           <w:lang w:val="pt_PT" w:bidi="pt_PT"/>
@@ -8747,108 +7205,72 @@
         </w:rPr>
         <w:t xml:space="preserve">Os crentes não precisam se preocupar com nada, pois o Pai celestial ama seus filhos, se importa com suas necessidades e os convidou a orar sobre tudo (veja </w:t>
       </w:r>
-      <w:hyperlink r:id="rId257">
-        <w:r>
-          <w:rPr>
-            <w:lang w:val="pt_PT" w:bidi="pt_PT"/>
-          </w:rPr>
-          <w:rPr>
-            <w:color w:val="0000EE"/>
-            <w:u w:val="single"/>
-          </w:rPr>
-          <w:t>Mt 6.25–34</w:t>
-        </w:r>
-      </w:hyperlink>
-      <w:r>
-        <w:rPr>
-          <w:lang w:val="pt_PT" w:bidi="pt_PT"/>
-        </w:rPr>
-        <w:t xml:space="preserve">; </w:t>
-      </w:r>
-      <w:hyperlink r:id="rId258">
-        <w:r>
-          <w:rPr>
-            <w:lang w:val="pt_PT" w:bidi="pt_PT"/>
-          </w:rPr>
-          <w:rPr>
-            <w:color w:val="0000EE"/>
-            <w:u w:val="single"/>
-          </w:rPr>
-          <w:t>7.9–11</w:t>
-        </w:r>
-      </w:hyperlink>
-      <w:r>
-        <w:rPr>
-          <w:lang w:val="pt_PT" w:bidi="pt_PT"/>
-        </w:rPr>
-        <w:t xml:space="preserve">; </w:t>
-      </w:r>
-      <w:hyperlink r:id="rId253">
-        <w:r>
-          <w:rPr>
-            <w:lang w:val="pt_PT" w:bidi="pt_PT"/>
-          </w:rPr>
-          <w:rPr>
-            <w:color w:val="0000EE"/>
-            <w:u w:val="single"/>
-          </w:rPr>
-          <w:t>Rm 12.12</w:t>
-        </w:r>
-      </w:hyperlink>
-      <w:r>
-        <w:rPr>
-          <w:lang w:val="pt_PT" w:bidi="pt_PT"/>
-        </w:rPr>
-        <w:t xml:space="preserve">; </w:t>
-      </w:r>
-      <w:hyperlink r:id="rId259">
-        <w:r>
-          <w:rPr>
-            <w:lang w:val="pt_PT" w:bidi="pt_PT"/>
-          </w:rPr>
-          <w:rPr>
-            <w:color w:val="0000EE"/>
-            <w:u w:val="single"/>
-          </w:rPr>
-          <w:t>Ef 6.18</w:t>
-        </w:r>
-      </w:hyperlink>
-      <w:r>
-        <w:rPr>
-          <w:lang w:val="pt_PT" w:bidi="pt_PT"/>
-        </w:rPr>
-        <w:t xml:space="preserve">; </w:t>
-      </w:r>
-      <w:hyperlink r:id="rId260">
-        <w:r>
-          <w:rPr>
-            <w:lang w:val="pt_PT" w:bidi="pt_PT"/>
-          </w:rPr>
-          <w:rPr>
-            <w:color w:val="0000EE"/>
-            <w:u w:val="single"/>
-          </w:rPr>
-          <w:t>1Ts 5.17</w:t>
-        </w:r>
-      </w:hyperlink>
-      <w:r>
-        <w:rPr>
-          <w:lang w:val="pt_PT" w:bidi="pt_PT"/>
-        </w:rPr>
-        <w:t xml:space="preserve">; </w:t>
-      </w:r>
-      <w:hyperlink r:id="rId261">
-        <w:r>
-          <w:rPr>
-            <w:lang w:val="pt_PT" w:bidi="pt_PT"/>
-          </w:rPr>
-          <w:rPr>
-            <w:color w:val="0000EE"/>
-            <w:u w:val="single"/>
-          </w:rPr>
-          <w:t>1Pe 5.7</w:t>
-        </w:r>
-      </w:hyperlink>
+      <w:r>
+        <w:rPr>
+          <w:lang w:val="pt_PT" w:bidi="pt_PT"/>
+        </w:rPr>
+        <w:t>Mt 6.25–34</w:t>
+      </w:r>
+      <w:r>
+        <w:rPr>
+          <w:lang w:val="pt_PT" w:bidi="pt_PT"/>
+        </w:rPr>
+        <w:t xml:space="preserve">; </w:t>
+      </w:r>
+      <w:r>
+        <w:rPr>
+          <w:lang w:val="pt_PT" w:bidi="pt_PT"/>
+        </w:rPr>
+        <w:t>7.9–11</w:t>
+      </w:r>
+      <w:r>
+        <w:rPr>
+          <w:lang w:val="pt_PT" w:bidi="pt_PT"/>
+        </w:rPr>
+        <w:t xml:space="preserve">; </w:t>
+      </w:r>
+      <w:r>
+        <w:rPr>
+          <w:lang w:val="pt_PT" w:bidi="pt_PT"/>
+        </w:rPr>
+        <w:t>Rm 12.12</w:t>
+      </w:r>
+      <w:r>
+        <w:rPr>
+          <w:lang w:val="pt_PT" w:bidi="pt_PT"/>
+        </w:rPr>
+        <w:t xml:space="preserve">; </w:t>
+      </w:r>
+      <w:r>
+        <w:rPr>
+          <w:lang w:val="pt_PT" w:bidi="pt_PT"/>
+        </w:rPr>
+        <w:t>Ef 6.18</w:t>
+      </w:r>
+      <w:r>
+        <w:rPr>
+          <w:lang w:val="pt_PT" w:bidi="pt_PT"/>
+        </w:rPr>
+        <w:t xml:space="preserve">; </w:t>
+      </w:r>
+      <w:r>
+        <w:rPr>
+          <w:lang w:val="pt_PT" w:bidi="pt_PT"/>
+        </w:rPr>
+        <w:t>1Ts 5.17</w:t>
+      </w:r>
+      <w:r>
+        <w:rPr>
+          <w:lang w:val="pt_PT" w:bidi="pt_PT"/>
+        </w:rPr>
+        <w:t xml:space="preserve">; </w:t>
+      </w:r>
+      <w:r>
+        <w:rPr>
+          <w:lang w:val="pt_PT" w:bidi="pt_PT"/>
+        </w:rPr>
+        <w:t>1Pe 5.7</w:t>
+      </w:r>
       <w:r>
         <w:rPr>
           <w:lang w:val="pt_PT" w:bidi="pt_PT"/>
@@ -8903,72 +7325,48 @@
         </w:rPr>
         <w:t>A vida de confiança em Deus (</w:t>
       </w:r>
-      <w:hyperlink r:id="rId262">
-        <w:r>
-          <w:rPr>
-            <w:lang w:val="pt_PT" w:bidi="pt_PT"/>
-          </w:rPr>
-          <w:rPr>
-            <w:color w:val="0000EE"/>
-            <w:u w:val="single"/>
-          </w:rPr>
-          <w:t>4.6</w:t>
-        </w:r>
-      </w:hyperlink>
+      <w:r>
+        <w:rPr>
+          <w:lang w:val="pt_PT" w:bidi="pt_PT"/>
+        </w:rPr>
+        <w:t>4.6</w:t>
+      </w:r>
       <w:r>
         <w:rPr>
           <w:lang w:val="pt_PT" w:bidi="pt_PT"/>
         </w:rPr>
         <w:t xml:space="preserve">) traz a paz de Deus (veja também </w:t>
       </w:r>
-      <w:hyperlink r:id="rId263">
-        <w:r>
-          <w:rPr>
-            <w:lang w:val="pt_PT" w:bidi="pt_PT"/>
-          </w:rPr>
-          <w:rPr>
-            <w:color w:val="0000EE"/>
-            <w:u w:val="single"/>
-          </w:rPr>
-          <w:t>Is 26.3</w:t>
-        </w:r>
-      </w:hyperlink>
-      <w:r>
-        <w:rPr>
-          <w:lang w:val="pt_PT" w:bidi="pt_PT"/>
-        </w:rPr>
-        <w:t xml:space="preserve">; </w:t>
-      </w:r>
-      <w:hyperlink r:id="rId264">
-        <w:r>
-          <w:rPr>
-            <w:lang w:val="pt_PT" w:bidi="pt_PT"/>
-          </w:rPr>
-          <w:rPr>
-            <w:color w:val="0000EE"/>
-            <w:u w:val="single"/>
-          </w:rPr>
-          <w:t>Jo 14.27</w:t>
-        </w:r>
-      </w:hyperlink>
-      <w:r>
-        <w:rPr>
-          <w:lang w:val="pt_PT" w:bidi="pt_PT"/>
-        </w:rPr>
-        <w:t xml:space="preserve">; </w:t>
-      </w:r>
-      <w:hyperlink r:id="rId265">
-        <w:r>
-          <w:rPr>
-            <w:lang w:val="pt_PT" w:bidi="pt_PT"/>
-          </w:rPr>
-          <w:rPr>
-            <w:color w:val="0000EE"/>
-            <w:u w:val="single"/>
-          </w:rPr>
-          <w:t>Cl 3.15</w:t>
-        </w:r>
-      </w:hyperlink>
+      <w:r>
+        <w:rPr>
+          <w:lang w:val="pt_PT" w:bidi="pt_PT"/>
+        </w:rPr>
+        <w:t>Is 26.3</w:t>
+      </w:r>
+      <w:r>
+        <w:rPr>
+          <w:lang w:val="pt_PT" w:bidi="pt_PT"/>
+        </w:rPr>
+        <w:t xml:space="preserve">; </w:t>
+      </w:r>
+      <w:r>
+        <w:rPr>
+          <w:lang w:val="pt_PT" w:bidi="pt_PT"/>
+        </w:rPr>
+        <w:t>Jo 14.27</w:t>
+      </w:r>
+      <w:r>
+        <w:rPr>
+          <w:lang w:val="pt_PT" w:bidi="pt_PT"/>
+        </w:rPr>
+        <w:t xml:space="preserve">; </w:t>
+      </w:r>
+      <w:r>
+        <w:rPr>
+          <w:lang w:val="pt_PT" w:bidi="pt_PT"/>
+        </w:rPr>
+        <w:t>Cl 3.15</w:t>
+      </w:r>
       <w:r>
         <w:rPr>
           <w:lang w:val="pt_PT" w:bidi="pt_PT"/>
@@ -9023,36 +7421,24 @@
         </w:rPr>
         <w:t>Paulo exorta os filipenses a se concentrarem nos bons dons de Deus para que, mesmo durante o sofrimento e a perseguição, suas vidas sejam exemplares e suas mentes e corações sejam preenchidos com paz (</w:t>
       </w:r>
-      <w:hyperlink r:id="rId266">
-        <w:r>
-          <w:rPr>
-            <w:lang w:val="pt_PT" w:bidi="pt_PT"/>
-          </w:rPr>
-          <w:rPr>
-            <w:color w:val="0000EE"/>
-            <w:u w:val="single"/>
-          </w:rPr>
-          <w:t>4.7</w:t>
-        </w:r>
-      </w:hyperlink>
+      <w:r>
+        <w:rPr>
+          <w:lang w:val="pt_PT" w:bidi="pt_PT"/>
+        </w:rPr>
+        <w:t>4.7</w:t>
+      </w:r>
       <w:r>
         <w:rPr>
           <w:lang w:val="pt_PT" w:bidi="pt_PT"/>
         </w:rPr>
         <w:t>,</w:t>
       </w:r>
-      <w:hyperlink r:id="rId200">
-        <w:r>
-          <w:rPr>
-            <w:lang w:val="pt_PT" w:bidi="pt_PT"/>
-          </w:rPr>
-          <w:rPr>
-            <w:color w:val="0000EE"/>
-            <w:u w:val="single"/>
-          </w:rPr>
-          <w:t>9</w:t>
-        </w:r>
-      </w:hyperlink>
+      <w:r>
+        <w:rPr>
+          <w:lang w:val="pt_PT" w:bidi="pt_PT"/>
+        </w:rPr>
+        <w:t>9</w:t>
+      </w:r>
       <w:r>
         <w:rPr>
           <w:lang w:val="pt_PT" w:bidi="pt_PT"/>
@@ -9107,72 +7493,48 @@
         </w:rPr>
         <w:t xml:space="preserve">Tudo o que vocês aprenderam e receberam de mim: Tudo o que Paulo lhes ensinou por palavra ou exemplo sobre o tipo de vida que Deus deseja (veja </w:t>
       </w:r>
-      <w:hyperlink r:id="rId267">
-        <w:r>
-          <w:rPr>
-            <w:lang w:val="pt_PT" w:bidi="pt_PT"/>
-          </w:rPr>
-          <w:rPr>
-            <w:color w:val="0000EE"/>
-            <w:u w:val="single"/>
-          </w:rPr>
-          <w:t>3.17</w:t>
-        </w:r>
-      </w:hyperlink>
-      <w:r>
-        <w:rPr>
-          <w:lang w:val="pt_PT" w:bidi="pt_PT"/>
-        </w:rPr>
-        <w:t xml:space="preserve">; </w:t>
-      </w:r>
-      <w:hyperlink r:id="rId201">
-        <w:r>
-          <w:rPr>
-            <w:lang w:val="pt_PT" w:bidi="pt_PT"/>
-          </w:rPr>
-          <w:rPr>
-            <w:color w:val="0000EE"/>
-            <w:u w:val="single"/>
-          </w:rPr>
-          <w:t>1Co 4.6</w:t>
-        </w:r>
-      </w:hyperlink>
+      <w:r>
+        <w:rPr>
+          <w:lang w:val="pt_PT" w:bidi="pt_PT"/>
+        </w:rPr>
+        <w:t>3.17</w:t>
+      </w:r>
+      <w:r>
+        <w:rPr>
+          <w:lang w:val="pt_PT" w:bidi="pt_PT"/>
+        </w:rPr>
+        <w:t xml:space="preserve">; </w:t>
+      </w:r>
+      <w:r>
+        <w:rPr>
+          <w:lang w:val="pt_PT" w:bidi="pt_PT"/>
+        </w:rPr>
+        <w:t>1Co 4.6</w:t>
+      </w:r>
       <w:r>
         <w:rPr>
           <w:lang w:val="pt_PT" w:bidi="pt_PT"/>
         </w:rPr>
         <w:t>,</w:t>
       </w:r>
-      <w:hyperlink r:id="rId202">
-        <w:r>
-          <w:rPr>
-            <w:lang w:val="pt_PT" w:bidi="pt_PT"/>
-          </w:rPr>
-          <w:rPr>
-            <w:color w:val="0000EE"/>
-            <w:u w:val="single"/>
-          </w:rPr>
-          <w:t>16–17</w:t>
-        </w:r>
-      </w:hyperlink>
-      <w:r>
-        <w:rPr>
-          <w:lang w:val="pt_PT" w:bidi="pt_PT"/>
-        </w:rPr>
-        <w:t xml:space="preserve">; </w:t>
-      </w:r>
-      <w:hyperlink r:id="rId204">
-        <w:r>
-          <w:rPr>
-            <w:lang w:val="pt_PT" w:bidi="pt_PT"/>
-          </w:rPr>
-          <w:rPr>
-            <w:color w:val="0000EE"/>
-            <w:u w:val="single"/>
-          </w:rPr>
-          <w:t>2Ts 3.7–9</w:t>
-        </w:r>
-      </w:hyperlink>
+      <w:r>
+        <w:rPr>
+          <w:lang w:val="pt_PT" w:bidi="pt_PT"/>
+        </w:rPr>
+        <w:t>16–17</w:t>
+      </w:r>
+      <w:r>
+        <w:rPr>
+          <w:lang w:val="pt_PT" w:bidi="pt_PT"/>
+        </w:rPr>
+        <w:t xml:space="preserve">; </w:t>
+      </w:r>
+      <w:r>
+        <w:rPr>
+          <w:lang w:val="pt_PT" w:bidi="pt_PT"/>
+        </w:rPr>
+        <w:t>2Ts 3.7–9</w:t>
+      </w:r>
       <w:r>
         <w:rPr>
           <w:lang w:val="pt_PT" w:bidi="pt_PT"/>
@@ -9384,90 +7746,60 @@
         </w:rPr>
         <w:t xml:space="preserve">através de Cristo: Com a ajuda de Cristo, Paulo tinha a força para realizar tudo. Em todas as situações, especialmente ao enfrentar o sofrimento, Paulo confiava na força de Cristo, que vivia nele e operava através dele (veja </w:t>
       </w:r>
-      <w:hyperlink r:id="rId268">
-        <w:r>
-          <w:rPr>
-            <w:lang w:val="pt_PT" w:bidi="pt_PT"/>
-          </w:rPr>
-          <w:rPr>
-            <w:color w:val="0000EE"/>
-            <w:u w:val="single"/>
-          </w:rPr>
-          <w:t>2Co 1.8–10</w:t>
-        </w:r>
-      </w:hyperlink>
-      <w:r>
-        <w:rPr>
-          <w:lang w:val="pt_PT" w:bidi="pt_PT"/>
-        </w:rPr>
-        <w:t xml:space="preserve">; </w:t>
-      </w:r>
-      <w:hyperlink r:id="rId269">
-        <w:r>
-          <w:rPr>
-            <w:lang w:val="pt_PT" w:bidi="pt_PT"/>
-          </w:rPr>
-          <w:rPr>
-            <w:color w:val="0000EE"/>
-            <w:u w:val="single"/>
-          </w:rPr>
-          <w:t>4.7–12</w:t>
-        </w:r>
-      </w:hyperlink>
-      <w:r>
-        <w:rPr>
-          <w:lang w:val="pt_PT" w:bidi="pt_PT"/>
-        </w:rPr>
-        <w:t xml:space="preserve">; </w:t>
-      </w:r>
-      <w:hyperlink r:id="rId270">
-        <w:r>
-          <w:rPr>
-            <w:lang w:val="pt_PT" w:bidi="pt_PT"/>
-          </w:rPr>
-          <w:rPr>
-            <w:color w:val="0000EE"/>
-            <w:u w:val="single"/>
-          </w:rPr>
-          <w:t>12.8–10</w:t>
-        </w:r>
-      </w:hyperlink>
-      <w:r>
-        <w:rPr>
-          <w:lang w:val="pt_PT" w:bidi="pt_PT"/>
-        </w:rPr>
-        <w:t xml:space="preserve">; </w:t>
-      </w:r>
-      <w:hyperlink r:id="rId271">
-        <w:r>
-          <w:rPr>
-            <w:lang w:val="pt_PT" w:bidi="pt_PT"/>
-          </w:rPr>
-          <w:rPr>
-            <w:color w:val="0000EE"/>
-            <w:u w:val="single"/>
-          </w:rPr>
-          <w:t>Gl 2.20</w:t>
-        </w:r>
-      </w:hyperlink>
-      <w:r>
-        <w:rPr>
-          <w:lang w:val="pt_PT" w:bidi="pt_PT"/>
-        </w:rPr>
-        <w:t xml:space="preserve">; </w:t>
-      </w:r>
-      <w:hyperlink r:id="rId272">
-        <w:r>
-          <w:rPr>
-            <w:lang w:val="pt_PT" w:bidi="pt_PT"/>
-          </w:rPr>
-          <w:rPr>
-            <w:color w:val="0000EE"/>
-            <w:u w:val="single"/>
-          </w:rPr>
-          <w:t>Cl 1.27</w:t>
-        </w:r>
-      </w:hyperlink>
+      <w:r>
+        <w:rPr>
+          <w:lang w:val="pt_PT" w:bidi="pt_PT"/>
+        </w:rPr>
+        <w:t>2Co 1.8–10</w:t>
+      </w:r>
+      <w:r>
+        <w:rPr>
+          <w:lang w:val="pt_PT" w:bidi="pt_PT"/>
+        </w:rPr>
+        <w:t xml:space="preserve">; </w:t>
+      </w:r>
+      <w:r>
+        <w:rPr>
+          <w:lang w:val="pt_PT" w:bidi="pt_PT"/>
+        </w:rPr>
+        <w:t>4.7–12</w:t>
+      </w:r>
+      <w:r>
+        <w:rPr>
+          <w:lang w:val="pt_PT" w:bidi="pt_PT"/>
+        </w:rPr>
+        <w:t xml:space="preserve">; </w:t>
+      </w:r>
+      <w:r>
+        <w:rPr>
+          <w:lang w:val="pt_PT" w:bidi="pt_PT"/>
+        </w:rPr>
+        <w:t>12.8–10</w:t>
+      </w:r>
+      <w:r>
+        <w:rPr>
+          <w:lang w:val="pt_PT" w:bidi="pt_PT"/>
+        </w:rPr>
+        <w:t xml:space="preserve">; </w:t>
+      </w:r>
+      <w:r>
+        <w:rPr>
+          <w:lang w:val="pt_PT" w:bidi="pt_PT"/>
+        </w:rPr>
+        <w:t>Gl 2.20</w:t>
+      </w:r>
+      <w:r>
+        <w:rPr>
+          <w:lang w:val="pt_PT" w:bidi="pt_PT"/>
+        </w:rPr>
+        <w:t xml:space="preserve">; </w:t>
+      </w:r>
+      <w:r>
+        <w:rPr>
+          <w:lang w:val="pt_PT" w:bidi="pt_PT"/>
+        </w:rPr>
+        <w:t>Cl 1.27</w:t>
+      </w:r>
       <w:r>
         <w:rPr>
           <w:lang w:val="pt_PT" w:bidi="pt_PT"/>
@@ -9570,54 +7902,36 @@
         </w:rPr>
         <w:t>os únicos que me deram ajuda financeira: Em contraste, Paulo decidiu não aceitar ajuda financeira dos coríntios porque isso teria prejudicado a reputação das boas-novas aos olhos deles (</w:t>
       </w:r>
-      <w:hyperlink r:id="rId273">
-        <w:r>
-          <w:rPr>
-            <w:lang w:val="pt_PT" w:bidi="pt_PT"/>
-          </w:rPr>
-          <w:rPr>
-            <w:color w:val="0000EE"/>
-            <w:u w:val="single"/>
-          </w:rPr>
-          <w:t>1Co 9.11–18</w:t>
-        </w:r>
-      </w:hyperlink>
-      <w:r>
-        <w:rPr>
-          <w:lang w:val="pt_PT" w:bidi="pt_PT"/>
-        </w:rPr>
-        <w:t xml:space="preserve">; </w:t>
-      </w:r>
-      <w:hyperlink r:id="rId274">
-        <w:r>
-          <w:rPr>
-            <w:lang w:val="pt_PT" w:bidi="pt_PT"/>
-          </w:rPr>
-          <w:rPr>
-            <w:color w:val="0000EE"/>
-            <w:u w:val="single"/>
-          </w:rPr>
-          <w:t>2Co 11.7–12</w:t>
-        </w:r>
-      </w:hyperlink>
+      <w:r>
+        <w:rPr>
+          <w:lang w:val="pt_PT" w:bidi="pt_PT"/>
+        </w:rPr>
+        <w:t>1Co 9.11–18</w:t>
+      </w:r>
+      <w:r>
+        <w:rPr>
+          <w:lang w:val="pt_PT" w:bidi="pt_PT"/>
+        </w:rPr>
+        <w:t xml:space="preserve">; </w:t>
+      </w:r>
+      <w:r>
+        <w:rPr>
+          <w:lang w:val="pt_PT" w:bidi="pt_PT"/>
+        </w:rPr>
+        <w:t>2Co 11.7–12</w:t>
+      </w:r>
       <w:r>
         <w:rPr>
           <w:lang w:val="pt_PT" w:bidi="pt_PT"/>
         </w:rPr>
         <w:t xml:space="preserve">). Ele não enfrentou esse problema com os filipenses. • quando eu trouxe pela primeira vez as boas-novas para vocês: Veja </w:t>
       </w:r>
-      <w:hyperlink r:id="rId19">
-        <w:r>
-          <w:rPr>
-            <w:lang w:val="pt_PT" w:bidi="pt_PT"/>
-          </w:rPr>
-          <w:rPr>
-            <w:color w:val="0000EE"/>
-            <w:u w:val="single"/>
-          </w:rPr>
-          <w:t>At 16.11–40</w:t>
-        </w:r>
-      </w:hyperlink>
+      <w:r>
+        <w:rPr>
+          <w:lang w:val="pt_PT" w:bidi="pt_PT"/>
+        </w:rPr>
+        <w:t>At 16.11–40</w:t>
+      </w:r>
       <w:r>
         <w:rPr>
           <w:lang w:val="pt_PT" w:bidi="pt_PT"/>
@@ -9672,54 +7986,36 @@
         </w:rPr>
         <w:t>Depois de sair de Filipos (</w:t>
       </w:r>
-      <w:hyperlink r:id="rId275">
-        <w:r>
-          <w:rPr>
-            <w:lang w:val="pt_PT" w:bidi="pt_PT"/>
-          </w:rPr>
-          <w:rPr>
-            <w:color w:val="0000EE"/>
-            <w:u w:val="single"/>
-          </w:rPr>
-          <w:t>4.15</w:t>
-        </w:r>
-      </w:hyperlink>
+      <w:r>
+        <w:rPr>
+          <w:lang w:val="pt_PT" w:bidi="pt_PT"/>
+        </w:rPr>
+        <w:t>4.15</w:t>
+      </w:r>
       <w:r>
         <w:rPr>
           <w:lang w:val="pt_PT" w:bidi="pt_PT"/>
         </w:rPr>
         <w:t xml:space="preserve">), Paulo foi para Tessalônica (veja </w:t>
       </w:r>
-      <w:hyperlink r:id="rId276">
-        <w:r>
-          <w:rPr>
-            <w:lang w:val="pt_PT" w:bidi="pt_PT"/>
-          </w:rPr>
-          <w:rPr>
-            <w:color w:val="0000EE"/>
-            <w:u w:val="single"/>
-          </w:rPr>
-          <w:t>At 17.1–8</w:t>
-        </w:r>
-      </w:hyperlink>
+      <w:r>
+        <w:rPr>
+          <w:lang w:val="pt_PT" w:bidi="pt_PT"/>
+        </w:rPr>
+        <w:t>At 17.1–8</w:t>
+      </w:r>
       <w:r>
         <w:rPr>
           <w:lang w:val="pt_PT" w:bidi="pt_PT"/>
         </w:rPr>
         <w:t xml:space="preserve">; cp. </w:t>
       </w:r>
-      <w:hyperlink r:id="rId277">
-        <w:r>
-          <w:rPr>
-            <w:lang w:val="pt_PT" w:bidi="pt_PT"/>
-          </w:rPr>
-          <w:rPr>
-            <w:color w:val="0000EE"/>
-            <w:u w:val="single"/>
-          </w:rPr>
-          <w:t>1Ts 2.1–14</w:t>
-        </w:r>
-      </w:hyperlink>
+      <w:r>
+        <w:rPr>
+          <w:lang w:val="pt_PT" w:bidi="pt_PT"/>
+        </w:rPr>
+        <w:t>1Ts 2.1–14</w:t>
+      </w:r>
       <w:r>
         <w:rPr>
           <w:lang w:val="pt_PT" w:bidi="pt_PT"/>
@@ -9774,90 +8070,60 @@
         </w:rPr>
         <w:t xml:space="preserve">Não digo isso porque quero um presente de vocês: Paulo preferiu se sustentar (veja </w:t>
       </w:r>
-      <w:hyperlink r:id="rId278">
-        <w:r>
-          <w:rPr>
-            <w:lang w:val="pt_PT" w:bidi="pt_PT"/>
-          </w:rPr>
-          <w:rPr>
-            <w:color w:val="0000EE"/>
-            <w:u w:val="single"/>
-          </w:rPr>
-          <w:t>At 18.3</w:t>
-        </w:r>
-      </w:hyperlink>
-      <w:r>
-        <w:rPr>
-          <w:lang w:val="pt_PT" w:bidi="pt_PT"/>
-        </w:rPr>
-        <w:t xml:space="preserve">; </w:t>
-      </w:r>
-      <w:hyperlink r:id="rId279">
-        <w:r>
-          <w:rPr>
-            <w:lang w:val="pt_PT" w:bidi="pt_PT"/>
-          </w:rPr>
-          <w:rPr>
-            <w:color w:val="0000EE"/>
-            <w:u w:val="single"/>
-          </w:rPr>
-          <w:t>1Co 4.12</w:t>
-        </w:r>
-      </w:hyperlink>
-      <w:r>
-        <w:rPr>
-          <w:lang w:val="pt_PT" w:bidi="pt_PT"/>
-        </w:rPr>
-        <w:t xml:space="preserve">; </w:t>
-      </w:r>
-      <w:hyperlink r:id="rId280">
-        <w:r>
-          <w:rPr>
-            <w:lang w:val="pt_PT" w:bidi="pt_PT"/>
-          </w:rPr>
-          <w:rPr>
-            <w:color w:val="0000EE"/>
-            <w:u w:val="single"/>
-          </w:rPr>
-          <w:t>9.3–18</w:t>
-        </w:r>
-      </w:hyperlink>
-      <w:r>
-        <w:rPr>
-          <w:lang w:val="pt_PT" w:bidi="pt_PT"/>
-        </w:rPr>
-        <w:t xml:space="preserve">; </w:t>
-      </w:r>
-      <w:hyperlink r:id="rId281">
-        <w:r>
-          <w:rPr>
-            <w:lang w:val="pt_PT" w:bidi="pt_PT"/>
-          </w:rPr>
-          <w:rPr>
-            <w:color w:val="0000EE"/>
-            <w:u w:val="single"/>
-          </w:rPr>
-          <w:t>2Co 11.7–11</w:t>
-        </w:r>
-      </w:hyperlink>
-      <w:r>
-        <w:rPr>
-          <w:lang w:val="pt_PT" w:bidi="pt_PT"/>
-        </w:rPr>
-        <w:t xml:space="preserve">; </w:t>
-      </w:r>
-      <w:hyperlink r:id="rId282">
-        <w:r>
-          <w:rPr>
-            <w:lang w:val="pt_PT" w:bidi="pt_PT"/>
-          </w:rPr>
-          <w:rPr>
-            <w:color w:val="0000EE"/>
-            <w:u w:val="single"/>
-          </w:rPr>
-          <w:t>12.14–15</w:t>
-        </w:r>
-      </w:hyperlink>
+      <w:r>
+        <w:rPr>
+          <w:lang w:val="pt_PT" w:bidi="pt_PT"/>
+        </w:rPr>
+        <w:t>At 18.3</w:t>
+      </w:r>
+      <w:r>
+        <w:rPr>
+          <w:lang w:val="pt_PT" w:bidi="pt_PT"/>
+        </w:rPr>
+        <w:t xml:space="preserve">; </w:t>
+      </w:r>
+      <w:r>
+        <w:rPr>
+          <w:lang w:val="pt_PT" w:bidi="pt_PT"/>
+        </w:rPr>
+        <w:t>1Co 4.12</w:t>
+      </w:r>
+      <w:r>
+        <w:rPr>
+          <w:lang w:val="pt_PT" w:bidi="pt_PT"/>
+        </w:rPr>
+        <w:t xml:space="preserve">; </w:t>
+      </w:r>
+      <w:r>
+        <w:rPr>
+          <w:lang w:val="pt_PT" w:bidi="pt_PT"/>
+        </w:rPr>
+        <w:t>9.3–18</w:t>
+      </w:r>
+      <w:r>
+        <w:rPr>
+          <w:lang w:val="pt_PT" w:bidi="pt_PT"/>
+        </w:rPr>
+        <w:t xml:space="preserve">; </w:t>
+      </w:r>
+      <w:r>
+        <w:rPr>
+          <w:lang w:val="pt_PT" w:bidi="pt_PT"/>
+        </w:rPr>
+        <w:t>2Co 11.7–11</w:t>
+      </w:r>
+      <w:r>
+        <w:rPr>
+          <w:lang w:val="pt_PT" w:bidi="pt_PT"/>
+        </w:rPr>
+        <w:t xml:space="preserve">; </w:t>
+      </w:r>
+      <w:r>
+        <w:rPr>
+          <w:lang w:val="pt_PT" w:bidi="pt_PT"/>
+        </w:rPr>
+        <w:t>12.14–15</w:t>
+      </w:r>
       <w:r>
         <w:rPr>
           <w:lang w:val="pt_PT" w:bidi="pt_PT"/>
@@ -9912,180 +8178,120 @@
         </w:rPr>
         <w:t xml:space="preserve">Epafrodito (veja também </w:t>
       </w:r>
-      <w:hyperlink r:id="rId283">
-        <w:r>
-          <w:rPr>
-            <w:lang w:val="pt_PT" w:bidi="pt_PT"/>
-          </w:rPr>
-          <w:rPr>
-            <w:color w:val="0000EE"/>
-            <w:u w:val="single"/>
-          </w:rPr>
-          <w:t>2.25–30</w:t>
-        </w:r>
-      </w:hyperlink>
+      <w:r>
+        <w:rPr>
+          <w:lang w:val="pt_PT" w:bidi="pt_PT"/>
+        </w:rPr>
+        <w:t>2.25–30</w:t>
+      </w:r>
       <w:r>
         <w:rPr>
           <w:lang w:val="pt_PT" w:bidi="pt_PT"/>
         </w:rPr>
         <w:t xml:space="preserve">) tinha levado os presentes de Filipos. • Seus presentes foram um sacrifício de aroma suave: No Antigo Testamento, ofertas aceitáveis eram uma fragrância agradável a Deus (veja </w:t>
       </w:r>
-      <w:hyperlink r:id="rId284">
-        <w:r>
-          <w:rPr>
-            <w:lang w:val="pt_PT" w:bidi="pt_PT"/>
-          </w:rPr>
-          <w:rPr>
-            <w:color w:val="0000EE"/>
-            <w:u w:val="single"/>
-          </w:rPr>
-          <w:t>Lv 1.9</w:t>
-        </w:r>
-      </w:hyperlink>
+      <w:r>
+        <w:rPr>
+          <w:lang w:val="pt_PT" w:bidi="pt_PT"/>
+        </w:rPr>
+        <w:t>Lv 1.9</w:t>
+      </w:r>
       <w:r>
         <w:rPr>
           <w:lang w:val="pt_PT" w:bidi="pt_PT"/>
         </w:rPr>
         <w:t>,</w:t>
       </w:r>
-      <w:hyperlink r:id="rId285">
-        <w:r>
-          <w:rPr>
-            <w:lang w:val="pt_PT" w:bidi="pt_PT"/>
-          </w:rPr>
-          <w:rPr>
-            <w:color w:val="0000EE"/>
-            <w:u w:val="single"/>
-          </w:rPr>
-          <w:t>13</w:t>
-        </w:r>
-      </w:hyperlink>
+      <w:r>
+        <w:rPr>
+          <w:lang w:val="pt_PT" w:bidi="pt_PT"/>
+        </w:rPr>
+        <w:t>13</w:t>
+      </w:r>
       <w:r>
         <w:rPr>
           <w:lang w:val="pt_PT" w:bidi="pt_PT"/>
         </w:rPr>
         <w:t>,</w:t>
       </w:r>
-      <w:hyperlink r:id="rId286">
-        <w:r>
-          <w:rPr>
-            <w:lang w:val="pt_PT" w:bidi="pt_PT"/>
-          </w:rPr>
-          <w:rPr>
-            <w:color w:val="0000EE"/>
-            <w:u w:val="single"/>
-          </w:rPr>
-          <w:t>17</w:t>
-        </w:r>
-      </w:hyperlink>
-      <w:r>
-        <w:rPr>
-          <w:lang w:val="pt_PT" w:bidi="pt_PT"/>
-        </w:rPr>
-        <w:t xml:space="preserve">; </w:t>
-      </w:r>
-      <w:hyperlink r:id="rId287">
-        <w:r>
-          <w:rPr>
-            <w:lang w:val="pt_PT" w:bidi="pt_PT"/>
-          </w:rPr>
-          <w:rPr>
-            <w:color w:val="0000EE"/>
-            <w:u w:val="single"/>
-          </w:rPr>
-          <w:t>2.2</w:t>
-        </w:r>
-      </w:hyperlink>
+      <w:r>
+        <w:rPr>
+          <w:lang w:val="pt_PT" w:bidi="pt_PT"/>
+        </w:rPr>
+        <w:t>17</w:t>
+      </w:r>
+      <w:r>
+        <w:rPr>
+          <w:lang w:val="pt_PT" w:bidi="pt_PT"/>
+        </w:rPr>
+        <w:t xml:space="preserve">; </w:t>
+      </w:r>
+      <w:r>
+        <w:rPr>
+          <w:lang w:val="pt_PT" w:bidi="pt_PT"/>
+        </w:rPr>
+        <w:t>2.2</w:t>
+      </w:r>
       <w:r>
         <w:rPr>
           <w:lang w:val="pt_PT" w:bidi="pt_PT"/>
         </w:rPr>
         <w:t xml:space="preserve">, </w:t>
       </w:r>
-      <w:hyperlink r:id="rId288">
-        <w:r>
-          <w:rPr>
-            <w:lang w:val="pt_PT" w:bidi="pt_PT"/>
-          </w:rPr>
-          <w:rPr>
-            <w:color w:val="0000EE"/>
-            <w:u w:val="single"/>
-          </w:rPr>
-          <w:t>9</w:t>
-        </w:r>
-      </w:hyperlink>
-      <w:r>
-        <w:rPr>
-          <w:lang w:val="pt_PT" w:bidi="pt_PT"/>
-        </w:rPr>
-        <w:t xml:space="preserve">; </w:t>
-      </w:r>
-      <w:hyperlink r:id="rId289">
-        <w:r>
-          <w:rPr>
-            <w:lang w:val="pt_PT" w:bidi="pt_PT"/>
-          </w:rPr>
-          <w:rPr>
-            <w:color w:val="0000EE"/>
-            <w:u w:val="single"/>
-          </w:rPr>
-          <w:t>3.5</w:t>
-        </w:r>
-      </w:hyperlink>
+      <w:r>
+        <w:rPr>
+          <w:lang w:val="pt_PT" w:bidi="pt_PT"/>
+        </w:rPr>
+        <w:t>9</w:t>
+      </w:r>
+      <w:r>
+        <w:rPr>
+          <w:lang w:val="pt_PT" w:bidi="pt_PT"/>
+        </w:rPr>
+        <w:t xml:space="preserve">; </w:t>
+      </w:r>
+      <w:r>
+        <w:rPr>
+          <w:lang w:val="pt_PT" w:bidi="pt_PT"/>
+        </w:rPr>
+        <w:t>3.5</w:t>
+      </w:r>
       <w:r>
         <w:rPr>
           <w:lang w:val="pt_PT" w:bidi="pt_PT"/>
         </w:rPr>
         <w:t xml:space="preserve">, </w:t>
       </w:r>
-      <w:hyperlink r:id="rId290">
-        <w:r>
-          <w:rPr>
-            <w:lang w:val="pt_PT" w:bidi="pt_PT"/>
-          </w:rPr>
-          <w:rPr>
-            <w:color w:val="0000EE"/>
-            <w:u w:val="single"/>
-          </w:rPr>
-          <w:t>16</w:t>
-        </w:r>
-      </w:hyperlink>
+      <w:r>
+        <w:rPr>
+          <w:lang w:val="pt_PT" w:bidi="pt_PT"/>
+        </w:rPr>
+        <w:t>16</w:t>
+      </w:r>
       <w:r>
         <w:rPr>
           <w:lang w:val="pt_PT" w:bidi="pt_PT"/>
         </w:rPr>
         <w:t xml:space="preserve">; cp. </w:t>
       </w:r>
-      <w:hyperlink r:id="rId128">
-        <w:r>
-          <w:rPr>
-            <w:lang w:val="pt_PT" w:bidi="pt_PT"/>
-          </w:rPr>
-          <w:rPr>
-            <w:color w:val="0000EE"/>
-            <w:u w:val="single"/>
-          </w:rPr>
-          <w:t>Rm 12.1</w:t>
-        </w:r>
-      </w:hyperlink>
-      <w:r>
-        <w:rPr>
-          <w:lang w:val="pt_PT" w:bidi="pt_PT"/>
-        </w:rPr>
-        <w:t xml:space="preserve">; </w:t>
-      </w:r>
-      <w:hyperlink r:id="rId291">
-        <w:r>
-          <w:rPr>
-            <w:lang w:val="pt_PT" w:bidi="pt_PT"/>
-          </w:rPr>
-          <w:rPr>
-            <w:color w:val="0000EE"/>
-            <w:u w:val="single"/>
-          </w:rPr>
-          <w:t>Ef 5.2</w:t>
-        </w:r>
-      </w:hyperlink>
+      <w:r>
+        <w:rPr>
+          <w:lang w:val="pt_PT" w:bidi="pt_PT"/>
+        </w:rPr>
+        <w:t>Rm 12.1</w:t>
+      </w:r>
+      <w:r>
+        <w:rPr>
+          <w:lang w:val="pt_PT" w:bidi="pt_PT"/>
+        </w:rPr>
+        <w:t xml:space="preserve">; </w:t>
+      </w:r>
+      <w:r>
+        <w:rPr>
+          <w:lang w:val="pt_PT" w:bidi="pt_PT"/>
+        </w:rPr>
+        <w:t>Ef 5.2</w:t>
+      </w:r>
       <w:r>
         <w:rPr>
           <w:lang w:val="pt_PT" w:bidi="pt_PT"/>
@@ -10188,18 +8394,12 @@
         </w:rPr>
         <w:t xml:space="preserve">Aqueles da casa de César eram crentes empregados no serviço do governo romano — possivelmente aqueles que Paulo havia evangelizado enquanto estava na prisão. Eles poderiam ter sido especialmente próximos de Paulo e preocupados com ele na prisão (veja </w:t>
       </w:r>
-      <w:hyperlink r:id="rId292">
-        <w:r>
-          <w:rPr>
-            <w:lang w:val="pt_PT" w:bidi="pt_PT"/>
-          </w:rPr>
-          <w:rPr>
-            <w:color w:val="0000EE"/>
-            <w:u w:val="single"/>
-          </w:rPr>
-          <w:t>1.13</w:t>
-        </w:r>
-      </w:hyperlink>
+      <w:r>
+        <w:rPr>
+          <w:lang w:val="pt_PT" w:bidi="pt_PT"/>
+        </w:rPr>
+        <w:t>1.13</w:t>
+      </w:r>
       <w:r>
         <w:rPr>
           <w:lang w:val="pt_PT" w:bidi="pt_PT"/>
@@ -10254,18 +8454,12 @@
         </w:rPr>
         <w:t xml:space="preserve">Ao encerrar suas cartas, Paulo geralmente invoca a graça do Senhor Jesus Cristo sobre aqueles a quem escreve (veja também </w:t>
       </w:r>
-      <w:hyperlink r:id="rId293">
-        <w:r>
-          <w:rPr>
-            <w:lang w:val="pt_PT" w:bidi="pt_PT"/>
-          </w:rPr>
-          <w:rPr>
-            <w:color w:val="0000EE"/>
-            <w:u w:val="single"/>
-          </w:rPr>
-          <w:t>1.2</w:t>
-        </w:r>
-      </w:hyperlink>
+      <w:r>
+        <w:rPr>
+          <w:lang w:val="pt_PT" w:bidi="pt_PT"/>
+        </w:rPr>
+        <w:t>1.2</w:t>
+      </w:r>
       <w:r>
         <w:rPr>
           <w:lang w:val="pt_PT" w:bidi="pt_PT"/>
